--- a/Deutsch_7A/Balladen/Woche2/Tafelskript_Mi_04-11_Paddy_Fingal_Subjunktionen.docx
+++ b/Deutsch_7A/Balladen/Woche2/Tafelskript_Mi_04-11_Paddy_Fingal_Subjunktionen.docx
@@ -15,7 +15,7 @@
           <w:sz w:val="18"/>
           <w:szCs w:val="18"/>
         </w:rPr>
-        <w:t xml:space="preserve">TAFELSKRIPT FÜR DIE LEHRKRAFT · MI 4.11. · DOPPELSTUNDE (90 MIN.) · AVIVA · MIT PRÄSENTATION (15 FOLIEN)</w:t>
+        <w:t xml:space="preserve">TAFELSKRIPT FÜR DIE LEHRKRAFT · MI 4.11. · DOPPELSTUNDE (90 MIN.) · AVIVA · MIT PRÄSENTATION (16 FOLIEN)</w:t>
       </w:r>
     </w:p>
     <w:p>
@@ -148,7 +148,7 @@
           <w:sz w:val="21"/>
           <w:szCs w:val="21"/>
         </w:rPr>
-        <w:t xml:space="preserve">„Ich kann mit Strophen belegen, wie Paddy aussieht, was der Schotte will und welche List Schaya anwendet. Nach dass, als, weil, wenn steht das finite Verb am Ende, und davor kommt ein Komma.“</w:t>
+        <w:t xml:space="preserve">„Ich kann mit Strophen belegen, wie Paddy aussieht, was der Schotte will und welche List Schaya anwendet. Nach dass, als, weil, wenn steht das finite Verb am Ende, und davor kommt ein Komma.“ Überprüft wird das im Zielcheck am Ende.</w:t>
       </w:r>
     </w:p>
     <w:tbl>
@@ -307,7 +307,7 @@
                 <w:sz w:val="19"/>
                 <w:szCs w:val="19"/>
               </w:rPr>
-              <w:t xml:space="preserve">4 Wo steht das finite Verb?  5 Ü2 Entdecken, Merksatz  6 Ü3, Ü4  7 * Ü5  8 Heute habe ich gelernt, …</w:t>
+              <w:t xml:space="preserve">4 Wo steht das finite Verb?  5 Ü2 Entdecken, Merksatz  6 Ü3, Ü4  7 * Ü5  8 Zielcheck</w:t>
             </w:r>
           </w:p>
         </w:tc>
@@ -1390,7 +1390,7 @@
                 <w:sz w:val="21"/>
                 <w:szCs w:val="21"/>
               </w:rPr>
-              <w:t xml:space="preserve">T1 · Kreide-Kette, Ziel 1 erreicht?</w:t>
+              <w:t xml:space="preserve">T1 · Prüf-Kette</w:t>
             </w:r>
           </w:p>
         </w:tc>
@@ -1424,7 +1424,7 @@
                 <w:sz w:val="21"/>
                 <w:szCs w:val="21"/>
               </w:rPr>
-              <w:t xml:space="preserve">prüfen mit, verbessern mit Grün</w:t>
+              <w:t xml:space="preserve">an der Tafel: prüfen (✓/✗ + Begründung) und anschreiben; alle anderen korrigieren ihr Heft mit Grün</w:t>
             </w:r>
           </w:p>
         </w:tc>
@@ -2128,7 +2128,7 @@
                 <w:sz w:val="21"/>
                 <w:szCs w:val="21"/>
               </w:rPr>
-              <w:t xml:space="preserve">verbinden allein, korrigieren zu zweit, Kreide-Kette</w:t>
+              <w:t xml:space="preserve">verbinden allein, Prüf-Kette mit Heftkorrektur, korrigieren zu zweit</w:t>
             </w:r>
           </w:p>
         </w:tc>
@@ -2412,7 +2412,7 @@
                 <w:sz w:val="21"/>
                 <w:szCs w:val="21"/>
               </w:rPr>
-              <w:t xml:space="preserve">15</w:t>
+              <w:t xml:space="preserve">15–16</w:t>
             </w:r>
           </w:p>
         </w:tc>
@@ -2446,7 +2446,7 @@
                 <w:sz w:val="21"/>
                 <w:szCs w:val="21"/>
               </w:rPr>
-              <w:t xml:space="preserve">Auswerten: Ziele erreicht?</w:t>
+              <w:t xml:space="preserve">Auswerten: Zielcheck</w:t>
             </w:r>
           </w:p>
         </w:tc>
@@ -2480,7 +2480,7 @@
                 <w:sz w:val="21"/>
                 <w:szCs w:val="21"/>
               </w:rPr>
-              <w:t xml:space="preserve">* Forscherfrage, „Heute habe ich gelernt, …“</w:t>
+              <w:t xml:space="preserve">* Forscherfrage; lösen drei Zielcheck-Aufgaben, kontrollieren mit der Lösungsfolie</w:t>
             </w:r>
           </w:p>
         </w:tc>
@@ -2755,7 +2755,7 @@
                 <w:sz w:val="21"/>
                 <w:szCs w:val="21"/>
               </w:rPr>
-              <w:t xml:space="preserve">„Heute habe ich gelernt, …“</w:t>
+              <w:t xml:space="preserve">Zielcheck: Antwort zu Ziel 1, Satz zu Ziel 2 a, Begründung zu Ziel 2 b – mit Grün kontrolliert</w:t>
             </w:r>
           </w:p>
         </w:tc>
@@ -3765,7 +3765,7 @@
           <w:sz w:val="28"/>
           <w:szCs w:val="28"/>
         </w:rPr>
-        <w:t xml:space="preserve">Auswerten Teil 1: Kreide-Kette, Ziel 1 erreicht?</w:t>
+        <w:t xml:space="preserve">Auswerten Teil 1: Prüf-Kette</w:t>
       </w:r>
       <w:r>
         <w:rPr>
@@ -3889,7 +3889,7 @@
                 <w:sz w:val="21"/>
                 <w:szCs w:val="21"/>
               </w:rPr>
-              <w:t xml:space="preserve">„Wer drankommt, schreibt die Antwort in Stichworten mit Strophe an die Tafel. Alle anderen prüfen mit und verbessern im Heft mit Grün.“</w:t>
+              <w:t xml:space="preserve">„Prüf-Kette. Wer drankommt, prüft zuerst die Antwort davor: Haken oder Kreuz und ein Stichwort zur Begründung. Dann schreibt er die nächste Antwort mit Strophe an. Alle anderen vergleichen mit ihrem Heft und verbessern mit Grün.“</w:t>
             </w:r>
           </w:p>
           <w:p>
@@ -3903,7 +3903,7 @@
                 <w:sz w:val="21"/>
                 <w:szCs w:val="21"/>
               </w:rPr>
-              <w:t xml:space="preserve">Drei Schüler, je eine Frage. Bei Frage 3: „Welche Lesetechnik hast du gebraucht?“ (genau). Dann Ziel 1 auf Folie 6 vorlesen: erreicht?</w:t>
+              <w:t xml:space="preserve">S1 schreibt Antwort 1. S2 prüft 1 und schreibt 2. S3 prüft 2 und schreibt 3. S4 prüft 3. Bei Frage 3 nachfragen: Welche Lesetechnik hast du gebraucht? (genau).</w:t>
             </w:r>
           </w:p>
         </w:tc>
@@ -5560,7 +5560,7 @@
                 <w:sz w:val="21"/>
                 <w:szCs w:val="21"/>
               </w:rPr>
-              <w:t xml:space="preserve">„Wer drankommt, schreibt einen Satz an die Tafel und markiert Subjunktion und finites Verb. Alle prüfen mit und verbessern mit Grün.“</w:t>
+              <w:t xml:space="preserve">„Prüf-Kette. Wer drankommt, prüft zuerst den Satz davor: Haken oder Kreuz, Begründung – Verb am Ende? Komma? Dann schreibt er den nächsten Satz an und markiert Subjunktion und finites Verb. Alle anderen vergleichen mit ihrem Heft und verbessern mit Grün.“</w:t>
             </w:r>
           </w:p>
           <w:p>
@@ -5574,7 +5574,7 @@
                 <w:sz w:val="21"/>
                 <w:szCs w:val="21"/>
               </w:rPr>
-              <w:t xml:space="preserve">Kreide-Kette: fünf Schüler, je ein Satz. Bei Satz 5 nachfragen: Welches Verb ist hier finit? (habe – das Hilfsverb, rot).</w:t>
+              <w:t xml:space="preserve">Sechs Schüler: S1 schreibt Satz 1, S2 prüft 1 und schreibt 2 … S6 prüft 5. Bei Satz 5 nachfragen: Welches Verb ist hier finit? (habe – das Hilfsverb, rot).</w:t>
             </w:r>
           </w:p>
         </w:tc>
@@ -5982,7 +5982,7 @@
           <w:sz w:val="28"/>
           <w:szCs w:val="28"/>
         </w:rPr>
-        <w:t xml:space="preserve">Auswerten: Ziele erreicht?</w:t>
+        <w:t xml:space="preserve">Auswerten: Zielcheck</w:t>
       </w:r>
       <w:r>
         <w:rPr>
@@ -6261,21 +6261,32 @@
                 <w:sz w:val="21"/>
                 <w:szCs w:val="21"/>
               </w:rPr>
-              <w:t xml:space="preserve">„Schaut auf unsere beiden Ziele. Schreibt ins Heft: Heute habe ich gelernt, …“</w:t>
-            </w:r>
-          </w:p>
-          <w:p>
-            <w:pPr>
-              <w:spacing w:after="50" w:before="0"/>
-            </w:pPr>
-            <w:r>
-              <w:rPr>
-                <w:rFonts w:ascii="Calibri" w:cs="Calibri" w:eastAsia="Calibri" w:hAnsi="Calibri"/>
-                <w:color w:val="000000"/>
-                <w:sz w:val="21"/>
-                <w:szCs w:val="21"/>
-              </w:rPr>
-              <w:t xml:space="preserve">Zwei Schüler lesen vor. Folie 2 noch einmal zeigen: Was haben wir geschafft? Was mit * offen ist, kommt am Donnerstag als Wiederholung.</w:t>
+              <w:t xml:space="preserve">„Zielcheck. Jetzt arbeitet ihr allein. Löst die drei Aufgaben auf der Folie im Heft. Sie zeigen, ob ihr unsere Ziele erreicht habt. Vier Minuten. Fertig? Stift hinlegen.“</w:t>
+            </w:r>
+          </w:p>
+          <w:p>
+            <w:pPr>
+              <w:spacing w:after="0" w:before="0"/>
+            </w:pPr>
+            <w:r>
+              <w:rPr>
+                <w:rFonts w:ascii="Calibri" w:cs="Calibri" w:eastAsia="Calibri" w:hAnsi="Calibri"/>
+                <w:b/>
+                <w:bCs/>
+                <w:color w:val="5B6B8C"/>
+                <w:sz w:val="19"/>
+                <w:szCs w:val="19"/>
+              </w:rPr>
+              <w:t xml:space="preserve">Lösung: </w:t>
+            </w:r>
+            <w:r>
+              <w:rPr>
+                <w:rFonts w:ascii="Calibri" w:cs="Calibri" w:eastAsia="Calibri" w:hAnsi="Calibri"/>
+                <w:color w:val="5B6B8C"/>
+                <w:sz w:val="19"/>
+                <w:szCs w:val="19"/>
+              </w:rPr>
+              <w:t xml:space="preserve">Ziel 1: Er sieht die riesige Nase des „Babys“ und glaubt, der Vater müsse noch viel größer sein (Str. 8–10). · Ziel 2 a: Der Schotte erschrickt, als er die riesige Nase sieht. · Ziel 2 b: Falsch – im Nebensatz steht das finite Verb am Ende: …, weil er Angst hat.</w:t>
             </w:r>
           </w:p>
         </w:tc>
@@ -6295,6 +6306,150 @@
         <w:t xml:space="preserve"/>
       </w:r>
     </w:p>
+    <w:tbl>
+      <w:tblPr>
+        <w:tblW w:type="dxa" w:w="10206"/>
+        <w:tblBorders>
+          <w:top w:val="single" w:color="auto" w:sz="4"/>
+          <w:left w:val="single" w:color="auto" w:sz="4"/>
+          <w:bottom w:val="single" w:color="auto" w:sz="4"/>
+          <w:right w:val="single" w:color="auto" w:sz="4"/>
+          <w:insideH w:val="single" w:color="auto" w:sz="4"/>
+          <w:insideV w:val="single" w:color="auto" w:sz="4"/>
+        </w:tblBorders>
+      </w:tblPr>
+      <w:tblGrid>
+        <w:gridCol w:w="1700"/>
+        <w:gridCol w:w="8506"/>
+      </w:tblGrid>
+      <w:tr>
+        <w:trPr>
+          <w:cantSplit/>
+        </w:trPr>
+        <w:tc>
+          <w:tcPr>
+            <w:tcW w:type="dxa" w:w="1700"/>
+            <w:tcBorders>
+              <w:top w:val="single" w:color="D5DDEE" w:sz="6"/>
+              <w:left w:val="single" w:color="D5DDEE" w:sz="6"/>
+              <w:bottom w:val="single" w:color="D5DDEE" w:sz="6"/>
+              <w:right w:val="single" w:color="D5DDEE" w:sz="6"/>
+            </w:tcBorders>
+            <w:shd w:fill="F4F7FD" w:color="auto" w:val="clear"/>
+            <w:tcMar>
+              <w:top w:type="dxa" w:w="100"/>
+              <w:left w:type="dxa" w:w="100"/>
+              <w:bottom w:type="dxa" w:w="100"/>
+              <w:right w:type="dxa" w:w="100"/>
+            </w:tcMar>
+            <w:vAlign w:val="top"/>
+          </w:tcPr>
+          <w:p>
+            <w:pPr>
+              <w:spacing w:after="10" w:before="0"/>
+            </w:pPr>
+            <w:r>
+              <w:rPr>
+                <w:rFonts w:ascii="Calibri" w:cs="Calibri" w:eastAsia="Calibri" w:hAnsi="Calibri"/>
+                <w:color w:val="5B6B8C"/>
+                <w:sz w:val="16"/>
+                <w:szCs w:val="16"/>
+              </w:rPr>
+              <w:t xml:space="preserve">Klasse</w:t>
+            </w:r>
+          </w:p>
+          <w:p>
+            <w:pPr>
+              <w:spacing w:after="0" w:before="0"/>
+            </w:pPr>
+            <w:r>
+              <w:rPr>
+                <w:rFonts w:ascii="Calibri" w:cs="Calibri" w:eastAsia="Calibri" w:hAnsi="Calibri"/>
+                <w:b/>
+                <w:bCs/>
+                <w:color w:val="1E2761"/>
+                <w:sz w:val="20"/>
+                <w:szCs w:val="20"/>
+              </w:rPr>
+              <w:t xml:space="preserve">kontrolliert</w:t>
+            </w:r>
+          </w:p>
+        </w:tc>
+        <w:tc>
+          <w:tcPr>
+            <w:tcW w:type="dxa" w:w="8506"/>
+            <w:tcBorders>
+              <w:top w:val="single" w:color="D5DDEE" w:sz="6"/>
+              <w:left w:val="single" w:color="D5DDEE" w:sz="6"/>
+              <w:bottom w:val="single" w:color="D5DDEE" w:sz="6"/>
+              <w:right w:val="single" w:color="D5DDEE" w:sz="6"/>
+            </w:tcBorders>
+            <w:tcMar>
+              <w:top w:type="dxa" w:w="100"/>
+              <w:left w:type="dxa" w:w="160"/>
+              <w:bottom w:type="dxa" w:w="100"/>
+              <w:right w:type="dxa" w:w="100"/>
+            </w:tcMar>
+            <w:vAlign w:val="top"/>
+          </w:tcPr>
+          <w:p>
+            <w:pPr>
+              <w:spacing w:after="60" w:before="0"/>
+            </w:pPr>
+            <w:r>
+              <w:rPr>
+                <w:rFonts w:ascii="Calibri" w:cs="Calibri" w:eastAsia="Calibri" w:hAnsi="Calibri"/>
+                <w:b/>
+                <w:bCs/>
+                <w:color w:val="D9534F"/>
+                <w:sz w:val="20"/>
+                <w:szCs w:val="20"/>
+              </w:rPr>
+              <w:t xml:space="preserve">Ansage: </w:t>
+            </w:r>
+            <w:r>
+              <w:rPr>
+                <w:rFonts w:ascii="Calibri" w:cs="Calibri" w:eastAsia="Calibri" w:hAnsi="Calibri"/>
+                <w:i/>
+                <w:iCs/>
+                <w:color w:val="000000"/>
+                <w:sz w:val="21"/>
+                <w:szCs w:val="21"/>
+              </w:rPr>
+              <w:t xml:space="preserve">„Vergleicht mit der Lösung auf der Folie und verbessert mit Grün.“</w:t>
+            </w:r>
+          </w:p>
+          <w:p>
+            <w:pPr>
+              <w:spacing w:after="50" w:before="0"/>
+            </w:pPr>
+            <w:r>
+              <w:rPr>
+                <w:rFonts w:ascii="Calibri" w:cs="Calibri" w:eastAsia="Calibri" w:hAnsi="Calibri"/>
+                <w:color w:val="000000"/>
+                <w:sz w:val="21"/>
+                <w:szCs w:val="21"/>
+              </w:rPr>
+              <w:t xml:space="preserve">Folie 16. Herumgehen und schauen, wer bei 2 a oder 2 b noch Fehler hat – diese Fälle am Donnerstag in der Wiederholung aufgreifen. Folie 2 noch einmal zeigen: Was mit * offen ist, kommt am Donnerstag.</w:t>
+            </w:r>
+          </w:p>
+        </w:tc>
+      </w:tr>
+    </w:tbl>
+    <w:p>
+      <w:pPr>
+        <w:spacing w:after="40" w:before="0"/>
+      </w:pPr>
+      <w:r>
+        <w:rPr>
+          <w:rFonts w:ascii="Calibri" w:cs="Calibri" w:eastAsia="Calibri" w:hAnsi="Calibri"/>
+          <w:color w:val="000000"/>
+          <w:sz w:val="22"/>
+          <w:szCs w:val="22"/>
+        </w:rPr>
+        <w:t xml:space="preserve"/>
+      </w:r>
+    </w:p>
     <w:p>
       <w:pPr>
         <w:spacing w:after="100" w:before="0"/>
@@ -6498,7 +6653,7 @@
           <w:sz w:val="21"/>
           <w:szCs w:val="21"/>
         </w:rPr>
-        <w:t xml:space="preserve">Immer erst allein oder zu zweit, dann Kreide-Kette mit Auftrag für alle (mitprüfen, mit Grün verbessern).</w:t>
+        <w:t xml:space="preserve">Immer erst allein oder zu zweit. Statt der klassischen Kreide-Kette eine Prüf-Kette: An der Tafel wird geprüft (✓/✗ + Begründung) und angeschrieben, alle anderen korrigieren gleichzeitig ihr Heft. Sicherung als Zielcheck mit konkreten Aufgaben statt „Heute habe ich gelernt“ (Rückmeldung 31.10.).</w:t>
       </w:r>
     </w:p>
     <w:p>
@@ -6663,7 +6818,7 @@
           <w:sz w:val="21"/>
           <w:szCs w:val="21"/>
         </w:rPr>
-        <w:t xml:space="preserve">Kreide-Kette nach Ü1 und Ü3, Partnerkorrektur bei Ü4; typische Hürden vorab benannt: Hilfsverb ans Ende (Ü3 Nr. 5), gesprochenes „weil ich muss …“ (Ü4).</w:t>
+        <w:t xml:space="preserve">Prüf-Kette nach Ü1 und Ü3, Partnerkorrektur bei Ü4, Zielcheck mit Lösungsfolie; typische Hürden vorab benannt: Hilfsverb ans Ende (Ü3 Nr. 5), gesprochenes „weil ich muss …“ (Ü4).</w:t>
       </w:r>
     </w:p>
     <w:p>

--- a/Deutsch_7A/Balladen/Woche2/Tafelskript_Mi_04-11_Paddy_Fingal_Subjunktionen.docx
+++ b/Deutsch_7A/Balladen/Woche2/Tafelskript_Mi_04-11_Paddy_Fingal_Subjunktionen.docx
@@ -31,7 +31,7 @@
           <w:sz w:val="40"/>
           <w:szCs w:val="40"/>
         </w:rPr>
-        <w:t xml:space="preserve">Paddy Fingal: Inhalt und Grammatik in der Ballade</w:t>
+        <w:t xml:space="preserve">Paddy Fingal: Inhalt und Sprachtraining an der Ballade</w:t>
       </w:r>
     </w:p>
     <w:tbl>
@@ -93,7 +93,7 @@
                 <w:sz w:val="21"/>
                 <w:szCs w:val="21"/>
               </w:rPr>
-              <w:t xml:space="preserve">Die Stunde am 16.10. ist ausgefallen. Am Montag wurden in 15 Minuten die Lesetechniken wiederholt. Offen sind LB-Aufgabe 1 a zu Paddy Fingal, die Reime und die Merkmale der Ballade. Teil 1 holt den Inhalt nach und beginnt mit der Wiederholung vom Montag. Teil 2 integriert Grammatik nach dem neuen Prinzip: Die Klasse entdeckt ein Phänomen in der Ballade (Nebensätze mit „dass“ und „als“), leitet daraus die Regel ab, übt sie an Sätzen aus dem Sportalltag und wendet sie wieder auf die Ballade an. Das knüpft an die Verb-Einheit an (finite Form, Hilfsverb). Reime und Ur-Ei folgen am Do/Fr (Material in Woche1/).</w:t>
+              <w:t xml:space="preserve">Die Stunde am 16.10. ist ausgefallen. Am Montag wurden in 15 Minuten die Lesetechniken wiederholt. Offen sind LB-Aufgabe 1 a zu Paddy Fingal, die Reime und die Merkmale der Ballade. Teil 1 holt den Inhalt nach und beginnt mit der Wiederholung vom Montag. Teil 2 integriert Grammatik nach dem neuen Prinzip, gegenüber der Klasse heißt sie „Sprachtraining“: Die Klasse entdeckt ein Phänomen in der Ballade (Nebensätze mit „dass“ und „als“), leitet daraus die Regel ab, übt sie an Sätzen aus dem Sportalltag und wendet sie wieder auf die Ballade an. Das knüpft an die Verb-Einheit an (finite Form, Hilfsverb). Reime und Ur-Ei folgen am Do/Fr (Material in Woche1/).</w:t>
             </w:r>
           </w:p>
         </w:tc>
@@ -2935,7 +2935,7 @@
                 <w:sz w:val="21"/>
                 <w:szCs w:val="21"/>
               </w:rPr>
-              <w:t xml:space="preserve">„Stifte liegen. Ihr hört nur zu. Heute haben wir zwei Teile. In Teil 1 klären wir, worum es in Paddy Fingal genau geht. In Teil 2 schauen wir uns die Sprache der Ballade an und lernen daraus eine neue Grammatikregel. Die Ziele stehen auf der Folie und links an der Tafel.“</w:t>
+              <w:t xml:space="preserve">„Stifte liegen. Ihr hört nur zu. Heute haben wir zwei Teile. In Teil 1 klären wir, worum es in Paddy Fingal genau geht. In Teil 2 ist Sprachtraining: Wir schauen uns die Sprache der Ballade an und lernen daraus eine Regel, mit der ihr besser schreibt. Die Ziele stehen auf der Folie und links an der Tafel.“</w:t>
             </w:r>
           </w:p>
           <w:p>
@@ -4145,7 +4145,7 @@
           <w:sz w:val="30"/>
           <w:szCs w:val="30"/>
         </w:rPr>
-        <w:t xml:space="preserve">Grammatik in der Ballade: Nebensätze mit Subjunktion</w:t>
+        <w:t xml:space="preserve">Sprachtraining: Nebensätze mit Subjunktion</w:t>
       </w:r>
     </w:p>
     <w:p>
@@ -6835,7 +6835,7 @@
           <w:sz w:val="22"/>
           <w:szCs w:val="22"/>
         </w:rPr>
-        <w:t xml:space="preserve">3  Grammatik integriert – aus der Ballade heraus</w:t>
+        <w:t xml:space="preserve">3  Grammatik integriert („Sprachtraining“) – aus der Ballade heraus</w:t>
       </w:r>
     </w:p>
     <w:p>

--- a/Deutsch_7A/Balladen/Woche2/Tafelskript_Mi_04-11_Paddy_Fingal_Subjunktionen.docx
+++ b/Deutsch_7A/Balladen/Woche2/Tafelskript_Mi_04-11_Paddy_Fingal_Subjunktionen.docx
@@ -15,7 +15,7 @@
           <w:sz w:val="18"/>
           <w:szCs w:val="18"/>
         </w:rPr>
-        <w:t xml:space="preserve">TAFELSKRIPT FÜR DIE LEHRKRAFT · MI 4.11. · DOPPELSTUNDE (90 MIN.) · AVIVA · MIT PRÄSENTATION (16 FOLIEN)</w:t>
+        <w:t xml:space="preserve">TAFELSKRIPT FÜR DIE LEHRKRAFT · MI 4.11. · DOPPELSTUNDE (90 MIN.) · AVIVA · MIT PRÄSENTATION (32 FOLIEN)</w:t>
       </w:r>
     </w:p>
     <w:p>
@@ -93,7 +93,7 @@
                 <w:sz w:val="21"/>
                 <w:szCs w:val="21"/>
               </w:rPr>
-              <w:t xml:space="preserve">Die Stunde am 16.10. ist ausgefallen. Am Montag wurden in 15 Minuten die Lesetechniken wiederholt. Offen sind LB-Aufgabe 1 a zu Paddy Fingal, die Reime und die Merkmale der Ballade. Teil 1 holt den Inhalt nach und beginnt mit der Wiederholung vom Montag. Teil 2 integriert Grammatik nach dem neuen Prinzip, gegenüber der Klasse heißt sie „Sprachtraining“: Die Klasse entdeckt ein Phänomen in der Ballade (Nebensätze mit „dass“ und „als“), leitet daraus die Regel ab, übt sie an Sätzen aus dem Sportalltag und wendet sie wieder auf die Ballade an. Das knüpft an die Verb-Einheit an (finite Form, Hilfsverb). Reime und Ur-Ei folgen am Do/Fr (Material in Woche1/).</w:t>
+              <w:t xml:space="preserve">Die Stunde am 16.10. ist ausgefallen. Am Montag wurden in 15 Minuten die Lesetechniken wiederholt. Offen sind LB-Aufgabe 1 a zu Paddy Fingal, die Reime und die Merkmale der Ballade. Teil 1 holt den Inhalt nach und beginnt mit der Wiederholung vom Montag. Statt die LB-Fragen zu beantworten, prüfen die Schüler neun Aussagen auf einem Arbeitsblatt: richtig oder falsch, mit Beleg (Strophe, Vers, Zitat), falsche werden verbessert. Die Aussagen sind in eigenen Worten formuliert, teils mit falschem Detail oder als Schlussfolgerung – das ist die eigentliche Herausforderung im Textverständnis. Ausgewertet wird gemeinsam auf Aufdeck-Folien; niemand muss an die Tafel. Teil 2 integriert Grammatik nach dem neuen Prinzip, gegenüber der Klasse heißt sie „Sprachtraining“: Die Klasse entdeckt ein Phänomen in der Ballade (Nebensätze mit „dass“ und „als“), leitet daraus die Regel ab, übt sie an Sätzen aus dem Sportalltag und wendet sie wieder auf die Ballade an. Das knüpft an die Verb-Einheit an (finite Form, Hilfsverb). Reime und Ur-Ei folgen am Do/Fr (Material in Woche1/).</w:t>
             </w:r>
           </w:p>
         </w:tc>
@@ -123,7 +123,7 @@
           <w:sz w:val="21"/>
           <w:szCs w:val="21"/>
         </w:rPr>
-        <w:t xml:space="preserve">Teil 1: Ich kann Fragen zum Inhalt der Ballade mit Textbeleg beantworten.  Teil 2: Ich kann Nebensätze mit Subjunktion erkennen und richtig bilden: Das finite Verb steht am Ende.</w:t>
+        <w:t xml:space="preserve">Teil 1: Ich kann Aussagen zur Ballade prüfen und mit Textbelegen begründen, ob sie richtig oder falsch sind.  Teil 2: Ich kann Nebensätze mit Subjunktion erkennen und richtig bilden: Das finite Verb steht am Ende.</w:t>
       </w:r>
     </w:p>
     <w:p>
@@ -148,7 +148,7 @@
           <w:sz w:val="21"/>
           <w:szCs w:val="21"/>
         </w:rPr>
-        <w:t xml:space="preserve">„Ich kann mit Strophen belegen, wie Paddy aussieht, was der Schotte will und welche List Schaya anwendet. Nach dass, als, weil, wenn steht das finite Verb am Ende, und davor kommt ein Komma.“ Überprüft wird das im Zielcheck am Ende.</w:t>
+        <w:t xml:space="preserve">„Ich kann Aussagen zur Ballade mit Strophe, Vers und Zitat als richtig oder falsch belegen und falsche verbessern. Nach dass, als, weil, wenn steht das finite Verb am Ende, und davor kommt ein Komma.“ Überprüft wird das im Zielcheck am Ende.</w:t>
       </w:r>
     </w:p>
     <w:tbl>
@@ -252,7 +252,7 @@
                 <w:sz w:val="20"/>
                 <w:szCs w:val="20"/>
               </w:rPr>
-              <w:t xml:space="preserve">Ich kann Fragen zum Inhalt der Ballade mit Textbeleg beantworten.</w:t>
+              <w:t xml:space="preserve">Ich kann Aussagen zur Ballade prüfen und mit Textbelegen begründen, ob sie richtig oder falsch sind.</w:t>
             </w:r>
           </w:p>
           <w:p>
@@ -266,7 +266,7 @@
                 <w:sz w:val="19"/>
                 <w:szCs w:val="19"/>
               </w:rPr>
-              <w:t xml:space="preserve">1 Wiederholung Lesetechniken  2 Ü1 Tandemlesen, LB 1 a  3 * LB 1 b nacherzählen</w:t>
+              <w:t xml:space="preserve">1 Wiederholung Lesetechniken  2 Ü1 Aussagen prüfen  3 * LB 1 b nacherzählen</w:t>
             </w:r>
           </w:p>
           <w:p>
@@ -1112,7 +1112,7 @@
                 <w:sz w:val="21"/>
                 <w:szCs w:val="21"/>
               </w:rPr>
-              <w:t xml:space="preserve">16′</w:t>
+              <w:t xml:space="preserve">18′</w:t>
             </w:r>
           </w:p>
         </w:tc>
@@ -1214,7 +1214,7 @@
                 <w:sz w:val="21"/>
                 <w:szCs w:val="21"/>
               </w:rPr>
-              <w:t xml:space="preserve">T1 · Tandemlesen, LB 1 a</w:t>
+              <w:t xml:space="preserve">T1 · Tandemlesen, Ü1 Aussagen prüfen (AB)</w:t>
             </w:r>
           </w:p>
         </w:tc>
@@ -1248,7 +1248,7 @@
                 <w:sz w:val="21"/>
                 <w:szCs w:val="21"/>
               </w:rPr>
-              <w:t xml:space="preserve">lesen im Tandem, beantworten drei Fragen im Heft</w:t>
+              <w:t xml:space="preserve">lesen im Tandem, prüfen allein, belegen, verbessern</w:t>
             </w:r>
           </w:p>
         </w:tc>
@@ -1288,7 +1288,7 @@
                 <w:sz w:val="21"/>
                 <w:szCs w:val="21"/>
               </w:rPr>
-              <w:t xml:space="preserve">5′</w:t>
+              <w:t xml:space="preserve">7′</w:t>
             </w:r>
           </w:p>
         </w:tc>
@@ -1356,7 +1356,7 @@
                 <w:sz w:val="21"/>
                 <w:szCs w:val="21"/>
               </w:rPr>
-              <w:t xml:space="preserve">6</w:t>
+              <w:t xml:space="preserve">6–15</w:t>
             </w:r>
           </w:p>
         </w:tc>
@@ -1390,7 +1390,7 @@
                 <w:sz w:val="21"/>
                 <w:szCs w:val="21"/>
               </w:rPr>
-              <w:t xml:space="preserve">T1 · Prüf-Kette</w:t>
+              <w:t xml:space="preserve">T1 · Ü1 gemeinsam prüfen (Aufdeck-Folien)</w:t>
             </w:r>
           </w:p>
         </w:tc>
@@ -1424,7 +1424,7 @@
                 <w:sz w:val="21"/>
                 <w:szCs w:val="21"/>
               </w:rPr>
-              <w:t xml:space="preserve">an der Tafel: prüfen (✓/✗ + Begründung) und anschreiben; alle anderen korrigieren ihr Heft mit Grün</w:t>
+              <w:t xml:space="preserve">nennen Urteil und Beleg, verbessern auf dem AB mit Grün</w:t>
             </w:r>
           </w:p>
         </w:tc>
@@ -1464,7 +1464,7 @@
                 <w:sz w:val="21"/>
                 <w:szCs w:val="21"/>
               </w:rPr>
-              <w:t xml:space="preserve">* 8′</w:t>
+              <w:t xml:space="preserve">* 7′</w:t>
             </w:r>
           </w:p>
         </w:tc>
@@ -1532,7 +1532,7 @@
                 <w:sz w:val="21"/>
                 <w:szCs w:val="21"/>
               </w:rPr>
-              <w:t xml:space="preserve">7</w:t>
+              <w:t xml:space="preserve">16</w:t>
             </w:r>
           </w:p>
         </w:tc>
@@ -1708,7 +1708,7 @@
                 <w:sz w:val="21"/>
                 <w:szCs w:val="21"/>
               </w:rPr>
-              <w:t xml:space="preserve">9</w:t>
+              <w:t xml:space="preserve">18</w:t>
             </w:r>
           </w:p>
         </w:tc>
@@ -1884,7 +1884,7 @@
                 <w:sz w:val="21"/>
                 <w:szCs w:val="21"/>
               </w:rPr>
-              <w:t xml:space="preserve">10–11</w:t>
+              <w:t xml:space="preserve">19–20</w:t>
             </w:r>
           </w:p>
         </w:tc>
@@ -1992,7 +1992,7 @@
                 <w:sz w:val="21"/>
                 <w:szCs w:val="21"/>
               </w:rPr>
-              <w:t xml:space="preserve">19′</w:t>
+              <w:t xml:space="preserve">18′</w:t>
             </w:r>
           </w:p>
         </w:tc>
@@ -2060,7 +2060,7 @@
                 <w:sz w:val="21"/>
                 <w:szCs w:val="21"/>
               </w:rPr>
-              <w:t xml:space="preserve">12–13</w:t>
+              <w:t xml:space="preserve">21–29</w:t>
             </w:r>
           </w:p>
         </w:tc>
@@ -2128,7 +2128,7 @@
                 <w:sz w:val="21"/>
                 <w:szCs w:val="21"/>
               </w:rPr>
-              <w:t xml:space="preserve">verbinden allein, Prüf-Kette mit Heftkorrektur, korrigieren zu zweit</w:t>
+              <w:t xml:space="preserve">verbinden allein, prüfen gemeinsam (Aufdeck-Folien), korrigieren zu zweit</w:t>
             </w:r>
           </w:p>
         </w:tc>
@@ -2236,7 +2236,7 @@
                 <w:sz w:val="21"/>
                 <w:szCs w:val="21"/>
               </w:rPr>
-              <w:t xml:space="preserve">14</w:t>
+              <w:t xml:space="preserve">30</w:t>
             </w:r>
           </w:p>
         </w:tc>
@@ -2412,7 +2412,7 @@
                 <w:sz w:val="21"/>
                 <w:szCs w:val="21"/>
               </w:rPr>
-              <w:t xml:space="preserve">15–16</w:t>
+              <w:t xml:space="preserve">31–32</w:t>
             </w:r>
           </w:p>
         </w:tc>
@@ -2508,7 +2508,7 @@
           <w:sz w:val="21"/>
           <w:szCs w:val="21"/>
         </w:rPr>
-        <w:t xml:space="preserve">74 Min. Pflicht, 13 Min. mit * (1 b, Ü5, Forscherfrage), 3 Min. Puffer. Wenn 1 b entfällt, ist es der Einstieg am Donnerstag.</w:t>
+        <w:t xml:space="preserve">77 Min. Pflicht, 12 Min. mit * (1 b, Ü5, Forscherfrage), 1 Min. Puffer. Wenn 1 b entfällt, ist es der Einstieg am Donnerstag. Wird es in Teil 1 eng: Aussage 9 (*) in der gemeinsamen Prüfung überspringen.</w:t>
       </w:r>
     </w:p>
     <w:p>
@@ -2611,7 +2611,7 @@
                 <w:sz w:val="21"/>
                 <w:szCs w:val="21"/>
               </w:rPr>
-              <w:t xml:space="preserve">Überschrift „Paddy Fingal – den Inhalt erschließen“ · A–C mit Lesetechnik und „weil“ · Ü1: drei Antworten in Sätzen, mit Strophe, mit Grün verbessert</w:t>
+              <w:t xml:space="preserve">Überschrift „Paddy Fingal – den Inhalt erschließen“ · A–C mit Lesetechnik und „weil“ · Arbeitsblatt Ü1 (eingeklebt): neun Aussagen mit Urteil, Beleg und Verbesserung, mit Grün kontrolliert</w:t>
             </w:r>
           </w:p>
         </w:tc>
@@ -2783,7 +2783,7 @@
           <w:sz w:val="21"/>
           <w:szCs w:val="21"/>
         </w:rPr>
-        <w:t xml:space="preserve">Präsentation `Mittwoch_04-11_Deutsch_7A.pptx` (Lösungen in den Notizen) · Lehrbuch S. 136 f. · Merksatz-Schnipsel „Nebensätze mit Subjunktion“ (8 pro A4) · Tandems wie festgelegt · Handreichung Polnisch für S-PL.</w:t>
+        <w:t xml:space="preserve">Präsentation `Mittwoch_04-11_Deutsch_7A.pptx` (Lösungen in den Notizen und auf Aufdeck-Folien) · Lehrbuch S. 136 f. · Arbeitsblatt „Ü1 Paddy Fingal – Aussagen prüfen“ (1 A4 pro Schüler) · Merksatz-Schnipsel „Nebensätze mit Subjunktion“ (8 pro A4) · Tandems wie festgelegt · Handreichung Polnisch für S-PL.</w:t>
       </w:r>
     </w:p>
     <w:p>
@@ -3498,7 +3498,7 @@
                 <w:sz w:val="21"/>
                 <w:szCs w:val="21"/>
               </w:rPr>
-              <w:t xml:space="preserve">„Stifte liegen. Ihr lest jetzt im Tandem: Einer liest eine Strophe vor, der andere liest leise mit und hilft bei Fehlern, dann Wechsel. Danach schreibt jeder die drei Antworten in sein Heft, mit Strophe.“</w:t>
+              <w:t xml:space="preserve">„Stifte liegen. Ihr lest jetzt im Tandem: Einer liest eine Strophe vor, der andere liest leise mit und hilft bei Fehlern, dann Wechsel. Danach prüft jeder allein die Aussagen auf dem Arbeitsblatt: richtig oder falsch? Belegt mit Strophe, Vers und Zitat. Ist eine Aussage falsch, schreibt ihr auf, was richtig ist. Achtung: Die Aussagen sind in anderen Worten formuliert – ihr müsst die Stelle verstanden haben.“</w:t>
             </w:r>
           </w:p>
           <w:p>
@@ -3512,7 +3512,7 @@
                 <w:sz w:val="21"/>
                 <w:szCs w:val="21"/>
               </w:rPr>
-              <w:t xml:space="preserve">Methodenkarte „Tandemlesen“ (Tandems lesestärker/leseschwächer).</w:t>
+              <w:t xml:space="preserve">Methodenkarte „Tandemlesen“ (Tandems lesestärker/leseschwächer). Arbeitsblatt austeilen, das Beispiel oben gemeinsam lesen.</w:t>
             </w:r>
           </w:p>
         </w:tc>
@@ -3557,7 +3557,7 @@
           <w:sz w:val="28"/>
           <w:szCs w:val="28"/>
         </w:rPr>
-        <w:t xml:space="preserve">Verarbeiten: Ü1 – LB-Aufgabe 1 a</w:t>
+        <w:t xml:space="preserve">Verarbeiten: Ü1 – Aussagen prüfen</w:t>
       </w:r>
       <w:r>
         <w:rPr>
@@ -3568,7 +3568,7 @@
           <w:sz w:val="20"/>
           <w:szCs w:val="20"/>
         </w:rPr>
-        <w:t xml:space="preserve">   16 Min.</w:t>
+        <w:t xml:space="preserve">   18 Min.</w:t>
       </w:r>
     </w:p>
     <w:tbl>
@@ -3681,7 +3681,7 @@
                 <w:sz w:val="21"/>
                 <w:szCs w:val="21"/>
               </w:rPr>
-              <w:t xml:space="preserve">„Jetzt arbeitet ihr im Tandem. Die Aufgabe steht auf der Folie. Acht Minuten lesen, dann acht Minuten schreiben. Fertig? Stift hinlegen.“</w:t>
+              <w:t xml:space="preserve">„Jetzt arbeitet ihr im Tandem. Lest die Ballade Strophe für Strophe abwechselnd. Acht Minuten.“</w:t>
             </w:r>
           </w:p>
           <w:p>
@@ -3695,32 +3695,7 @@
                 <w:sz w:val="21"/>
                 <w:szCs w:val="21"/>
               </w:rPr>
-              <w:t xml:space="preserve">Herumgehen, beim Tandemlesen zuhören. Wer fertig ist, beginnt mit * 1 b (Folie 7).</w:t>
-            </w:r>
-          </w:p>
-          <w:p>
-            <w:pPr>
-              <w:spacing w:after="0" w:before="0"/>
-            </w:pPr>
-            <w:r>
-              <w:rPr>
-                <w:rFonts w:ascii="Calibri" w:cs="Calibri" w:eastAsia="Calibri" w:hAnsi="Calibri"/>
-                <w:b/>
-                <w:bCs/>
-                <w:color w:val="5B6B8C"/>
-                <w:sz w:val="19"/>
-                <w:szCs w:val="19"/>
-              </w:rPr>
-              <w:t xml:space="preserve">Lösung: </w:t>
-            </w:r>
-            <w:r>
-              <w:rPr>
-                <w:rFonts w:ascii="Calibri" w:cs="Calibri" w:eastAsia="Calibri" w:hAnsi="Calibri"/>
-                <w:color w:val="5B6B8C"/>
-                <w:sz w:val="19"/>
-                <w:szCs w:val="19"/>
-              </w:rPr>
-              <w:t xml:space="preserve">1 Ein Riese mit einem schwarzen Bart, sechs Ellen lang, Fäuste so groß wie Tonnen; er wirft mit einem Mastbaum (Str. 1). · 2 Der Schotte will herausfinden, wer von beiden stärker ist (Str. 2). · 3 Schaya steckt Paddy ins Bett, türmt die Kissen hoch und gibt ihn als ihr Baby aus. Der Schotte sieht nur die riesige Nase, denkt an einen riesigen Vater und flieht (Str. 5–10).</w:t>
+              <w:t xml:space="preserve">Herumgehen, beim Tandemlesen zuhören.</w:t>
             </w:r>
           </w:p>
         </w:tc>
@@ -3738,45 +3713,6 @@
           <w:szCs w:val="22"/>
         </w:rPr>
         <w:t xml:space="preserve"/>
-      </w:r>
-    </w:p>
-    <w:p>
-      <w:pPr>
-        <w:keepNext/>
-        <w:spacing w:after="100" w:before="200"/>
-      </w:pPr>
-      <w:r>
-        <w:rPr>
-          <w:rFonts w:ascii="Cambria" w:cs="Cambria" w:eastAsia="Cambria" w:hAnsi="Cambria"/>
-          <w:b/>
-          <w:bCs/>
-          <w:color w:val="D9534F"/>
-          <w:sz w:val="28"/>
-          <w:szCs w:val="28"/>
-        </w:rPr>
-        <w:t xml:space="preserve">A  </w:t>
-      </w:r>
-      <w:r>
-        <w:rPr>
-          <w:rFonts w:ascii="Cambria" w:cs="Cambria" w:eastAsia="Cambria" w:hAnsi="Cambria"/>
-          <w:b/>
-          <w:bCs/>
-          <w:color w:val="1E2761"/>
-          <w:sz w:val="28"/>
-          <w:szCs w:val="28"/>
-        </w:rPr>
-        <w:t xml:space="preserve">Auswerten Teil 1: Prüf-Kette</w:t>
-      </w:r>
-      <w:r>
-        <w:rPr>
-          <w:rFonts w:ascii="Calibri" w:cs="Calibri" w:eastAsia="Calibri" w:hAnsi="Calibri"/>
-          <w:b/>
-          <w:bCs/>
-          <w:color w:val="C77C12"/>
-          <w:sz w:val="20"/>
-          <w:szCs w:val="20"/>
-        </w:rPr>
-        <w:t xml:space="preserve">   5 Min.</w:t>
       </w:r>
     </w:p>
     <w:tbl>
@@ -3844,7 +3780,7 @@
                 <w:sz w:val="20"/>
                 <w:szCs w:val="20"/>
               </w:rPr>
-              <w:t xml:space="preserve">kommt an die Tafel</w:t>
+              <w:t xml:space="preserve">arbeitet allein</w:t>
             </w:r>
           </w:p>
         </w:tc>
@@ -3889,7 +3825,7 @@
                 <w:sz w:val="21"/>
                 <w:szCs w:val="21"/>
               </w:rPr>
-              <w:t xml:space="preserve">„Prüf-Kette. Wer drankommt, prüft zuerst die Antwort davor: Haken oder Kreuz und ein Stichwort zur Begründung. Dann schreibt er die nächste Antwort mit Strophe an. Alle anderen vergleichen mit ihrem Heft und verbessern mit Grün.“</w:t>
+              <w:t xml:space="preserve">„Jetzt arbeitet ihr allein. Prüft die Aussagen auf dem Arbeitsblatt. Zehn Minuten. Nummer 9 hat einen Stern. Fertig? Stift hinlegen.“</w:t>
             </w:r>
           </w:p>
           <w:p>
@@ -3903,7 +3839,32 @@
                 <w:sz w:val="21"/>
                 <w:szCs w:val="21"/>
               </w:rPr>
-              <w:t xml:space="preserve">S1 schreibt Antwort 1. S2 prüft 1 und schreibt 2. S3 prüft 2 und schreibt 3. S4 prüft 3. Bei Frage 3 nachfragen: Welche Lesetechnik hast du gebraucht? (genau).</w:t>
+              <w:t xml:space="preserve">Typische Hürde: Aussagen, die plausibel klingen, aber ein falsches Detail haben (Nr. 3, 4, 6). Wer nur überfliegt, fällt darauf herein – Rückbezug zu den Lesetechniken: hier genau lesen.</w:t>
+            </w:r>
+          </w:p>
+          <w:p>
+            <w:pPr>
+              <w:spacing w:after="0" w:before="0"/>
+            </w:pPr>
+            <w:r>
+              <w:rPr>
+                <w:rFonts w:ascii="Calibri" w:cs="Calibri" w:eastAsia="Calibri" w:hAnsi="Calibri"/>
+                <w:b/>
+                <w:bCs/>
+                <w:color w:val="5B6B8C"/>
+                <w:sz w:val="19"/>
+                <w:szCs w:val="19"/>
+              </w:rPr>
+              <w:t xml:space="preserve">Lösung: </w:t>
+            </w:r>
+            <w:r>
+              <w:rPr>
+                <w:rFonts w:ascii="Calibri" w:cs="Calibri" w:eastAsia="Calibri" w:hAnsi="Calibri"/>
+                <w:color w:val="5B6B8C"/>
+                <w:sz w:val="19"/>
+                <w:szCs w:val="19"/>
+              </w:rPr>
+              <w:t xml:space="preserve">1 richtig – Str. 1, V. 4 „einen Mastbaum führt’ er als Wurfgeschoss“ · 2 falsch – Str. 2, V. 7–9; richtig: Er will herausfinden, wer stärker ist · 3 falsch – Str. 3, V. 14 „zehn Schuh größer“ · 4 falsch – Str. 4, V. 16–17; richtig: Er bekommt Angst und will sich verstecken · 5 richtig – Str. 7, V. 31–32 · 6 falsch – Str. 8, V. 37 „neugierig ans Lager ging“ · 7 falsch – Str. 9, V. 43–44; richtig: Er hält Paddy für ein Baby und fürchtet den Vater · 8 richtig – Str. 10, V. 48 „fast wär ertrunken“ · *9 falsch – Str. 11, V. 55; Paddy hat nie gekämpft, „tapfer“ ist ironisch</w:t>
             </w:r>
           </w:p>
         </w:tc>
@@ -3937,7 +3898,7 @@
           <w:sz w:val="28"/>
           <w:szCs w:val="28"/>
         </w:rPr>
-        <w:t xml:space="preserve">V  </w:t>
+        <w:t xml:space="preserve">A  </w:t>
       </w:r>
       <w:r>
         <w:rPr>
@@ -3948,7 +3909,7 @@
           <w:sz w:val="28"/>
           <w:szCs w:val="28"/>
         </w:rPr>
-        <w:t xml:space="preserve">* Verarbeiten: LB-Aufgabe 1 b nacherzählen</w:t>
+        <w:t xml:space="preserve">Auswerten Teil 1: Ü1 gemeinsam prüfen</w:t>
       </w:r>
       <w:r>
         <w:rPr>
@@ -3959,7 +3920,7 @@
           <w:sz w:val="20"/>
           <w:szCs w:val="20"/>
         </w:rPr>
-        <w:t xml:space="preserve">   8 Min.</w:t>
+        <w:t xml:space="preserve">   7 Min.</w:t>
       </w:r>
     </w:p>
     <w:tbl>
@@ -4027,7 +3988,7 @@
                 <w:sz w:val="20"/>
                 <w:szCs w:val="20"/>
               </w:rPr>
-              <w:t xml:space="preserve">arbeitet zu zweit</w:t>
+              <w:t xml:space="preserve">macht mündlich mit</w:t>
             </w:r>
           </w:p>
         </w:tc>
@@ -4072,7 +4033,7 @@
                 <w:sz w:val="21"/>
                 <w:szCs w:val="21"/>
               </w:rPr>
-              <w:t xml:space="preserve">„A erzählt Strophe 1 bis 5 nach, B hört zu und hakt die Checkliste ab. Dann Wechsel: B erzählt Strophe 6 bis 11. Eure Antworten aus Ü1 sind euer Spickzettel.“</w:t>
+              <w:t xml:space="preserve">„Stifte bereit, grüner Stift. Wir prüfen jetzt gemeinsam, Aussage für Aussage. Wer drankommt, sagt: richtig oder falsch – und den Beleg. Bei falschen Aussagen auch: Richtig ist … Erst dann decke ich auf. Alle verbessern auf dem Arbeitsblatt mit Grün.“</w:t>
             </w:r>
           </w:p>
           <w:p>
@@ -4086,7 +4047,7 @@
                 <w:sz w:val="21"/>
                 <w:szCs w:val="21"/>
               </w:rPr>
-              <w:t xml:space="preserve">Checkliste: Titel und Autor · richtige Reihenfolge · nichts dazuerfinden · alle wichtigen Details · * spannend mit wörtlicher Rede.</w:t>
+              <w:t xml:space="preserve">Folie 6 bis 15: Mit jedem Klick erscheint die Lösung zur nächsten Aussage (Urteil, Beleg, „Richtig ist …“). Jeweils einen anderen Schüler drannehmen, auch Nicht-Melder. Niemand geht an die Tafel.</w:t>
             </w:r>
           </w:p>
           <w:p>
@@ -4100,7 +4061,7 @@
                 <w:sz w:val="21"/>
                 <w:szCs w:val="21"/>
               </w:rPr>
-              <w:t xml:space="preserve">Fällt 1 b weg: Einstieg am Donnerstag.</w:t>
+              <w:t xml:space="preserve">Bei Nr. 9 kurz die Ironie besprechen: Der Feigling wird als „tapferer“ Held gefeiert. Danach Ziel 1 auf Folie 2 ansprechen.</w:t>
             </w:r>
           </w:p>
         </w:tc>
@@ -4123,34 +4084,6 @@
     <w:p>
       <w:pPr>
         <w:keepNext/>
-        <w:spacing w:after="80" w:before="280"/>
-      </w:pPr>
-      <w:r>
-        <w:rPr>
-          <w:rFonts w:ascii="Calibri" w:cs="Calibri" w:eastAsia="Calibri" w:hAnsi="Calibri"/>
-          <w:b/>
-          <w:bCs/>
-          <w:color w:val="7A5BA6"/>
-          <w:sz w:val="20"/>
-          <w:szCs w:val="20"/>
-        </w:rPr>
-        <w:t xml:space="preserve">TEIL 2  </w:t>
-      </w:r>
-      <w:r>
-        <w:rPr>
-          <w:rFonts w:ascii="Cambria" w:cs="Cambria" w:eastAsia="Cambria" w:hAnsi="Cambria"/>
-          <w:b/>
-          <w:bCs/>
-          <w:color w:val="7A5BA6"/>
-          <w:sz w:val="30"/>
-          <w:szCs w:val="30"/>
-        </w:rPr>
-        <w:t xml:space="preserve">Sprachtraining: Nebensätze mit Subjunktion</w:t>
-      </w:r>
-    </w:p>
-    <w:p>
-      <w:pPr>
-        <w:keepNext/>
         <w:spacing w:after="100" w:before="200"/>
       </w:pPr>
       <w:r>
@@ -4173,7 +4106,7 @@
           <w:sz w:val="28"/>
           <w:szCs w:val="28"/>
         </w:rPr>
-        <w:t xml:space="preserve">Vorwissen aktivieren: Wo steht das finite Verb?</w:t>
+        <w:t xml:space="preserve">* Verarbeiten: LB-Aufgabe 1 b nacherzählen</w:t>
       </w:r>
       <w:r>
         <w:rPr>
@@ -4184,7 +4117,7 @@
           <w:sz w:val="20"/>
           <w:szCs w:val="20"/>
         </w:rPr>
-        <w:t xml:space="preserve">   4 Min.</w:t>
+        <w:t xml:space="preserve">   7 Min.</w:t>
       </w:r>
     </w:p>
     <w:tbl>
@@ -4252,7 +4185,7 @@
                 <w:sz w:val="20"/>
                 <w:szCs w:val="20"/>
               </w:rPr>
-              <w:t xml:space="preserve">arbeitet allein</w:t>
+              <w:t xml:space="preserve">arbeitet zu zweit</w:t>
             </w:r>
           </w:p>
         </w:tc>
@@ -4297,7 +4230,7 @@
                 <w:sz w:val="21"/>
                 <w:szCs w:val="21"/>
               </w:rPr>
-              <w:t xml:space="preserve">„Neue Überschrift: Nebensätze mit Subjunktion. Jetzt arbeitet ihr allein. Schreibt die beiden Sätze von der Folie ab und unterstreicht das finite Verb. Wo steht es?“</w:t>
+              <w:t xml:space="preserve">„A erzählt Strophe 1 bis 5 nach, B hört zu und hakt die Checkliste ab. Dann Wechsel: B erzählt Strophe 6 bis 11. Euer Arbeitsblatt aus Ü1 ist euer Spickzettel.“</w:t>
             </w:r>
           </w:p>
           <w:p>
@@ -4311,32 +4244,21 @@
                 <w:sz w:val="21"/>
                 <w:szCs w:val="21"/>
               </w:rPr>
-              <w:t xml:space="preserve">Kurz fragen: Woran erkennst du das finite Verb? – Es ändert sich mit der Person (ich war, du warst).</w:t>
-            </w:r>
-          </w:p>
-          <w:p>
-            <w:pPr>
-              <w:spacing w:after="0" w:before="0"/>
-            </w:pPr>
-            <w:r>
-              <w:rPr>
-                <w:rFonts w:ascii="Calibri" w:cs="Calibri" w:eastAsia="Calibri" w:hAnsi="Calibri"/>
-                <w:b/>
-                <w:bCs/>
-                <w:color w:val="5B6B8C"/>
-                <w:sz w:val="19"/>
-                <w:szCs w:val="19"/>
-              </w:rPr>
-              <w:t xml:space="preserve">Lösung: </w:t>
-            </w:r>
-            <w:r>
-              <w:rPr>
-                <w:rFonts w:ascii="Calibri" w:cs="Calibri" w:eastAsia="Calibri" w:hAnsi="Calibri"/>
-                <w:color w:val="5B6B8C"/>
-                <w:sz w:val="19"/>
-                <w:szCs w:val="19"/>
-              </w:rPr>
-              <w:t xml:space="preserve">Paddy Fingal war von Riesenart. · Da lief er heim in jähem Schreck. → war, lief: an Position 2 (nach dem ersten Satzglied).</w:t>
+              <w:t xml:space="preserve">Checkliste: Titel und Autor · richtige Reihenfolge · nichts dazuerfinden · alle wichtigen Details · * spannend mit wörtlicher Rede.</w:t>
+            </w:r>
+          </w:p>
+          <w:p>
+            <w:pPr>
+              <w:spacing w:after="50" w:before="0"/>
+            </w:pPr>
+            <w:r>
+              <w:rPr>
+                <w:rFonts w:ascii="Calibri" w:cs="Calibri" w:eastAsia="Calibri" w:hAnsi="Calibri"/>
+                <w:color w:val="000000"/>
+                <w:sz w:val="21"/>
+                <w:szCs w:val="21"/>
+              </w:rPr>
+              <w:t xml:space="preserve">Fällt 1 b weg: Einstieg am Donnerstag.</w:t>
             </w:r>
           </w:p>
         </w:tc>
@@ -4359,6 +4281,34 @@
     <w:p>
       <w:pPr>
         <w:keepNext/>
+        <w:spacing w:after="80" w:before="280"/>
+      </w:pPr>
+      <w:r>
+        <w:rPr>
+          <w:rFonts w:ascii="Calibri" w:cs="Calibri" w:eastAsia="Calibri" w:hAnsi="Calibri"/>
+          <w:b/>
+          <w:bCs/>
+          <w:color w:val="7A5BA6"/>
+          <w:sz w:val="20"/>
+          <w:szCs w:val="20"/>
+        </w:rPr>
+        <w:t xml:space="preserve">TEIL 2  </w:t>
+      </w:r>
+      <w:r>
+        <w:rPr>
+          <w:rFonts w:ascii="Cambria" w:cs="Cambria" w:eastAsia="Cambria" w:hAnsi="Cambria"/>
+          <w:b/>
+          <w:bCs/>
+          <w:color w:val="7A5BA6"/>
+          <w:sz w:val="30"/>
+          <w:szCs w:val="30"/>
+        </w:rPr>
+        <w:t xml:space="preserve">Sprachtraining: Nebensätze mit Subjunktion</w:t>
+      </w:r>
+    </w:p>
+    <w:p>
+      <w:pPr>
+        <w:keepNext/>
         <w:spacing w:after="100" w:before="200"/>
       </w:pPr>
       <w:r>
@@ -4370,7 +4320,7 @@
           <w:sz w:val="28"/>
           <w:szCs w:val="28"/>
         </w:rPr>
-        <w:t xml:space="preserve">I  </w:t>
+        <w:t xml:space="preserve">V  </w:t>
       </w:r>
       <w:r>
         <w:rPr>
@@ -4381,7 +4331,7 @@
           <w:sz w:val="28"/>
           <w:szCs w:val="28"/>
         </w:rPr>
-        <w:t xml:space="preserve">Informieren: Ü2 entdecken und Merksatz</w:t>
+        <w:t xml:space="preserve">Vorwissen aktivieren: Wo steht das finite Verb?</w:t>
       </w:r>
       <w:r>
         <w:rPr>
@@ -4392,281 +4342,7 @@
           <w:sz w:val="20"/>
           <w:szCs w:val="20"/>
         </w:rPr>
-        <w:t xml:space="preserve">   12 Min.</w:t>
-      </w:r>
-    </w:p>
-    <w:tbl>
-      <w:tblPr>
-        <w:tblW w:type="dxa" w:w="8166"/>
-        <w:tblBorders>
-          <w:top w:val="single" w:color="auto" w:sz="4"/>
-          <w:left w:val="single" w:color="auto" w:sz="4"/>
-          <w:bottom w:val="single" w:color="auto" w:sz="4"/>
-          <w:right w:val="single" w:color="auto" w:sz="4"/>
-          <w:insideH w:val="single" w:color="auto" w:sz="4"/>
-          <w:insideV w:val="single" w:color="auto" w:sz="4"/>
-        </w:tblBorders>
-      </w:tblPr>
-      <w:tblGrid>
-        <w:gridCol w:w="8166"/>
-      </w:tblGrid>
-      <w:tr>
-        <w:trPr>
-          <w:cantSplit/>
-        </w:trPr>
-        <w:tc>
-          <w:tcPr>
-            <w:tcW w:type="dxa" w:w="8166"/>
-            <w:tcBorders>
-              <w:top w:val="single" w:color="3D4A3F" w:sz="12"/>
-              <w:left w:val="single" w:color="3D4A3F" w:sz="12"/>
-              <w:bottom w:val="single" w:color="3D4A3F" w:sz="12"/>
-              <w:right w:val="single" w:color="3D4A3F" w:sz="12"/>
-            </w:tcBorders>
-            <w:shd w:fill="3D4A3F" w:color="auto" w:val="clear"/>
-            <w:tcMar>
-              <w:top w:type="dxa" w:w="30"/>
-              <w:left w:type="dxa" w:w="100"/>
-              <w:bottom w:type="dxa" w:w="30"/>
-              <w:right w:type="dxa" w:w="100"/>
-            </w:tcMar>
-            <w:vAlign w:val="center"/>
-          </w:tcPr>
-          <w:p>
-            <w:pPr>
-              <w:spacing w:after="0" w:before="0"/>
-            </w:pPr>
-            <w:r>
-              <w:rPr>
-                <w:rFonts w:ascii="Calibri" w:cs="Calibri" w:eastAsia="Calibri" w:hAnsi="Calibri"/>
-                <w:b/>
-                <w:bCs/>
-                <w:color w:val="FFFFFF"/>
-                <w:sz w:val="16"/>
-                <w:szCs w:val="16"/>
-              </w:rPr>
-              <w:t xml:space="preserve">TAFEL · Mitteltafel · Tafelbild (entsteht im Gespräch, bleibt stehen)</w:t>
-            </w:r>
-          </w:p>
-        </w:tc>
-      </w:tr>
-      <w:tr>
-        <w:trPr>
-          <w:cantSplit/>
-        </w:trPr>
-        <w:tc>
-          <w:tcPr>
-            <w:tcW w:type="dxa" w:w="8166"/>
-            <w:tcBorders>
-              <w:top w:val="single" w:color="3D4A3F" w:sz="12"/>
-              <w:left w:val="single" w:color="3D4A3F" w:sz="12"/>
-              <w:bottom w:val="single" w:color="3D4A3F" w:sz="12"/>
-              <w:right w:val="single" w:color="3D4A3F" w:sz="12"/>
-            </w:tcBorders>
-            <w:shd w:fill="F3F6F1" w:color="auto" w:val="clear"/>
-            <w:tcMar>
-              <w:top w:type="dxa" w:w="100"/>
-              <w:left w:type="dxa" w:w="160"/>
-              <w:bottom w:type="dxa" w:w="100"/>
-              <w:right w:type="dxa" w:w="100"/>
-            </w:tcMar>
-            <w:vAlign w:val="center"/>
-          </w:tcPr>
-          <w:p>
-            <w:pPr>
-              <w:spacing w:after="30" w:before="0"/>
-            </w:pPr>
-            <w:r>
-              <w:rPr>
-                <w:rFonts w:ascii="Cambria" w:cs="Cambria" w:eastAsia="Cambria" w:hAnsi="Cambria"/>
-                <w:b/>
-                <w:bCs/>
-                <w:color w:val="000000"/>
-                <w:sz w:val="22"/>
-                <w:szCs w:val="22"/>
-              </w:rPr>
-              <w:t xml:space="preserve">Hauptsatz:  </w:t>
-            </w:r>
-            <w:r>
-              <w:rPr>
-                <w:rFonts w:ascii="Cambria" w:cs="Cambria" w:eastAsia="Cambria" w:hAnsi="Cambria"/>
-                <w:color w:val="000000"/>
-                <w:sz w:val="22"/>
-                <w:szCs w:val="22"/>
-              </w:rPr>
-              <w:t xml:space="preserve">Da </w:t>
-            </w:r>
-            <w:r>
-              <w:rPr>
-                <w:rFonts w:ascii="Cambria" w:cs="Cambria" w:eastAsia="Cambria" w:hAnsi="Cambria"/>
-                <w:b/>
-                <w:bCs/>
-                <w:color w:val="000000"/>
-                <w:sz w:val="22"/>
-                <w:szCs w:val="22"/>
-              </w:rPr>
-              <w:t xml:space="preserve">lief</w:t>
-            </w:r>
-            <w:r>
-              <w:rPr>
-                <w:rFonts w:ascii="Cambria" w:cs="Cambria" w:eastAsia="Cambria" w:hAnsi="Cambria"/>
-                <w:color w:val="5B6B8C"/>
-                <w:sz w:val="22"/>
-                <w:szCs w:val="22"/>
-              </w:rPr>
-              <w:t xml:space="preserve"> er heim in jähem Schreck.        → finites Verb an Position 2</w:t>
-            </w:r>
-          </w:p>
-          <w:p>
-            <w:pPr>
-              <w:spacing w:after="30" w:before="0"/>
-            </w:pPr>
-            <w:r>
-              <w:rPr>
-                <w:rFonts w:ascii="Cambria" w:cs="Cambria" w:eastAsia="Cambria" w:hAnsi="Cambria"/>
-                <w:b/>
-                <w:bCs/>
-                <w:color w:val="000000"/>
-                <w:sz w:val="22"/>
-                <w:szCs w:val="22"/>
-              </w:rPr>
-              <w:t xml:space="preserve">Nebensatz:  </w:t>
-            </w:r>
-            <w:r>
-              <w:rPr>
-                <w:rFonts w:ascii="Cambria" w:cs="Cambria" w:eastAsia="Cambria" w:hAnsi="Cambria"/>
-                <w:color w:val="000000"/>
-                <w:sz w:val="22"/>
-                <w:szCs w:val="22"/>
-              </w:rPr>
-              <w:t xml:space="preserve">…, </w:t>
-            </w:r>
-            <w:r>
-              <w:rPr>
-                <w:rFonts w:ascii="Cambria" w:cs="Cambria" w:eastAsia="Cambria" w:hAnsi="Cambria"/>
-                <w:b/>
-                <w:bCs/>
-                <w:color w:val="7A5BA6"/>
-                <w:sz w:val="22"/>
-                <w:szCs w:val="22"/>
-              </w:rPr>
-              <w:t xml:space="preserve">dass</w:t>
-            </w:r>
-            <w:r>
-              <w:rPr>
-                <w:rFonts w:ascii="Cambria" w:cs="Cambria" w:eastAsia="Cambria" w:hAnsi="Cambria"/>
-                <w:color w:val="000000"/>
-                <w:sz w:val="22"/>
-                <w:szCs w:val="22"/>
-              </w:rPr>
-              <w:t xml:space="preserve"> der Fremdling zehn Schuh größer </w:t>
-            </w:r>
-            <w:r>
-              <w:rPr>
-                <w:rFonts w:ascii="Cambria" w:cs="Cambria" w:eastAsia="Cambria" w:hAnsi="Cambria"/>
-                <w:b/>
-                <w:bCs/>
-                <w:color w:val="000000"/>
-                <w:sz w:val="22"/>
-                <w:szCs w:val="22"/>
-              </w:rPr>
-              <w:t xml:space="preserve">war</w:t>
-            </w:r>
-            <w:r>
-              <w:rPr>
-                <w:rFonts w:ascii="Cambria" w:cs="Cambria" w:eastAsia="Cambria" w:hAnsi="Cambria"/>
-                <w:color w:val="5B6B8C"/>
-                <w:sz w:val="22"/>
-                <w:szCs w:val="22"/>
-              </w:rPr>
-              <w:t xml:space="preserve">.   → finites Verb am Ende</w:t>
-            </w:r>
-          </w:p>
-          <w:p>
-            <w:pPr>
-              <w:spacing w:after="30" w:before="0"/>
-            </w:pPr>
-            <w:r>
-              <w:rPr>
-                <w:rFonts w:ascii="Cambria" w:cs="Cambria" w:eastAsia="Cambria" w:hAnsi="Cambria"/>
-                <w:color w:val="000000"/>
-                <w:sz w:val="22"/>
-                <w:szCs w:val="22"/>
-              </w:rPr>
-              <w:t xml:space="preserve">                    …, </w:t>
-            </w:r>
-            <w:r>
-              <w:rPr>
-                <w:rFonts w:ascii="Cambria" w:cs="Cambria" w:eastAsia="Cambria" w:hAnsi="Cambria"/>
-                <w:b/>
-                <w:bCs/>
-                <w:color w:val="7A5BA6"/>
-                <w:sz w:val="22"/>
-                <w:szCs w:val="22"/>
-              </w:rPr>
-              <w:t xml:space="preserve">als</w:t>
-            </w:r>
-            <w:r>
-              <w:rPr>
-                <w:rFonts w:ascii="Cambria" w:cs="Cambria" w:eastAsia="Cambria" w:hAnsi="Cambria"/>
-                <w:color w:val="000000"/>
-                <w:sz w:val="22"/>
-                <w:szCs w:val="22"/>
-              </w:rPr>
-              <w:t xml:space="preserve"> er die Nase ragen </w:t>
-            </w:r>
-            <w:r>
-              <w:rPr>
-                <w:rFonts w:ascii="Cambria" w:cs="Cambria" w:eastAsia="Cambria" w:hAnsi="Cambria"/>
-                <w:b/>
-                <w:bCs/>
-                <w:color w:val="000000"/>
-                <w:sz w:val="22"/>
-                <w:szCs w:val="22"/>
-              </w:rPr>
-              <w:t xml:space="preserve">sah</w:t>
-            </w:r>
-            <w:r>
-              <w:rPr>
-                <w:rFonts w:ascii="Cambria" w:cs="Cambria" w:eastAsia="Cambria" w:hAnsi="Cambria"/>
-                <w:color w:val="000000"/>
-                <w:sz w:val="22"/>
-                <w:szCs w:val="22"/>
-              </w:rPr>
-              <w:t xml:space="preserve">.</w:t>
-            </w:r>
-          </w:p>
-          <w:p>
-            <w:pPr>
-              <w:spacing w:after="30" w:before="40"/>
-            </w:pPr>
-            <w:r>
-              <w:rPr>
-                <w:rFonts w:ascii="Cambria" w:cs="Cambria" w:eastAsia="Cambria" w:hAnsi="Cambria"/>
-                <w:b/>
-                <w:bCs/>
-                <w:color w:val="7A5BA6"/>
-                <w:sz w:val="22"/>
-                <w:szCs w:val="22"/>
-              </w:rPr>
-              <w:t xml:space="preserve">dass, als = Subjunktion · Komma davor</w:t>
-            </w:r>
-          </w:p>
-        </w:tc>
-      </w:tr>
-    </w:tbl>
-    <w:p>
-      <w:pPr>
-        <w:spacing w:after="40" w:before="0"/>
-      </w:pPr>
-      <w:r>
-        <w:rPr>
-          <w:rFonts w:ascii="Calibri" w:cs="Calibri" w:eastAsia="Calibri" w:hAnsi="Calibri"/>
-          <w:color w:val="000000"/>
-          <w:sz w:val="22"/>
-          <w:szCs w:val="22"/>
-        </w:rPr>
-        <w:t xml:space="preserve"/>
+        <w:t xml:space="preserve">   4 Min.</w:t>
       </w:r>
     </w:p>
     <w:tbl>
@@ -4779,7 +4455,21 @@
                 <w:sz w:val="21"/>
                 <w:szCs w:val="21"/>
               </w:rPr>
-              <w:t xml:space="preserve">„Jetzt arbeitet ihr allein. Auf der Folie stehen drei Stellen aus der Ballade. Schreibt die fett gedruckten Teile ins Heft. Unterstreicht das finite Verb und kreist das erste Wort ein. Vier Minuten.“</w:t>
+              <w:t xml:space="preserve">„Neue Überschrift: Nebensätze mit Subjunktion. Jetzt arbeitet ihr allein. Schreibt die beiden Sätze von der Folie ab und unterstreicht das finite Verb. Wo steht es?“</w:t>
+            </w:r>
+          </w:p>
+          <w:p>
+            <w:pPr>
+              <w:spacing w:after="50" w:before="0"/>
+            </w:pPr>
+            <w:r>
+              <w:rPr>
+                <w:rFonts w:ascii="Calibri" w:cs="Calibri" w:eastAsia="Calibri" w:hAnsi="Calibri"/>
+                <w:color w:val="000000"/>
+                <w:sz w:val="21"/>
+                <w:szCs w:val="21"/>
+              </w:rPr>
+              <w:t xml:space="preserve">Kurz fragen: Woran erkennst du das finite Verb? – Es ändert sich mit der Person (ich war, du warst).</w:t>
             </w:r>
           </w:p>
           <w:p>
@@ -4804,7 +4494,328 @@
                 <w:sz w:val="19"/>
                 <w:szCs w:val="19"/>
               </w:rPr>
-              <w:t xml:space="preserve">dass der Fremdling zehn Schuh größer war · dass Paddys Kindlein nicht erwacht · als er die Nase ragen sah</w:t>
+              <w:t xml:space="preserve">Paddy Fingal war von Riesenart. · Da lief er heim in jähem Schreck. → war, lief: an Position 2 (nach dem ersten Satzglied).</w:t>
+            </w:r>
+          </w:p>
+        </w:tc>
+      </w:tr>
+    </w:tbl>
+    <w:p>
+      <w:pPr>
+        <w:spacing w:after="40" w:before="0"/>
+      </w:pPr>
+      <w:r>
+        <w:rPr>
+          <w:rFonts w:ascii="Calibri" w:cs="Calibri" w:eastAsia="Calibri" w:hAnsi="Calibri"/>
+          <w:color w:val="000000"/>
+          <w:sz w:val="22"/>
+          <w:szCs w:val="22"/>
+        </w:rPr>
+        <w:t xml:space="preserve"/>
+      </w:r>
+    </w:p>
+    <w:p>
+      <w:pPr>
+        <w:spacing w:after="100" w:before="0"/>
+      </w:pPr>
+      <w:r>
+        <w:br w:type="page"/>
+      </w:r>
+    </w:p>
+    <w:p>
+      <w:pPr>
+        <w:keepNext/>
+        <w:spacing w:after="100" w:before="200"/>
+      </w:pPr>
+      <w:r>
+        <w:rPr>
+          <w:rFonts w:ascii="Cambria" w:cs="Cambria" w:eastAsia="Cambria" w:hAnsi="Cambria"/>
+          <w:b/>
+          <w:bCs/>
+          <w:color w:val="D9534F"/>
+          <w:sz w:val="28"/>
+          <w:szCs w:val="28"/>
+        </w:rPr>
+        <w:t xml:space="preserve">I  </w:t>
+      </w:r>
+      <w:r>
+        <w:rPr>
+          <w:rFonts w:ascii="Cambria" w:cs="Cambria" w:eastAsia="Cambria" w:hAnsi="Cambria"/>
+          <w:b/>
+          <w:bCs/>
+          <w:color w:val="1E2761"/>
+          <w:sz w:val="28"/>
+          <w:szCs w:val="28"/>
+        </w:rPr>
+        <w:t xml:space="preserve">Informieren: Ü2 entdecken und Merksatz</w:t>
+      </w:r>
+      <w:r>
+        <w:rPr>
+          <w:rFonts w:ascii="Calibri" w:cs="Calibri" w:eastAsia="Calibri" w:hAnsi="Calibri"/>
+          <w:b/>
+          <w:bCs/>
+          <w:color w:val="C77C12"/>
+          <w:sz w:val="20"/>
+          <w:szCs w:val="20"/>
+        </w:rPr>
+        <w:t xml:space="preserve">   12 Min.</w:t>
+      </w:r>
+    </w:p>
+    <w:tbl>
+      <w:tblPr>
+        <w:tblW w:type="dxa" w:w="8166"/>
+        <w:tblBorders>
+          <w:top w:val="single" w:color="auto" w:sz="4"/>
+          <w:left w:val="single" w:color="auto" w:sz="4"/>
+          <w:bottom w:val="single" w:color="auto" w:sz="4"/>
+          <w:right w:val="single" w:color="auto" w:sz="4"/>
+          <w:insideH w:val="single" w:color="auto" w:sz="4"/>
+          <w:insideV w:val="single" w:color="auto" w:sz="4"/>
+        </w:tblBorders>
+      </w:tblPr>
+      <w:tblGrid>
+        <w:gridCol w:w="8166"/>
+      </w:tblGrid>
+      <w:tr>
+        <w:trPr>
+          <w:cantSplit/>
+        </w:trPr>
+        <w:tc>
+          <w:tcPr>
+            <w:tcW w:type="dxa" w:w="8166"/>
+            <w:tcBorders>
+              <w:top w:val="single" w:color="3D4A3F" w:sz="12"/>
+              <w:left w:val="single" w:color="3D4A3F" w:sz="12"/>
+              <w:bottom w:val="single" w:color="3D4A3F" w:sz="12"/>
+              <w:right w:val="single" w:color="3D4A3F" w:sz="12"/>
+            </w:tcBorders>
+            <w:shd w:fill="3D4A3F" w:color="auto" w:val="clear"/>
+            <w:tcMar>
+              <w:top w:type="dxa" w:w="30"/>
+              <w:left w:type="dxa" w:w="100"/>
+              <w:bottom w:type="dxa" w:w="30"/>
+              <w:right w:type="dxa" w:w="100"/>
+            </w:tcMar>
+            <w:vAlign w:val="center"/>
+          </w:tcPr>
+          <w:p>
+            <w:pPr>
+              <w:spacing w:after="0" w:before="0"/>
+            </w:pPr>
+            <w:r>
+              <w:rPr>
+                <w:rFonts w:ascii="Calibri" w:cs="Calibri" w:eastAsia="Calibri" w:hAnsi="Calibri"/>
+                <w:b/>
+                <w:bCs/>
+                <w:color w:val="FFFFFF"/>
+                <w:sz w:val="16"/>
+                <w:szCs w:val="16"/>
+              </w:rPr>
+              <w:t xml:space="preserve">TAFEL · Mitteltafel · Tafelbild (entsteht im Gespräch, bleibt stehen)</w:t>
+            </w:r>
+          </w:p>
+        </w:tc>
+      </w:tr>
+      <w:tr>
+        <w:trPr>
+          <w:cantSplit/>
+        </w:trPr>
+        <w:tc>
+          <w:tcPr>
+            <w:tcW w:type="dxa" w:w="8166"/>
+            <w:tcBorders>
+              <w:top w:val="single" w:color="3D4A3F" w:sz="12"/>
+              <w:left w:val="single" w:color="3D4A3F" w:sz="12"/>
+              <w:bottom w:val="single" w:color="3D4A3F" w:sz="12"/>
+              <w:right w:val="single" w:color="3D4A3F" w:sz="12"/>
+            </w:tcBorders>
+            <w:shd w:fill="F3F6F1" w:color="auto" w:val="clear"/>
+            <w:tcMar>
+              <w:top w:type="dxa" w:w="100"/>
+              <w:left w:type="dxa" w:w="160"/>
+              <w:bottom w:type="dxa" w:w="100"/>
+              <w:right w:type="dxa" w:w="100"/>
+            </w:tcMar>
+            <w:vAlign w:val="center"/>
+          </w:tcPr>
+          <w:p>
+            <w:pPr>
+              <w:spacing w:after="30" w:before="0"/>
+            </w:pPr>
+            <w:r>
+              <w:rPr>
+                <w:rFonts w:ascii="Cambria" w:cs="Cambria" w:eastAsia="Cambria" w:hAnsi="Cambria"/>
+                <w:b/>
+                <w:bCs/>
+                <w:color w:val="000000"/>
+                <w:sz w:val="22"/>
+                <w:szCs w:val="22"/>
+              </w:rPr>
+              <w:t xml:space="preserve">Hauptsatz:  </w:t>
+            </w:r>
+            <w:r>
+              <w:rPr>
+                <w:rFonts w:ascii="Cambria" w:cs="Cambria" w:eastAsia="Cambria" w:hAnsi="Cambria"/>
+                <w:color w:val="000000"/>
+                <w:sz w:val="22"/>
+                <w:szCs w:val="22"/>
+              </w:rPr>
+              <w:t xml:space="preserve">Da </w:t>
+            </w:r>
+            <w:r>
+              <w:rPr>
+                <w:rFonts w:ascii="Cambria" w:cs="Cambria" w:eastAsia="Cambria" w:hAnsi="Cambria"/>
+                <w:b/>
+                <w:bCs/>
+                <w:color w:val="000000"/>
+                <w:sz w:val="22"/>
+                <w:szCs w:val="22"/>
+              </w:rPr>
+              <w:t xml:space="preserve">lief</w:t>
+            </w:r>
+            <w:r>
+              <w:rPr>
+                <w:rFonts w:ascii="Cambria" w:cs="Cambria" w:eastAsia="Cambria" w:hAnsi="Cambria"/>
+                <w:color w:val="5B6B8C"/>
+                <w:sz w:val="22"/>
+                <w:szCs w:val="22"/>
+              </w:rPr>
+              <w:t xml:space="preserve"> er heim in jähem Schreck.        → finites Verb an Position 2</w:t>
+            </w:r>
+          </w:p>
+          <w:p>
+            <w:pPr>
+              <w:spacing w:after="30" w:before="0"/>
+            </w:pPr>
+            <w:r>
+              <w:rPr>
+                <w:rFonts w:ascii="Cambria" w:cs="Cambria" w:eastAsia="Cambria" w:hAnsi="Cambria"/>
+                <w:b/>
+                <w:bCs/>
+                <w:color w:val="000000"/>
+                <w:sz w:val="22"/>
+                <w:szCs w:val="22"/>
+              </w:rPr>
+              <w:t xml:space="preserve">Nebensatz:  </w:t>
+            </w:r>
+            <w:r>
+              <w:rPr>
+                <w:rFonts w:ascii="Cambria" w:cs="Cambria" w:eastAsia="Cambria" w:hAnsi="Cambria"/>
+                <w:color w:val="000000"/>
+                <w:sz w:val="22"/>
+                <w:szCs w:val="22"/>
+              </w:rPr>
+              <w:t xml:space="preserve">…, </w:t>
+            </w:r>
+            <w:r>
+              <w:rPr>
+                <w:rFonts w:ascii="Cambria" w:cs="Cambria" w:eastAsia="Cambria" w:hAnsi="Cambria"/>
+                <w:b/>
+                <w:bCs/>
+                <w:color w:val="7A5BA6"/>
+                <w:sz w:val="22"/>
+                <w:szCs w:val="22"/>
+              </w:rPr>
+              <w:t xml:space="preserve">dass</w:t>
+            </w:r>
+            <w:r>
+              <w:rPr>
+                <w:rFonts w:ascii="Cambria" w:cs="Cambria" w:eastAsia="Cambria" w:hAnsi="Cambria"/>
+                <w:color w:val="000000"/>
+                <w:sz w:val="22"/>
+                <w:szCs w:val="22"/>
+              </w:rPr>
+              <w:t xml:space="preserve"> der Fremdling zehn Schuh größer </w:t>
+            </w:r>
+            <w:r>
+              <w:rPr>
+                <w:rFonts w:ascii="Cambria" w:cs="Cambria" w:eastAsia="Cambria" w:hAnsi="Cambria"/>
+                <w:b/>
+                <w:bCs/>
+                <w:color w:val="000000"/>
+                <w:sz w:val="22"/>
+                <w:szCs w:val="22"/>
+              </w:rPr>
+              <w:t xml:space="preserve">war</w:t>
+            </w:r>
+            <w:r>
+              <w:rPr>
+                <w:rFonts w:ascii="Cambria" w:cs="Cambria" w:eastAsia="Cambria" w:hAnsi="Cambria"/>
+                <w:color w:val="5B6B8C"/>
+                <w:sz w:val="22"/>
+                <w:szCs w:val="22"/>
+              </w:rPr>
+              <w:t xml:space="preserve">.   → finites Verb am Ende</w:t>
+            </w:r>
+          </w:p>
+          <w:p>
+            <w:pPr>
+              <w:spacing w:after="30" w:before="0"/>
+            </w:pPr>
+            <w:r>
+              <w:rPr>
+                <w:rFonts w:ascii="Cambria" w:cs="Cambria" w:eastAsia="Cambria" w:hAnsi="Cambria"/>
+                <w:color w:val="000000"/>
+                <w:sz w:val="22"/>
+                <w:szCs w:val="22"/>
+              </w:rPr>
+              <w:t xml:space="preserve">                    …, </w:t>
+            </w:r>
+            <w:r>
+              <w:rPr>
+                <w:rFonts w:ascii="Cambria" w:cs="Cambria" w:eastAsia="Cambria" w:hAnsi="Cambria"/>
+                <w:b/>
+                <w:bCs/>
+                <w:color w:val="7A5BA6"/>
+                <w:sz w:val="22"/>
+                <w:szCs w:val="22"/>
+              </w:rPr>
+              <w:t xml:space="preserve">als</w:t>
+            </w:r>
+            <w:r>
+              <w:rPr>
+                <w:rFonts w:ascii="Cambria" w:cs="Cambria" w:eastAsia="Cambria" w:hAnsi="Cambria"/>
+                <w:color w:val="000000"/>
+                <w:sz w:val="22"/>
+                <w:szCs w:val="22"/>
+              </w:rPr>
+              <w:t xml:space="preserve"> er die Nase ragen </w:t>
+            </w:r>
+            <w:r>
+              <w:rPr>
+                <w:rFonts w:ascii="Cambria" w:cs="Cambria" w:eastAsia="Cambria" w:hAnsi="Cambria"/>
+                <w:b/>
+                <w:bCs/>
+                <w:color w:val="000000"/>
+                <w:sz w:val="22"/>
+                <w:szCs w:val="22"/>
+              </w:rPr>
+              <w:t xml:space="preserve">sah</w:t>
+            </w:r>
+            <w:r>
+              <w:rPr>
+                <w:rFonts w:ascii="Cambria" w:cs="Cambria" w:eastAsia="Cambria" w:hAnsi="Cambria"/>
+                <w:color w:val="000000"/>
+                <w:sz w:val="22"/>
+                <w:szCs w:val="22"/>
+              </w:rPr>
+              <w:t xml:space="preserve">.</w:t>
+            </w:r>
+          </w:p>
+          <w:p>
+            <w:pPr>
+              <w:spacing w:after="30" w:before="40"/>
+            </w:pPr>
+            <w:r>
+              <w:rPr>
+                <w:rFonts w:ascii="Cambria" w:cs="Cambria" w:eastAsia="Cambria" w:hAnsi="Cambria"/>
+                <w:b/>
+                <w:bCs/>
+                <w:color w:val="7A5BA6"/>
+                <w:sz w:val="22"/>
+                <w:szCs w:val="22"/>
+              </w:rPr>
+              <w:t xml:space="preserve">dass, als = Subjunktion · Komma davor</w:t>
             </w:r>
           </w:p>
         </w:tc>
@@ -4889,7 +4900,7 @@
                 <w:sz w:val="20"/>
                 <w:szCs w:val="20"/>
               </w:rPr>
-              <w:t xml:space="preserve">arbeitet zu zweit</w:t>
+              <w:t xml:space="preserve">arbeitet allein</w:t>
             </w:r>
           </w:p>
         </w:tc>
@@ -4934,21 +4945,32 @@
                 <w:sz w:val="21"/>
                 <w:szCs w:val="21"/>
               </w:rPr>
-              <w:t xml:space="preserve">„Vergleicht zu zweit: Was fällt euch auf, wenn ihr diese Sätze mit den Sätzen von eben vergleicht? Zwei Minuten.“</w:t>
-            </w:r>
-          </w:p>
-          <w:p>
-            <w:pPr>
-              <w:spacing w:after="50" w:before="0"/>
-            </w:pPr>
-            <w:r>
-              <w:rPr>
-                <w:rFonts w:ascii="Calibri" w:cs="Calibri" w:eastAsia="Calibri" w:hAnsi="Calibri"/>
-                <w:color w:val="000000"/>
-                <w:sz w:val="21"/>
-                <w:szCs w:val="21"/>
-              </w:rPr>
-              <w:t xml:space="preserve">Erwartet: Das finite Verb steht am Ende; vorne steht dass oder als; davor ein Komma.</w:t>
+              <w:t xml:space="preserve">„Jetzt arbeitet ihr allein. Auf der Folie stehen drei Stellen aus der Ballade. Schreibt die fett gedruckten Teile ins Heft. Unterstreicht das finite Verb und kreist das erste Wort ein. Vier Minuten.“</w:t>
+            </w:r>
+          </w:p>
+          <w:p>
+            <w:pPr>
+              <w:spacing w:after="0" w:before="0"/>
+            </w:pPr>
+            <w:r>
+              <w:rPr>
+                <w:rFonts w:ascii="Calibri" w:cs="Calibri" w:eastAsia="Calibri" w:hAnsi="Calibri"/>
+                <w:b/>
+                <w:bCs/>
+                <w:color w:val="5B6B8C"/>
+                <w:sz w:val="19"/>
+                <w:szCs w:val="19"/>
+              </w:rPr>
+              <w:t xml:space="preserve">Lösung: </w:t>
+            </w:r>
+            <w:r>
+              <w:rPr>
+                <w:rFonts w:ascii="Calibri" w:cs="Calibri" w:eastAsia="Calibri" w:hAnsi="Calibri"/>
+                <w:color w:val="5B6B8C"/>
+                <w:sz w:val="19"/>
+                <w:szCs w:val="19"/>
+              </w:rPr>
+              <w:t xml:space="preserve">dass der Fremdling zehn Schuh größer war · dass Paddys Kindlein nicht erwacht · als er die Nase ragen sah</w:t>
             </w:r>
           </w:p>
         </w:tc>
@@ -5033,7 +5055,7 @@
                 <w:sz w:val="20"/>
                 <w:szCs w:val="20"/>
               </w:rPr>
-              <w:t xml:space="preserve">macht mündlich mit</w:t>
+              <w:t xml:space="preserve">arbeitet zu zweit</w:t>
             </w:r>
           </w:p>
         </w:tc>
@@ -5078,7 +5100,7 @@
                 <w:sz w:val="21"/>
                 <w:szCs w:val="21"/>
               </w:rPr>
-              <w:t xml:space="preserve">„Wer drankommt, sagt, was er entdeckt hat. Alle prüfen mit.“</w:t>
+              <w:t xml:space="preserve">„Vergleicht zu zweit: Was fällt euch auf, wenn ihr diese Sätze mit den Sätzen von eben vergleicht? Zwei Minuten.“</w:t>
             </w:r>
           </w:p>
           <w:p>
@@ -5092,7 +5114,7 @@
                 <w:sz w:val="21"/>
                 <w:szCs w:val="21"/>
               </w:rPr>
-              <w:t xml:space="preserve">Tafelbild entwickeln (siehe oben): Hauptsatz – Nebensatz. Fachbegriffe einführen: Subjunktion, Nebensatz.</w:t>
+              <w:t xml:space="preserve">Erwartet: Das finite Verb steht am Ende; vorne steht dass oder als; davor ein Komma.</w:t>
             </w:r>
           </w:p>
         </w:tc>
@@ -5177,7 +5199,7 @@
                 <w:sz w:val="20"/>
                 <w:szCs w:val="20"/>
               </w:rPr>
-              <w:t xml:space="preserve">hört zu</w:t>
+              <w:t xml:space="preserve">macht mündlich mit</w:t>
             </w:r>
           </w:p>
         </w:tc>
@@ -5222,7 +5244,7 @@
                 <w:sz w:val="21"/>
                 <w:szCs w:val="21"/>
               </w:rPr>
-              <w:t xml:space="preserve">„Stifte liegen. Ihr hört nur zu. Was ihr entdeckt habt, ist eine feste Regel. Ich teile den Merksatz aus. Klebt ihn ein. Wir lesen ihn zusammen.“</w:t>
+              <w:t xml:space="preserve">„Wer drankommt, sagt, was er entdeckt hat. Alle prüfen mit.“</w:t>
             </w:r>
           </w:p>
           <w:p>
@@ -5236,7 +5258,7 @@
                 <w:sz w:val="21"/>
                 <w:szCs w:val="21"/>
               </w:rPr>
-              <w:t xml:space="preserve">Folie 11. Auf das Perfekt-Beispiel hinweisen: Das Hilfsverb ist finit und wandert ans Ende (Bezug zur Verb-Einheit). Bezug Englisch: because he is afraid – dort bleibt das Verb vorne.</w:t>
+              <w:t xml:space="preserve">Tafelbild entwickeln (siehe oben): Hauptsatz – Nebensatz. Fachbegriffe einführen: Subjunktion, Nebensatz.</w:t>
             </w:r>
           </w:p>
         </w:tc>
@@ -5254,45 +5276,6 @@
           <w:szCs w:val="22"/>
         </w:rPr>
         <w:t xml:space="preserve"/>
-      </w:r>
-    </w:p>
-    <w:p>
-      <w:pPr>
-        <w:keepNext/>
-        <w:spacing w:after="100" w:before="200"/>
-      </w:pPr>
-      <w:r>
-        <w:rPr>
-          <w:rFonts w:ascii="Cambria" w:cs="Cambria" w:eastAsia="Cambria" w:hAnsi="Cambria"/>
-          <w:b/>
-          <w:bCs/>
-          <w:color w:val="D9534F"/>
-          <w:sz w:val="28"/>
-          <w:szCs w:val="28"/>
-        </w:rPr>
-        <w:t xml:space="preserve">V  </w:t>
-      </w:r>
-      <w:r>
-        <w:rPr>
-          <w:rFonts w:ascii="Cambria" w:cs="Cambria" w:eastAsia="Cambria" w:hAnsi="Cambria"/>
-          <w:b/>
-          <w:bCs/>
-          <w:color w:val="1E2761"/>
-          <w:sz w:val="28"/>
-          <w:szCs w:val="28"/>
-        </w:rPr>
-        <w:t xml:space="preserve">Verarbeiten: Ü3 Sätze verbinden, Ü4 Fehler im Chat</w:t>
-      </w:r>
-      <w:r>
-        <w:rPr>
-          <w:rFonts w:ascii="Calibri" w:cs="Calibri" w:eastAsia="Calibri" w:hAnsi="Calibri"/>
-          <w:b/>
-          <w:bCs/>
-          <w:color w:val="C77C12"/>
-          <w:sz w:val="20"/>
-          <w:szCs w:val="20"/>
-        </w:rPr>
-        <w:t xml:space="preserve">   19 Min.</w:t>
       </w:r>
     </w:p>
     <w:tbl>
@@ -5360,7 +5343,7 @@
                 <w:sz w:val="20"/>
                 <w:szCs w:val="20"/>
               </w:rPr>
-              <w:t xml:space="preserve">arbeitet allein</w:t>
+              <w:t xml:space="preserve">hört zu</w:t>
             </w:r>
           </w:p>
         </w:tc>
@@ -5405,32 +5388,21 @@
                 <w:sz w:val="21"/>
                 <w:szCs w:val="21"/>
               </w:rPr>
-              <w:t xml:space="preserve">„Jetzt arbeitet ihr allein. Ü3 steht auf der Folie. Verbindet die Sätze mit der Subjunktion in Klammern und schreibt den ganzen Satz ins Heft. Kreist die Subjunktion ein und unterstreicht das finite Verb. Acht Minuten. Nummer 6 hat einen Stern. Fertig? Stift hinlegen.“</w:t>
-            </w:r>
-          </w:p>
-          <w:p>
-            <w:pPr>
-              <w:spacing w:after="0" w:before="0"/>
-            </w:pPr>
-            <w:r>
-              <w:rPr>
-                <w:rFonts w:ascii="Calibri" w:cs="Calibri" w:eastAsia="Calibri" w:hAnsi="Calibri"/>
-                <w:b/>
-                <w:bCs/>
-                <w:color w:val="5B6B8C"/>
-                <w:sz w:val="19"/>
-                <w:szCs w:val="19"/>
-              </w:rPr>
-              <w:t xml:space="preserve">Lösung: </w:t>
-            </w:r>
-            <w:r>
-              <w:rPr>
-                <w:rFonts w:ascii="Calibri" w:cs="Calibri" w:eastAsia="Calibri" w:hAnsi="Calibri"/>
-                <w:color w:val="5B6B8C"/>
-                <w:sz w:val="19"/>
-                <w:szCs w:val="19"/>
-              </w:rPr>
-              <w:t xml:space="preserve">1 Ich trainiere heute länger, weil am Samstag ein Wettkampf ist. · 2 Der Trainer sagt, dass wir nach Frankfurt (Oder) fahren. · 3 Ich war nervös, als ich auf der Matte stand. · 4 Wir gewinnen, wenn wir als Team spielen. · 5 Ich bin stolz, weil ich 80 kg gestoßen habe. · *6 Der Trainer fragt, ob ich gut geschlafen habe.</w:t>
+              <w:t xml:space="preserve">„Stifte liegen. Ihr hört nur zu. Was ihr entdeckt habt, ist eine feste Regel. Ich teile den Merksatz aus. Klebt ihn ein. Wir lesen ihn zusammen.“</w:t>
+            </w:r>
+          </w:p>
+          <w:p>
+            <w:pPr>
+              <w:spacing w:after="50" w:before="0"/>
+            </w:pPr>
+            <w:r>
+              <w:rPr>
+                <w:rFonts w:ascii="Calibri" w:cs="Calibri" w:eastAsia="Calibri" w:hAnsi="Calibri"/>
+                <w:color w:val="000000"/>
+                <w:sz w:val="21"/>
+                <w:szCs w:val="21"/>
+              </w:rPr>
+              <w:t xml:space="preserve">Folie 20. Auf das Perfekt-Beispiel hinweisen: Das Hilfsverb ist finit und wandert ans Ende (Bezug zur Verb-Einheit). Bezug Englisch: because he is afraid – dort bleibt das Verb vorne.</w:t>
             </w:r>
           </w:p>
         </w:tc>
@@ -5448,6 +5420,45 @@
           <w:szCs w:val="22"/>
         </w:rPr>
         <w:t xml:space="preserve"/>
+      </w:r>
+    </w:p>
+    <w:p>
+      <w:pPr>
+        <w:keepNext/>
+        <w:spacing w:after="100" w:before="200"/>
+      </w:pPr>
+      <w:r>
+        <w:rPr>
+          <w:rFonts w:ascii="Cambria" w:cs="Cambria" w:eastAsia="Cambria" w:hAnsi="Cambria"/>
+          <w:b/>
+          <w:bCs/>
+          <w:color w:val="D9534F"/>
+          <w:sz w:val="28"/>
+          <w:szCs w:val="28"/>
+        </w:rPr>
+        <w:t xml:space="preserve">V  </w:t>
+      </w:r>
+      <w:r>
+        <w:rPr>
+          <w:rFonts w:ascii="Cambria" w:cs="Cambria" w:eastAsia="Cambria" w:hAnsi="Cambria"/>
+          <w:b/>
+          <w:bCs/>
+          <w:color w:val="1E2761"/>
+          <w:sz w:val="28"/>
+          <w:szCs w:val="28"/>
+        </w:rPr>
+        <w:t xml:space="preserve">Verarbeiten: Ü3 Sätze verbinden, Ü4 Fehler im Chat</w:t>
+      </w:r>
+      <w:r>
+        <w:rPr>
+          <w:rFonts w:ascii="Calibri" w:cs="Calibri" w:eastAsia="Calibri" w:hAnsi="Calibri"/>
+          <w:b/>
+          <w:bCs/>
+          <w:color w:val="C77C12"/>
+          <w:sz w:val="20"/>
+          <w:szCs w:val="20"/>
+        </w:rPr>
+        <w:t xml:space="preserve">   18 Min.</w:t>
       </w:r>
     </w:p>
     <w:tbl>
@@ -5515,7 +5526,7 @@
                 <w:sz w:val="20"/>
                 <w:szCs w:val="20"/>
               </w:rPr>
-              <w:t xml:space="preserve">kommt an die Tafel</w:t>
+              <w:t xml:space="preserve">arbeitet allein</w:t>
             </w:r>
           </w:p>
         </w:tc>
@@ -5560,21 +5571,32 @@
                 <w:sz w:val="21"/>
                 <w:szCs w:val="21"/>
               </w:rPr>
-              <w:t xml:space="preserve">„Prüf-Kette. Wer drankommt, prüft zuerst den Satz davor: Haken oder Kreuz, Begründung – Verb am Ende? Komma? Dann schreibt er den nächsten Satz an und markiert Subjunktion und finites Verb. Alle anderen vergleichen mit ihrem Heft und verbessern mit Grün.“</w:t>
-            </w:r>
-          </w:p>
-          <w:p>
-            <w:pPr>
-              <w:spacing w:after="50" w:before="0"/>
-            </w:pPr>
-            <w:r>
-              <w:rPr>
-                <w:rFonts w:ascii="Calibri" w:cs="Calibri" w:eastAsia="Calibri" w:hAnsi="Calibri"/>
-                <w:color w:val="000000"/>
-                <w:sz w:val="21"/>
-                <w:szCs w:val="21"/>
-              </w:rPr>
-              <w:t xml:space="preserve">Sechs Schüler: S1 schreibt Satz 1, S2 prüft 1 und schreibt 2 … S6 prüft 5. Bei Satz 5 nachfragen: Welches Verb ist hier finit? (habe – das Hilfsverb, rot).</w:t>
+              <w:t xml:space="preserve">„Jetzt arbeitet ihr allein. Ü3 steht auf der Folie. Verbindet die Sätze mit der Subjunktion in Klammern und schreibt den ganzen Satz ins Heft. Kreist die Subjunktion ein und unterstreicht das finite Verb. Acht Minuten. Nummer 6 hat einen Stern. Fertig? Stift hinlegen.“</w:t>
+            </w:r>
+          </w:p>
+          <w:p>
+            <w:pPr>
+              <w:spacing w:after="0" w:before="0"/>
+            </w:pPr>
+            <w:r>
+              <w:rPr>
+                <w:rFonts w:ascii="Calibri" w:cs="Calibri" w:eastAsia="Calibri" w:hAnsi="Calibri"/>
+                <w:b/>
+                <w:bCs/>
+                <w:color w:val="5B6B8C"/>
+                <w:sz w:val="19"/>
+                <w:szCs w:val="19"/>
+              </w:rPr>
+              <w:t xml:space="preserve">Lösung: </w:t>
+            </w:r>
+            <w:r>
+              <w:rPr>
+                <w:rFonts w:ascii="Calibri" w:cs="Calibri" w:eastAsia="Calibri" w:hAnsi="Calibri"/>
+                <w:color w:val="5B6B8C"/>
+                <w:sz w:val="19"/>
+                <w:szCs w:val="19"/>
+              </w:rPr>
+              <w:t xml:space="preserve">1 Ich trainiere heute länger, weil am Samstag ein Wettkampf ist. · 2 Der Trainer sagt, dass wir nach Frankfurt (Oder) fahren. · 3 Ich war nervös, als ich auf der Matte stand. · 4 Wir gewinnen, wenn wir als Team spielen. · 5 Ich bin stolz, weil ich 80 kg gestoßen habe. · *6 Der Trainer fragt, ob ich gut geschlafen habe.</w:t>
             </w:r>
           </w:p>
         </w:tc>
@@ -5659,7 +5681,7 @@
                 <w:sz w:val="20"/>
                 <w:szCs w:val="20"/>
               </w:rPr>
-              <w:t xml:space="preserve">arbeitet zu zweit</w:t>
+              <w:t xml:space="preserve">macht mündlich mit</w:t>
             </w:r>
           </w:p>
         </w:tc>
@@ -5704,7 +5726,7 @@
                 <w:sz w:val="21"/>
                 <w:szCs w:val="21"/>
               </w:rPr>
-              <w:t xml:space="preserve">„Ü4: Im Chat stecken Fehler. Findet sie zu zweit und schreibt die Sätze richtig ins Heft. Notiert, ob es um die Verbstellung oder um das Komma geht. Fünf Minuten.“</w:t>
+              <w:t xml:space="preserve">„Wir prüfen gemeinsam, Satz für Satz. Wer drankommt, liest seinen Satz vor und sagt, wo das finite Verb steht und wo das Komma hin muss. Dann decke ich auf. Alle verbessern im Heft mit Grün.“</w:t>
             </w:r>
           </w:p>
           <w:p>
@@ -5718,32 +5740,7 @@
                 <w:sz w:val="21"/>
                 <w:szCs w:val="21"/>
               </w:rPr>
-              <w:t xml:space="preserve">Kurz besprechen: Beim Sprechen hört man oft „weil ich muss …“. Im Geschriebenen ist das falsch.</w:t>
-            </w:r>
-          </w:p>
-          <w:p>
-            <w:pPr>
-              <w:spacing w:after="0" w:before="0"/>
-            </w:pPr>
-            <w:r>
-              <w:rPr>
-                <w:rFonts w:ascii="Calibri" w:cs="Calibri" w:eastAsia="Calibri" w:hAnsi="Calibri"/>
-                <w:b/>
-                <w:bCs/>
-                <w:color w:val="5B6B8C"/>
-                <w:sz w:val="19"/>
-                <w:szCs w:val="19"/>
-              </w:rPr>
-              <w:t xml:space="preserve">Lösung: </w:t>
-            </w:r>
-            <w:r>
-              <w:rPr>
-                <w:rFonts w:ascii="Calibri" w:cs="Calibri" w:eastAsia="Calibri" w:hAnsi="Calibri"/>
-                <w:color w:val="5B6B8C"/>
-                <w:sz w:val="19"/>
-                <w:szCs w:val="19"/>
-              </w:rPr>
-              <w:t xml:space="preserve">1 …, weil ich noch duschen muss. · 2 …, dass wir morgen frei haben. · 3 Weißt du, ob der Neue auch kommt? · 4 Ich freue mich, weil wir frei haben. (Komma fehlt)</w:t>
+              <w:t xml:space="preserve">Folie 22 bis 27: Mit jedem Klick erscheint der nächste Lösungssatz (Subjunktion violett, finites Verb unterstrichen, Hilfsverb rot). Bei Satz 5 nachfragen: Welches Verb ist hier finit? (habe – das Hilfsverb). Niemand geht an die Tafel.</w:t>
             </w:r>
           </w:p>
         </w:tc>
@@ -5761,45 +5758,6 @@
           <w:szCs w:val="22"/>
         </w:rPr>
         <w:t xml:space="preserve"/>
-      </w:r>
-    </w:p>
-    <w:p>
-      <w:pPr>
-        <w:keepNext/>
-        <w:spacing w:after="100" w:before="200"/>
-      </w:pPr>
-      <w:r>
-        <w:rPr>
-          <w:rFonts w:ascii="Cambria" w:cs="Cambria" w:eastAsia="Cambria" w:hAnsi="Cambria"/>
-          <w:b/>
-          <w:bCs/>
-          <w:color w:val="D9534F"/>
-          <w:sz w:val="28"/>
-          <w:szCs w:val="28"/>
-        </w:rPr>
-        <w:t xml:space="preserve">V  </w:t>
-      </w:r>
-      <w:r>
-        <w:rPr>
-          <w:rFonts w:ascii="Cambria" w:cs="Cambria" w:eastAsia="Cambria" w:hAnsi="Cambria"/>
-          <w:b/>
-          <w:bCs/>
-          <w:color w:val="1E2761"/>
-          <w:sz w:val="28"/>
-          <w:szCs w:val="28"/>
-        </w:rPr>
-        <w:t xml:space="preserve">* Verarbeiten: Ü5 zurück zur Ballade</w:t>
-      </w:r>
-      <w:r>
-        <w:rPr>
-          <w:rFonts w:ascii="Calibri" w:cs="Calibri" w:eastAsia="Calibri" w:hAnsi="Calibri"/>
-          <w:b/>
-          <w:bCs/>
-          <w:color w:val="C77C12"/>
-          <w:sz w:val="20"/>
-          <w:szCs w:val="20"/>
-        </w:rPr>
-        <w:t xml:space="preserve">   5 Min.</w:t>
       </w:r>
     </w:p>
     <w:tbl>
@@ -5867,7 +5825,7 @@
                 <w:sz w:val="20"/>
                 <w:szCs w:val="20"/>
               </w:rPr>
-              <w:t xml:space="preserve">arbeitet allein</w:t>
+              <w:t xml:space="preserve">arbeitet zu zweit</w:t>
             </w:r>
           </w:p>
         </w:tc>
@@ -5912,7 +5870,21 @@
                 <w:sz w:val="21"/>
                 <w:szCs w:val="21"/>
               </w:rPr>
-              <w:t xml:space="preserve">„Wer fertig ist: Ü5. Schreibt mindestens drei Sätze über die Ballade mit den Satzanfängen auf der Folie.“</w:t>
+              <w:t xml:space="preserve">„Ü4: Im Chat stecken Fehler. Findet sie zu zweit und schreibt die Sätze richtig ins Heft. Notiert, ob es um die Verbstellung oder um das Komma geht. Fünf Minuten.“</w:t>
+            </w:r>
+          </w:p>
+          <w:p>
+            <w:pPr>
+              <w:spacing w:after="50" w:before="0"/>
+            </w:pPr>
+            <w:r>
+              <w:rPr>
+                <w:rFonts w:ascii="Calibri" w:cs="Calibri" w:eastAsia="Calibri" w:hAnsi="Calibri"/>
+                <w:color w:val="000000"/>
+                <w:sz w:val="21"/>
+                <w:szCs w:val="21"/>
+              </w:rPr>
+              <w:t xml:space="preserve">Danach Folie 29 (Lösung) zeigen, alle verbessern mit Grün. Kurz besprechen: Beim Sprechen hört man oft „weil ich muss …“. Im Geschriebenen ist das falsch.</w:t>
             </w:r>
           </w:p>
           <w:p>
@@ -5937,7 +5909,7 @@
                 <w:sz w:val="19"/>
                 <w:szCs w:val="19"/>
               </w:rPr>
-              <w:t xml:space="preserve">z. B. … weil er Angst vor dem Schotten hat · … dass Paddy ihr Baby ist · … als er die riesige Nase sieht · … weil er glaubt, dass der Vater noch größer ist</w:t>
+              <w:t xml:space="preserve">1 …, weil ich noch duschen muss. · 2 …, dass wir morgen frei haben. · 3 Weißt du, ob der Neue auch kommt? · 4 Ich freue mich, weil wir frei haben. (Komma fehlt)</w:t>
             </w:r>
           </w:p>
         </w:tc>
@@ -5971,7 +5943,7 @@
           <w:sz w:val="28"/>
           <w:szCs w:val="28"/>
         </w:rPr>
-        <w:t xml:space="preserve">A  </w:t>
+        <w:t xml:space="preserve">V  </w:t>
       </w:r>
       <w:r>
         <w:rPr>
@@ -5982,7 +5954,7 @@
           <w:sz w:val="28"/>
           <w:szCs w:val="28"/>
         </w:rPr>
-        <w:t xml:space="preserve">Auswerten: Zielcheck</w:t>
+        <w:t xml:space="preserve">* Verarbeiten: Ü5 zurück zur Ballade</w:t>
       </w:r>
       <w:r>
         <w:rPr>
@@ -5993,7 +5965,7 @@
           <w:sz w:val="20"/>
           <w:szCs w:val="20"/>
         </w:rPr>
-        <w:t xml:space="preserve">   6 Min.</w:t>
+        <w:t xml:space="preserve">   5 Min.</w:t>
       </w:r>
     </w:p>
     <w:tbl>
@@ -6061,7 +6033,7 @@
                 <w:sz w:val="20"/>
                 <w:szCs w:val="20"/>
               </w:rPr>
-              <w:t xml:space="preserve">macht mündlich mit</w:t>
+              <w:t xml:space="preserve">arbeitet allein</w:t>
             </w:r>
           </w:p>
         </w:tc>
@@ -6106,7 +6078,7 @@
                 <w:sz w:val="21"/>
                 <w:szCs w:val="21"/>
               </w:rPr>
-              <w:t xml:space="preserve">„* Forscherfrage: In Strophe 3 steht: Und als er stapfte durch den Sund. Was ist hier anders – und warum macht der Dichter das?“</w:t>
+              <w:t xml:space="preserve">„Wer fertig ist: Ü5. Schreibt mindestens drei Sätze über die Ballade mit den Satzanfängen auf der Folie.“</w:t>
             </w:r>
           </w:p>
           <w:p>
@@ -6131,7 +6103,7 @@
                 <w:sz w:val="19"/>
                 <w:szCs w:val="19"/>
               </w:rPr>
-              <w:t xml:space="preserve">Das finite Verb steht nicht am Ende. Der Dichter weicht wegen Reim und Rhythmus ab (Sund – stund). Im Gedicht ist das erlaubt, im Aufsatz gilt die Regel.</w:t>
+              <w:t xml:space="preserve">z. B. … weil er Angst vor dem Schotten hat · … dass Paddy ihr Baby ist · … als er die riesige Nase sieht · … weil er glaubt, dass der Vater noch größer ist</w:t>
             </w:r>
           </w:p>
         </w:tc>
@@ -6149,6 +6121,45 @@
           <w:szCs w:val="22"/>
         </w:rPr>
         <w:t xml:space="preserve"/>
+      </w:r>
+    </w:p>
+    <w:p>
+      <w:pPr>
+        <w:keepNext/>
+        <w:spacing w:after="100" w:before="200"/>
+      </w:pPr>
+      <w:r>
+        <w:rPr>
+          <w:rFonts w:ascii="Cambria" w:cs="Cambria" w:eastAsia="Cambria" w:hAnsi="Cambria"/>
+          <w:b/>
+          <w:bCs/>
+          <w:color w:val="D9534F"/>
+          <w:sz w:val="28"/>
+          <w:szCs w:val="28"/>
+        </w:rPr>
+        <w:t xml:space="preserve">A  </w:t>
+      </w:r>
+      <w:r>
+        <w:rPr>
+          <w:rFonts w:ascii="Cambria" w:cs="Cambria" w:eastAsia="Cambria" w:hAnsi="Cambria"/>
+          <w:b/>
+          <w:bCs/>
+          <w:color w:val="1E2761"/>
+          <w:sz w:val="28"/>
+          <w:szCs w:val="28"/>
+        </w:rPr>
+        <w:t xml:space="preserve">Auswerten: Zielcheck</w:t>
+      </w:r>
+      <w:r>
+        <w:rPr>
+          <w:rFonts w:ascii="Calibri" w:cs="Calibri" w:eastAsia="Calibri" w:hAnsi="Calibri"/>
+          <w:b/>
+          <w:bCs/>
+          <w:color w:val="C77C12"/>
+          <w:sz w:val="20"/>
+          <w:szCs w:val="20"/>
+        </w:rPr>
+        <w:t xml:space="preserve">   6 Min.</w:t>
       </w:r>
     </w:p>
     <w:tbl>
@@ -6216,7 +6227,7 @@
                 <w:sz w:val="20"/>
                 <w:szCs w:val="20"/>
               </w:rPr>
-              <w:t xml:space="preserve">arbeitet allein</w:t>
+              <w:t xml:space="preserve">macht mündlich mit</w:t>
             </w:r>
           </w:p>
         </w:tc>
@@ -6261,7 +6272,7 @@
                 <w:sz w:val="21"/>
                 <w:szCs w:val="21"/>
               </w:rPr>
-              <w:t xml:space="preserve">„Zielcheck. Jetzt arbeitet ihr allein. Löst die drei Aufgaben auf der Folie im Heft. Sie zeigen, ob ihr unsere Ziele erreicht habt. Vier Minuten. Fertig? Stift hinlegen.“</w:t>
+              <w:t xml:space="preserve">„* Forscherfrage: In Strophe 3 steht: Und als er stapfte durch den Sund. Was ist hier anders – und warum macht der Dichter das?“</w:t>
             </w:r>
           </w:p>
           <w:p>
@@ -6286,7 +6297,7 @@
                 <w:sz w:val="19"/>
                 <w:szCs w:val="19"/>
               </w:rPr>
-              <w:t xml:space="preserve">Ziel 1: Er sieht die riesige Nase des „Babys“ und glaubt, der Vater müsse noch viel größer sein (Str. 8–10). · Ziel 2 a: Der Schotte erschrickt, als er die riesige Nase sieht. · Ziel 2 b: Falsch – im Nebensatz steht das finite Verb am Ende: …, weil er Angst hat.</w:t>
+              <w:t xml:space="preserve">Das finite Verb steht nicht am Ende. Der Dichter weicht wegen Reim und Rhythmus ab (Sund – stund). Im Gedicht ist das erlaubt, im Aufsatz gilt die Regel.</w:t>
             </w:r>
           </w:p>
         </w:tc>
@@ -6371,7 +6382,7 @@
                 <w:sz w:val="20"/>
                 <w:szCs w:val="20"/>
               </w:rPr>
-              <w:t xml:space="preserve">kontrolliert</w:t>
+              <w:t xml:space="preserve">arbeitet allein</w:t>
             </w:r>
           </w:p>
         </w:tc>
@@ -6416,21 +6427,32 @@
                 <w:sz w:val="21"/>
                 <w:szCs w:val="21"/>
               </w:rPr>
-              <w:t xml:space="preserve">„Vergleicht mit der Lösung auf der Folie und verbessert mit Grün.“</w:t>
-            </w:r>
-          </w:p>
-          <w:p>
-            <w:pPr>
-              <w:spacing w:after="50" w:before="0"/>
-            </w:pPr>
-            <w:r>
-              <w:rPr>
-                <w:rFonts w:ascii="Calibri" w:cs="Calibri" w:eastAsia="Calibri" w:hAnsi="Calibri"/>
-                <w:color w:val="000000"/>
-                <w:sz w:val="21"/>
-                <w:szCs w:val="21"/>
-              </w:rPr>
-              <w:t xml:space="preserve">Folie 16. Herumgehen und schauen, wer bei 2 a oder 2 b noch Fehler hat – diese Fälle am Donnerstag in der Wiederholung aufgreifen. Folie 2 noch einmal zeigen: Was mit * offen ist, kommt am Donnerstag.</w:t>
+              <w:t xml:space="preserve">„Zielcheck. Jetzt arbeitet ihr allein. Löst die drei Aufgaben auf der Folie im Heft. Sie zeigen, ob ihr unsere Ziele erreicht habt. Vier Minuten. Fertig? Stift hinlegen.“</w:t>
+            </w:r>
+          </w:p>
+          <w:p>
+            <w:pPr>
+              <w:spacing w:after="0" w:before="0"/>
+            </w:pPr>
+            <w:r>
+              <w:rPr>
+                <w:rFonts w:ascii="Calibri" w:cs="Calibri" w:eastAsia="Calibri" w:hAnsi="Calibri"/>
+                <w:b/>
+                <w:bCs/>
+                <w:color w:val="5B6B8C"/>
+                <w:sz w:val="19"/>
+                <w:szCs w:val="19"/>
+              </w:rPr>
+              <w:t xml:space="preserve">Lösung: </w:t>
+            </w:r>
+            <w:r>
+              <w:rPr>
+                <w:rFonts w:ascii="Calibri" w:cs="Calibri" w:eastAsia="Calibri" w:hAnsi="Calibri"/>
+                <w:color w:val="5B6B8C"/>
+                <w:sz w:val="19"/>
+                <w:szCs w:val="19"/>
+              </w:rPr>
+              <w:t xml:space="preserve">Ziel 1: Falsch – Paddy greift nicht an. Der Schotte sieht die riesige Nase des „Babys“ und glaubt, der Vater müsse noch viel größer sein (Str. 8–10). · Ziel 2 a: Der Schotte erschrickt, als er die riesige Nase sieht. · Ziel 2 b: Falsch – im Nebensatz steht das finite Verb am Ende: …, weil er Angst hat.</w:t>
             </w:r>
           </w:p>
         </w:tc>
@@ -6450,6 +6472,150 @@
         <w:t xml:space="preserve"/>
       </w:r>
     </w:p>
+    <w:tbl>
+      <w:tblPr>
+        <w:tblW w:type="dxa" w:w="10206"/>
+        <w:tblBorders>
+          <w:top w:val="single" w:color="auto" w:sz="4"/>
+          <w:left w:val="single" w:color="auto" w:sz="4"/>
+          <w:bottom w:val="single" w:color="auto" w:sz="4"/>
+          <w:right w:val="single" w:color="auto" w:sz="4"/>
+          <w:insideH w:val="single" w:color="auto" w:sz="4"/>
+          <w:insideV w:val="single" w:color="auto" w:sz="4"/>
+        </w:tblBorders>
+      </w:tblPr>
+      <w:tblGrid>
+        <w:gridCol w:w="1700"/>
+        <w:gridCol w:w="8506"/>
+      </w:tblGrid>
+      <w:tr>
+        <w:trPr>
+          <w:cantSplit/>
+        </w:trPr>
+        <w:tc>
+          <w:tcPr>
+            <w:tcW w:type="dxa" w:w="1700"/>
+            <w:tcBorders>
+              <w:top w:val="single" w:color="D5DDEE" w:sz="6"/>
+              <w:left w:val="single" w:color="D5DDEE" w:sz="6"/>
+              <w:bottom w:val="single" w:color="D5DDEE" w:sz="6"/>
+              <w:right w:val="single" w:color="D5DDEE" w:sz="6"/>
+            </w:tcBorders>
+            <w:shd w:fill="F4F7FD" w:color="auto" w:val="clear"/>
+            <w:tcMar>
+              <w:top w:type="dxa" w:w="100"/>
+              <w:left w:type="dxa" w:w="100"/>
+              <w:bottom w:type="dxa" w:w="100"/>
+              <w:right w:type="dxa" w:w="100"/>
+            </w:tcMar>
+            <w:vAlign w:val="top"/>
+          </w:tcPr>
+          <w:p>
+            <w:pPr>
+              <w:spacing w:after="10" w:before="0"/>
+            </w:pPr>
+            <w:r>
+              <w:rPr>
+                <w:rFonts w:ascii="Calibri" w:cs="Calibri" w:eastAsia="Calibri" w:hAnsi="Calibri"/>
+                <w:color w:val="5B6B8C"/>
+                <w:sz w:val="16"/>
+                <w:szCs w:val="16"/>
+              </w:rPr>
+              <w:t xml:space="preserve">Klasse</w:t>
+            </w:r>
+          </w:p>
+          <w:p>
+            <w:pPr>
+              <w:spacing w:after="0" w:before="0"/>
+            </w:pPr>
+            <w:r>
+              <w:rPr>
+                <w:rFonts w:ascii="Calibri" w:cs="Calibri" w:eastAsia="Calibri" w:hAnsi="Calibri"/>
+                <w:b/>
+                <w:bCs/>
+                <w:color w:val="1E2761"/>
+                <w:sz w:val="20"/>
+                <w:szCs w:val="20"/>
+              </w:rPr>
+              <w:t xml:space="preserve">kontrolliert</w:t>
+            </w:r>
+          </w:p>
+        </w:tc>
+        <w:tc>
+          <w:tcPr>
+            <w:tcW w:type="dxa" w:w="8506"/>
+            <w:tcBorders>
+              <w:top w:val="single" w:color="D5DDEE" w:sz="6"/>
+              <w:left w:val="single" w:color="D5DDEE" w:sz="6"/>
+              <w:bottom w:val="single" w:color="D5DDEE" w:sz="6"/>
+              <w:right w:val="single" w:color="D5DDEE" w:sz="6"/>
+            </w:tcBorders>
+            <w:tcMar>
+              <w:top w:type="dxa" w:w="100"/>
+              <w:left w:type="dxa" w:w="160"/>
+              <w:bottom w:type="dxa" w:w="100"/>
+              <w:right w:type="dxa" w:w="100"/>
+            </w:tcMar>
+            <w:vAlign w:val="top"/>
+          </w:tcPr>
+          <w:p>
+            <w:pPr>
+              <w:spacing w:after="60" w:before="0"/>
+            </w:pPr>
+            <w:r>
+              <w:rPr>
+                <w:rFonts w:ascii="Calibri" w:cs="Calibri" w:eastAsia="Calibri" w:hAnsi="Calibri"/>
+                <w:b/>
+                <w:bCs/>
+                <w:color w:val="D9534F"/>
+                <w:sz w:val="20"/>
+                <w:szCs w:val="20"/>
+              </w:rPr>
+              <w:t xml:space="preserve">Ansage: </w:t>
+            </w:r>
+            <w:r>
+              <w:rPr>
+                <w:rFonts w:ascii="Calibri" w:cs="Calibri" w:eastAsia="Calibri" w:hAnsi="Calibri"/>
+                <w:i/>
+                <w:iCs/>
+                <w:color w:val="000000"/>
+                <w:sz w:val="21"/>
+                <w:szCs w:val="21"/>
+              </w:rPr>
+              <w:t xml:space="preserve">„Vergleicht mit der Lösung auf der Folie und verbessert mit Grün.“</w:t>
+            </w:r>
+          </w:p>
+          <w:p>
+            <w:pPr>
+              <w:spacing w:after="50" w:before="0"/>
+            </w:pPr>
+            <w:r>
+              <w:rPr>
+                <w:rFonts w:ascii="Calibri" w:cs="Calibri" w:eastAsia="Calibri" w:hAnsi="Calibri"/>
+                <w:color w:val="000000"/>
+                <w:sz w:val="21"/>
+                <w:szCs w:val="21"/>
+              </w:rPr>
+              <w:t xml:space="preserve">Folie 32. Herumgehen und schauen, wer bei 2 a oder 2 b noch Fehler hat – diese Fälle am Donnerstag in der Wiederholung aufgreifen. Folie 2 noch einmal zeigen: Was mit * offen ist, kommt am Donnerstag.</w:t>
+            </w:r>
+          </w:p>
+        </w:tc>
+      </w:tr>
+    </w:tbl>
+    <w:p>
+      <w:pPr>
+        <w:spacing w:after="40" w:before="0"/>
+      </w:pPr>
+      <w:r>
+        <w:rPr>
+          <w:rFonts w:ascii="Calibri" w:cs="Calibri" w:eastAsia="Calibri" w:hAnsi="Calibri"/>
+          <w:color w:val="000000"/>
+          <w:sz w:val="22"/>
+          <w:szCs w:val="22"/>
+        </w:rPr>
+        <w:t xml:space="preserve"/>
+      </w:r>
+    </w:p>
     <w:p>
       <w:pPr>
         <w:spacing w:after="100" w:before="0"/>
@@ -6653,7 +6819,7 @@
           <w:sz w:val="21"/>
           <w:szCs w:val="21"/>
         </w:rPr>
-        <w:t xml:space="preserve">Immer erst allein oder zu zweit. Statt der klassischen Kreide-Kette eine Prüf-Kette: An der Tafel wird geprüft (✓/✗ + Begründung) und angeschrieben, alle anderen korrigieren gleichzeitig ihr Heft. Sicherung als Zielcheck mit konkreten Aufgaben statt „Heute habe ich gelernt“ (Rückmeldung 31.10.).</w:t>
+        <w:t xml:space="preserve">Immer erst allein oder zu zweit. Keine Tafelarbeit einzelner Schüler: Ausgewertet wird gemeinsam auf Aufdeck-Folien – ein Schüler nennt Urteil und Beleg, dann wird aufgedeckt, alle korrigieren mit Grün (Rückmeldung 31.10.). Sicherung als Zielcheck mit konkreten Aufgaben statt „Heute habe ich gelernt“ (Rückmeldung 31.10.).</w:t>
       </w:r>
     </w:p>
     <w:p>
@@ -6690,7 +6856,7 @@
           <w:sz w:val="21"/>
           <w:szCs w:val="21"/>
         </w:rPr>
-        <w:t xml:space="preserve">74 Min. Pflicht, alles Weitere mit *, kleiner Puffer – nach den bisherigen Erfahrungen bewusst knapp gehalten.</w:t>
+        <w:t xml:space="preserve">77 Min. Pflicht, alles Weitere mit *, kaum Puffer – nach den bisherigen Erfahrungen bewusst knapp gehalten; Kürzungsoptionen sind benannt.</w:t>
       </w:r>
     </w:p>
     <w:p>
@@ -6818,7 +6984,7 @@
           <w:sz w:val="21"/>
           <w:szCs w:val="21"/>
         </w:rPr>
-        <w:t xml:space="preserve">Prüf-Kette nach Ü1 und Ü3, Partnerkorrektur bei Ü4, Zielcheck mit Lösungsfolie; typische Hürden vorab benannt: Hilfsverb ans Ende (Ü3 Nr. 5), gesprochenes „weil ich muss …“ (Ü4).</w:t>
+        <w:t xml:space="preserve">Aufdeck-Folien nach Ü1 und Ü3, Partnerkorrektur und Lösungsfolie bei Ü4, Zielcheck mit Lösungsfolie; typische Hürden vorab benannt: Hilfsverb ans Ende (Ü3 Nr. 5), gesprochenes „weil ich muss …“ (Ü4).</w:t>
       </w:r>
     </w:p>
     <w:p>

--- a/Deutsch_7A/Balladen/Woche2/Tafelskript_Mi_04-11_Paddy_Fingal_Subjunktionen.docx
+++ b/Deutsch_7A/Balladen/Woche2/Tafelskript_Mi_04-11_Paddy_Fingal_Subjunktionen.docx
@@ -15,7 +15,7 @@
           <w:sz w:val="18"/>
           <w:szCs w:val="18"/>
         </w:rPr>
-        <w:t xml:space="preserve">TAFELSKRIPT FÜR DIE LEHRKRAFT · MI 4.11. · DOPPELSTUNDE (90 MIN.) · AVIVA · MIT PRÄSENTATION (32 FOLIEN)</w:t>
+        <w:t xml:space="preserve">TAFELSKRIPT FÜR DIE LEHRKRAFT · MI 4.11. · DOPPELSTUNDE (90 MIN.) · AVIVA · MIT PRÄSENTATION (34 FOLIEN)</w:t>
       </w:r>
     </w:p>
     <w:p>
@@ -93,7 +93,7 @@
                 <w:sz w:val="21"/>
                 <w:szCs w:val="21"/>
               </w:rPr>
-              <w:t xml:space="preserve">Die Stunde am 16.10. ist ausgefallen. Am Montag wurden in 15 Minuten die Lesetechniken wiederholt. Offen sind LB-Aufgabe 1 a zu Paddy Fingal, die Reime und die Merkmale der Ballade. Teil 1 holt den Inhalt nach und beginnt mit der Wiederholung vom Montag. Statt die LB-Fragen zu beantworten, prüfen die Schüler neun Aussagen auf einem Arbeitsblatt: richtig oder falsch, mit Beleg (Strophe, Vers, Zitat), falsche werden verbessert. Die Aussagen sind in eigenen Worten formuliert, teils mit falschem Detail oder als Schlussfolgerung – das ist die eigentliche Herausforderung im Textverständnis. Ausgewertet wird gemeinsam auf Aufdeck-Folien; niemand muss an die Tafel. Teil 2 integriert Grammatik nach dem neuen Prinzip, gegenüber der Klasse heißt sie „Sprachtraining“: Die Klasse entdeckt ein Phänomen in der Ballade (Nebensätze mit „dass“ und „als“), leitet daraus die Regel ab, übt sie an Sätzen aus dem Sportalltag und wendet sie wieder auf die Ballade an. Das knüpft an die Verb-Einheit an (finite Form, Hilfsverb). Reime und Ur-Ei folgen am Do/Fr (Material in Woche1/).</w:t>
+              <w:t xml:space="preserve">Die Stunde am 16.10. ist ausgefallen. Am Montag wurden in 15 Minuten die Lesetechniken wiederholt. Offen sind LB-Aufgabe 1 a zu Paddy Fingal, die Reime und die Merkmale der Ballade. Teil 1 holt den Inhalt nach und beginnt mit der Wiederholung vom Montag. Nach dem Lesen lernt die Klasse den Aufbau einer Ballade (Strophe, Vers, Verszählung) und wie man belegt – das ist Voraussetzung fürs Belegen (Rückmeldung 31.10.). Danach prüfen die Schüler statt der LB-Fragen neun Aussagen auf einem Arbeitsblatt: richtig oder falsch, mit Beleg (Strophe, Vers, Zitat), falsche werden verbessert. Die Aussagen sind in eigenen Worten formuliert, teils mit falschem Detail oder als Schlussfolgerung – das ist die eigentliche Herausforderung im Textverständnis. Ausgewertet wird gemeinsam auf Aufdeck-Folien; niemand muss an die Tafel. Teil 2 ist gekürzt (Ü Chat-Fehler wandert als Wiederholung auf Donnerstag) und integriert Grammatik nach dem neuen Prinzip, gegenüber der Klasse heißt sie „Sprachtraining“: Die Klasse entdeckt ein Phänomen in der Ballade (Nebensätze mit „dass“ und „als“), leitet daraus die Regel ab, übt sie an Sätzen aus dem Sportalltag und wendet sie wieder auf die Ballade an. Das knüpft an die Verb-Einheit an (finite Form, Hilfsverb). Ur-Ei, Reime und Reimschema folgen am Donnerstag.</w:t>
             </w:r>
           </w:p>
         </w:tc>
@@ -123,7 +123,7 @@
           <w:sz w:val="21"/>
           <w:szCs w:val="21"/>
         </w:rPr>
-        <w:t xml:space="preserve">Teil 1: Ich kann Aussagen zur Ballade prüfen und mit Textbelegen begründen, ob sie richtig oder falsch sind.  Teil 2: Ich kann Nebensätze mit Subjunktion erkennen und richtig bilden: Das finite Verb steht am Ende.</w:t>
+        <w:t xml:space="preserve">Teil 1: Ich kann mit Strophe und Vers belegen, ob Aussagen zur Ballade richtig oder falsch sind.  Teil 2: Ich kann Nebensätze mit Subjunktion erkennen und richtig bilden: Das finite Verb steht am Ende.</w:t>
       </w:r>
     </w:p>
     <w:p>
@@ -148,7 +148,7 @@
           <w:sz w:val="21"/>
           <w:szCs w:val="21"/>
         </w:rPr>
-        <w:t xml:space="preserve">„Ich kann Aussagen zur Ballade mit Strophe, Vers und Zitat als richtig oder falsch belegen und falsche verbessern. Nach dass, als, weil, wenn steht das finite Verb am Ende, und davor kommt ein Komma.“ Überprüft wird das im Zielcheck am Ende.</w:t>
+        <w:t xml:space="preserve">„Eine Ballade besteht aus Strophen, jede Zeile ist ein Vers. Ich kann mit Strophe, Vers und Zitat belegen, ob eine Aussage richtig oder falsch ist. Nach dass, als, weil, wenn steht das finite Verb am Ende, und davor kommt ein Komma.“ Überprüft wird das im Zielcheck am Ende.</w:t>
       </w:r>
     </w:p>
     <w:tbl>
@@ -241,7 +241,7 @@
                 <w:sz w:val="20"/>
                 <w:szCs w:val="20"/>
               </w:rPr>
-              <w:t xml:space="preserve">Teil 1 (ca. 40 Min.): </w:t>
+              <w:t xml:space="preserve">Teil 1 (ca. 45 Min.): </w:t>
             </w:r>
             <w:r>
               <w:rPr>
@@ -252,7 +252,7 @@
                 <w:sz w:val="20"/>
                 <w:szCs w:val="20"/>
               </w:rPr>
-              <w:t xml:space="preserve">Ich kann Aussagen zur Ballade prüfen und mit Textbelegen begründen, ob sie richtig oder falsch sind.</w:t>
+              <w:t xml:space="preserve">Ich kann mit Strophe und Vers belegen, ob Aussagen zur Ballade richtig oder falsch sind.</w:t>
             </w:r>
           </w:p>
           <w:p>
@@ -266,7 +266,7 @@
                 <w:sz w:val="19"/>
                 <w:szCs w:val="19"/>
               </w:rPr>
-              <w:t xml:space="preserve">1 Wiederholung Lesetechniken  2 Ü1 Aussagen prüfen  3 * LB 1 b nacherzählen</w:t>
+              <w:t xml:space="preserve">1 Wiederholung Lesetechniken  2 Tandemlesen  3 Aufbau einer Ballade, Ü1  4 Ü2 Aussagen prüfen  5 * Ü3 nacherzählen</w:t>
             </w:r>
           </w:p>
           <w:p>
@@ -282,7 +282,7 @@
                 <w:sz w:val="20"/>
                 <w:szCs w:val="20"/>
               </w:rPr>
-              <w:t xml:space="preserve">Teil 2 (ca. 45 Min.): </w:t>
+              <w:t xml:space="preserve">Teil 2 (ca. 40 Min.): </w:t>
             </w:r>
             <w:r>
               <w:rPr>
@@ -307,7 +307,7 @@
                 <w:sz w:val="19"/>
                 <w:szCs w:val="19"/>
               </w:rPr>
-              <w:t xml:space="preserve">4 Wo steht das finite Verb?  5 Ü2 Entdecken, Merksatz  6 Ü3, Ü4  7 * Ü5  8 Zielcheck</w:t>
+              <w:t xml:space="preserve">6 Wo steht das finite Verb?  7 Ü4 Entdecken, Merksatz  8 Ü5  9 * Ü6  10 Zielcheck</w:t>
             </w:r>
           </w:p>
         </w:tc>
@@ -760,7 +760,7 @@
                 <w:sz w:val="21"/>
                 <w:szCs w:val="21"/>
               </w:rPr>
-              <w:t xml:space="preserve">6′</w:t>
+              <w:t xml:space="preserve">5′</w:t>
             </w:r>
           </w:p>
         </w:tc>
@@ -936,7 +936,7 @@
                 <w:sz w:val="21"/>
                 <w:szCs w:val="21"/>
               </w:rPr>
-              <w:t xml:space="preserve">2′</w:t>
+              <w:t xml:space="preserve">8′</w:t>
             </w:r>
           </w:p>
         </w:tc>
@@ -970,7 +970,7 @@
                 <w:sz w:val="21"/>
                 <w:szCs w:val="21"/>
               </w:rPr>
-              <w:t xml:space="preserve">I</w:t>
+              <w:t xml:space="preserve">V</w:t>
             </w:r>
           </w:p>
         </w:tc>
@@ -1038,7 +1038,7 @@
                 <w:sz w:val="21"/>
                 <w:szCs w:val="21"/>
               </w:rPr>
-              <w:t xml:space="preserve">T1 · Auftrag Ü1, Tandemlesen</w:t>
+              <w:t xml:space="preserve">T1 · Tandemlesen</w:t>
             </w:r>
           </w:p>
         </w:tc>
@@ -1072,7 +1072,7 @@
                 <w:sz w:val="21"/>
                 <w:szCs w:val="21"/>
               </w:rPr>
-              <w:t xml:space="preserve">hören zu</w:t>
+              <w:t xml:space="preserve">lesen im Tandem, Strophe für Strophe</w:t>
             </w:r>
           </w:p>
         </w:tc>
@@ -1112,7 +1112,7 @@
                 <w:sz w:val="21"/>
                 <w:szCs w:val="21"/>
               </w:rPr>
-              <w:t xml:space="preserve">18′</w:t>
+              <w:t xml:space="preserve">4′</w:t>
             </w:r>
           </w:p>
         </w:tc>
@@ -1146,7 +1146,7 @@
                 <w:sz w:val="21"/>
                 <w:szCs w:val="21"/>
               </w:rPr>
-              <w:t xml:space="preserve">V</w:t>
+              <w:t xml:space="preserve">I</w:t>
             </w:r>
           </w:p>
         </w:tc>
@@ -1180,7 +1180,7 @@
                 <w:sz w:val="21"/>
                 <w:szCs w:val="21"/>
               </w:rPr>
-              <w:t xml:space="preserve">5</w:t>
+              <w:t xml:space="preserve">6</w:t>
             </w:r>
           </w:p>
         </w:tc>
@@ -1214,7 +1214,7 @@
                 <w:sz w:val="21"/>
                 <w:szCs w:val="21"/>
               </w:rPr>
-              <w:t xml:space="preserve">T1 · Tandemlesen, Ü1 Aussagen prüfen (AB)</w:t>
+              <w:t xml:space="preserve">T1 · Aufbau einer Ballade, Belegen</w:t>
             </w:r>
           </w:p>
         </w:tc>
@@ -1248,7 +1248,7 @@
                 <w:sz w:val="21"/>
                 <w:szCs w:val="21"/>
               </w:rPr>
-              <w:t xml:space="preserve">lesen im Tandem, prüfen allein, belegen, verbessern</w:t>
+              <w:t xml:space="preserve">zählen an Strophe 1 mit, lernen das Beleg-Format</w:t>
             </w:r>
           </w:p>
         </w:tc>
@@ -1288,7 +1288,7 @@
                 <w:sz w:val="21"/>
                 <w:szCs w:val="21"/>
               </w:rPr>
-              <w:t xml:space="preserve">7′</w:t>
+              <w:t xml:space="preserve">4′</w:t>
             </w:r>
           </w:p>
         </w:tc>
@@ -1322,7 +1322,7 @@
                 <w:sz w:val="21"/>
                 <w:szCs w:val="21"/>
               </w:rPr>
-              <w:t xml:space="preserve">A</w:t>
+              <w:t xml:space="preserve">V</w:t>
             </w:r>
           </w:p>
         </w:tc>
@@ -1356,7 +1356,7 @@
                 <w:sz w:val="21"/>
                 <w:szCs w:val="21"/>
               </w:rPr>
-              <w:t xml:space="preserve">6–15</w:t>
+              <w:t xml:space="preserve">7–8</w:t>
             </w:r>
           </w:p>
         </w:tc>
@@ -1390,7 +1390,7 @@
                 <w:sz w:val="21"/>
                 <w:szCs w:val="21"/>
               </w:rPr>
-              <w:t xml:space="preserve">T1 · Ü1 gemeinsam prüfen (Aufdeck-Folien)</w:t>
+              <w:t xml:space="preserve">T1 · Ü1 Belege finden</w:t>
             </w:r>
           </w:p>
         </w:tc>
@@ -1424,7 +1424,7 @@
                 <w:sz w:val="21"/>
                 <w:szCs w:val="21"/>
               </w:rPr>
-              <w:t xml:space="preserve">nennen Urteil und Beleg, verbessern auf dem AB mit Grün</w:t>
+              <w:t xml:space="preserve">zählen, schlagen nach, suchen; verbessern mit der Lösungsfolie</w:t>
             </w:r>
           </w:p>
         </w:tc>
@@ -1464,7 +1464,7 @@
                 <w:sz w:val="21"/>
                 <w:szCs w:val="21"/>
               </w:rPr>
-              <w:t xml:space="preserve">* 7′</w:t>
+              <w:t xml:space="preserve">10′</w:t>
             </w:r>
           </w:p>
         </w:tc>
@@ -1532,7 +1532,7 @@
                 <w:sz w:val="21"/>
                 <w:szCs w:val="21"/>
               </w:rPr>
-              <w:t xml:space="preserve">16</w:t>
+              <w:t xml:space="preserve">9</w:t>
             </w:r>
           </w:p>
         </w:tc>
@@ -1566,7 +1566,7 @@
                 <w:sz w:val="21"/>
                 <w:szCs w:val="21"/>
               </w:rPr>
-              <w:t xml:space="preserve">T1 · * LB 1 b nacherzählen</w:t>
+              <w:t xml:space="preserve">T1 · Ü2 Aussagen prüfen (AB)</w:t>
             </w:r>
           </w:p>
         </w:tc>
@@ -1600,7 +1600,7 @@
                 <w:sz w:val="21"/>
                 <w:szCs w:val="21"/>
               </w:rPr>
-              <w:t xml:space="preserve">erzählen sich im Tandem nach, haken die Checkliste ab</w:t>
+              <w:t xml:space="preserve">prüfen allein, belegen, verbessern</w:t>
             </w:r>
           </w:p>
         </w:tc>
@@ -1640,7 +1640,7 @@
                 <w:sz w:val="21"/>
                 <w:szCs w:val="21"/>
               </w:rPr>
-              <w:t xml:space="preserve">4′</w:t>
+              <w:t xml:space="preserve">7′</w:t>
             </w:r>
           </w:p>
         </w:tc>
@@ -1674,7 +1674,7 @@
                 <w:sz w:val="21"/>
                 <w:szCs w:val="21"/>
               </w:rPr>
-              <w:t xml:space="preserve">V</w:t>
+              <w:t xml:space="preserve">A</w:t>
             </w:r>
           </w:p>
         </w:tc>
@@ -1708,7 +1708,7 @@
                 <w:sz w:val="21"/>
                 <w:szCs w:val="21"/>
               </w:rPr>
-              <w:t xml:space="preserve">18</w:t>
+              <w:t xml:space="preserve">10–19</w:t>
             </w:r>
           </w:p>
         </w:tc>
@@ -1742,7 +1742,7 @@
                 <w:sz w:val="21"/>
                 <w:szCs w:val="21"/>
               </w:rPr>
-              <w:t xml:space="preserve">T2 · Wo steht das finite Verb?</w:t>
+              <w:t xml:space="preserve">T1 · Ü2 gemeinsam prüfen (Aufdeck-Folien)</w:t>
             </w:r>
           </w:p>
         </w:tc>
@@ -1776,7 +1776,7 @@
                 <w:sz w:val="21"/>
                 <w:szCs w:val="21"/>
               </w:rPr>
-              <w:t xml:space="preserve">schreiben zwei Sätze ab, unterstreichen</w:t>
+              <w:t xml:space="preserve">nennen Urteil und Beleg, verbessern auf dem AB mit Grün</w:t>
             </w:r>
           </w:p>
         </w:tc>
@@ -1816,7 +1816,7 @@
                 <w:sz w:val="21"/>
                 <w:szCs w:val="21"/>
               </w:rPr>
-              <w:t xml:space="preserve">12′</w:t>
+              <w:t xml:space="preserve">* 7′</w:t>
             </w:r>
           </w:p>
         </w:tc>
@@ -1850,7 +1850,7 @@
                 <w:sz w:val="21"/>
                 <w:szCs w:val="21"/>
               </w:rPr>
-              <w:t xml:space="preserve">I</w:t>
+              <w:t xml:space="preserve">V</w:t>
             </w:r>
           </w:p>
         </w:tc>
@@ -1884,7 +1884,7 @@
                 <w:sz w:val="21"/>
                 <w:szCs w:val="21"/>
               </w:rPr>
-              <w:t xml:space="preserve">19–20</w:t>
+              <w:t xml:space="preserve">20</w:t>
             </w:r>
           </w:p>
         </w:tc>
@@ -1918,7 +1918,7 @@
                 <w:sz w:val="21"/>
                 <w:szCs w:val="21"/>
               </w:rPr>
-              <w:t xml:space="preserve">T2 · Ü2 entdecken, Merksatz</w:t>
+              <w:t xml:space="preserve">T1 · * Ü3 nacherzählen mit Stichwörtern</w:t>
             </w:r>
           </w:p>
         </w:tc>
@@ -1952,7 +1952,7 @@
                 <w:sz w:val="21"/>
                 <w:szCs w:val="21"/>
               </w:rPr>
-              <w:t xml:space="preserve">untersuchen drei Stellen, kleben den Merksatz ein</w:t>
+              <w:t xml:space="preserve">erzählen sich im Tandem nach (Abschnitt 1–4 / 5–8)</w:t>
             </w:r>
           </w:p>
         </w:tc>
@@ -1992,7 +1992,7 @@
                 <w:sz w:val="21"/>
                 <w:szCs w:val="21"/>
               </w:rPr>
-              <w:t xml:space="preserve">18′</w:t>
+              <w:t xml:space="preserve">4′</w:t>
             </w:r>
           </w:p>
         </w:tc>
@@ -2060,7 +2060,7 @@
                 <w:sz w:val="21"/>
                 <w:szCs w:val="21"/>
               </w:rPr>
-              <w:t xml:space="preserve">21–29</w:t>
+              <w:t xml:space="preserve">22</w:t>
             </w:r>
           </w:p>
         </w:tc>
@@ -2094,7 +2094,7 @@
                 <w:sz w:val="21"/>
                 <w:szCs w:val="21"/>
               </w:rPr>
-              <w:t xml:space="preserve">T2 · Ü3 Sätze verbinden, Ü4 Fehler im Chat</w:t>
+              <w:t xml:space="preserve">T2 · Wo steht das finite Verb?</w:t>
             </w:r>
           </w:p>
         </w:tc>
@@ -2128,7 +2128,7 @@
                 <w:sz w:val="21"/>
                 <w:szCs w:val="21"/>
               </w:rPr>
-              <w:t xml:space="preserve">verbinden allein, prüfen gemeinsam (Aufdeck-Folien), korrigieren zu zweit</w:t>
+              <w:t xml:space="preserve">schreiben zwei Sätze ab, unterstreichen</w:t>
             </w:r>
           </w:p>
         </w:tc>
@@ -2168,7 +2168,7 @@
                 <w:sz w:val="21"/>
                 <w:szCs w:val="21"/>
               </w:rPr>
-              <w:t xml:space="preserve">* 5′</w:t>
+              <w:t xml:space="preserve">12′</w:t>
             </w:r>
           </w:p>
         </w:tc>
@@ -2202,7 +2202,7 @@
                 <w:sz w:val="21"/>
                 <w:szCs w:val="21"/>
               </w:rPr>
-              <w:t xml:space="preserve">V</w:t>
+              <w:t xml:space="preserve">I</w:t>
             </w:r>
           </w:p>
         </w:tc>
@@ -2236,7 +2236,7 @@
                 <w:sz w:val="21"/>
                 <w:szCs w:val="21"/>
               </w:rPr>
-              <w:t xml:space="preserve">30</w:t>
+              <w:t xml:space="preserve">23–24</w:t>
             </w:r>
           </w:p>
         </w:tc>
@@ -2270,7 +2270,7 @@
                 <w:sz w:val="21"/>
                 <w:szCs w:val="21"/>
               </w:rPr>
-              <w:t xml:space="preserve">T2 · * Ü5 zurück zur Ballade</w:t>
+              <w:t xml:space="preserve">T2 · Ü4 entdecken, Merksatz</w:t>
             </w:r>
           </w:p>
         </w:tc>
@@ -2304,7 +2304,7 @@
                 <w:sz w:val="21"/>
                 <w:szCs w:val="21"/>
               </w:rPr>
-              <w:t xml:space="preserve">schreiben Sätze mit Satzanfängen</w:t>
+              <w:t xml:space="preserve">untersuchen drei Stellen, kleben den Merksatz ein</w:t>
             </w:r>
           </w:p>
         </w:tc>
@@ -2344,7 +2344,7 @@
                 <w:sz w:val="21"/>
                 <w:szCs w:val="21"/>
               </w:rPr>
-              <w:t xml:space="preserve">6′</w:t>
+              <w:t xml:space="preserve">12′</w:t>
             </w:r>
           </w:p>
         </w:tc>
@@ -2378,7 +2378,7 @@
                 <w:sz w:val="21"/>
                 <w:szCs w:val="21"/>
               </w:rPr>
-              <w:t xml:space="preserve">A</w:t>
+              <w:t xml:space="preserve">V</w:t>
             </w:r>
           </w:p>
         </w:tc>
@@ -2412,7 +2412,359 @@
                 <w:sz w:val="21"/>
                 <w:szCs w:val="21"/>
               </w:rPr>
-              <w:t xml:space="preserve">31–32</w:t>
+              <w:t xml:space="preserve">25–31</w:t>
+            </w:r>
+          </w:p>
+        </w:tc>
+        <w:tc>
+          <w:tcPr>
+            <w:tcW w:type="dxa" w:w="3300"/>
+            <w:tcBorders>
+              <w:top w:val="single" w:color="B9C6E8" w:sz="6"/>
+              <w:left w:val="single" w:color="B9C6E8" w:sz="6"/>
+              <w:bottom w:val="single" w:color="B9C6E8" w:sz="6"/>
+              <w:right w:val="single" w:color="B9C6E8" w:sz="6"/>
+            </w:tcBorders>
+            <w:tcMar>
+              <w:top w:type="dxa" w:w="60"/>
+              <w:left w:type="dxa" w:w="100"/>
+              <w:bottom w:type="dxa" w:w="60"/>
+              <w:right w:type="dxa" w:w="100"/>
+            </w:tcMar>
+            <w:vAlign w:val="center"/>
+          </w:tcPr>
+          <w:p>
+            <w:pPr>
+              <w:spacing w:after="0" w:before="0"/>
+            </w:pPr>
+            <w:r>
+              <w:rPr>
+                <w:rFonts w:ascii="Calibri" w:cs="Calibri" w:eastAsia="Calibri" w:hAnsi="Calibri"/>
+                <w:b/>
+                <w:bCs/>
+                <w:color w:val="1E2761"/>
+                <w:sz w:val="21"/>
+                <w:szCs w:val="21"/>
+              </w:rPr>
+              <w:t xml:space="preserve">T2 · Ü5 Sätze verbinden</w:t>
+            </w:r>
+          </w:p>
+        </w:tc>
+        <w:tc>
+          <w:tcPr>
+            <w:tcW w:type="dxa" w:w="4006"/>
+            <w:tcBorders>
+              <w:top w:val="single" w:color="B9C6E8" w:sz="6"/>
+              <w:left w:val="single" w:color="B9C6E8" w:sz="6"/>
+              <w:bottom w:val="single" w:color="B9C6E8" w:sz="6"/>
+              <w:right w:val="single" w:color="B9C6E8" w:sz="6"/>
+            </w:tcBorders>
+            <w:tcMar>
+              <w:top w:type="dxa" w:w="60"/>
+              <w:left w:type="dxa" w:w="100"/>
+              <w:bottom w:type="dxa" w:w="60"/>
+              <w:right w:type="dxa" w:w="100"/>
+            </w:tcMar>
+            <w:vAlign w:val="center"/>
+          </w:tcPr>
+          <w:p>
+            <w:pPr>
+              <w:spacing w:after="0" w:before="0"/>
+            </w:pPr>
+            <w:r>
+              <w:rPr>
+                <w:rFonts w:ascii="Calibri" w:cs="Calibri" w:eastAsia="Calibri" w:hAnsi="Calibri"/>
+                <w:b w:val="false"/>
+                <w:bCs w:val="false"/>
+                <w:color w:val="000000"/>
+                <w:sz w:val="21"/>
+                <w:szCs w:val="21"/>
+              </w:rPr>
+              <w:t xml:space="preserve">verbinden allein, prüfen gemeinsam (Aufdeck-Folien)</w:t>
+            </w:r>
+          </w:p>
+        </w:tc>
+      </w:tr>
+      <w:tr>
+        <w:trPr>
+          <w:cantSplit/>
+          <w:trHeight w:val="320" w:hRule="atLeast"/>
+        </w:trPr>
+        <w:tc>
+          <w:tcPr>
+            <w:tcW w:type="dxa" w:w="800"/>
+            <w:tcBorders>
+              <w:top w:val="single" w:color="B9C6E8" w:sz="6"/>
+              <w:left w:val="single" w:color="B9C6E8" w:sz="6"/>
+              <w:bottom w:val="single" w:color="B9C6E8" w:sz="6"/>
+              <w:right w:val="single" w:color="B9C6E8" w:sz="6"/>
+            </w:tcBorders>
+            <w:tcMar>
+              <w:top w:type="dxa" w:w="60"/>
+              <w:left w:type="dxa" w:w="100"/>
+              <w:bottom w:type="dxa" w:w="60"/>
+              <w:right w:type="dxa" w:w="100"/>
+            </w:tcMar>
+            <w:vAlign w:val="center"/>
+          </w:tcPr>
+          <w:p>
+            <w:pPr>
+              <w:spacing w:after="0" w:before="0"/>
+            </w:pPr>
+            <w:r>
+              <w:rPr>
+                <w:rFonts w:ascii="Calibri" w:cs="Calibri" w:eastAsia="Calibri" w:hAnsi="Calibri"/>
+                <w:b/>
+                <w:bCs/>
+                <w:color w:val="D9534F"/>
+                <w:sz w:val="21"/>
+                <w:szCs w:val="21"/>
+              </w:rPr>
+              <w:t xml:space="preserve">* 5′</w:t>
+            </w:r>
+          </w:p>
+        </w:tc>
+        <w:tc>
+          <w:tcPr>
+            <w:tcW w:type="dxa" w:w="900"/>
+            <w:tcBorders>
+              <w:top w:val="single" w:color="B9C6E8" w:sz="6"/>
+              <w:left w:val="single" w:color="B9C6E8" w:sz="6"/>
+              <w:bottom w:val="single" w:color="B9C6E8" w:sz="6"/>
+              <w:right w:val="single" w:color="B9C6E8" w:sz="6"/>
+            </w:tcBorders>
+            <w:tcMar>
+              <w:top w:type="dxa" w:w="60"/>
+              <w:left w:type="dxa" w:w="100"/>
+              <w:bottom w:type="dxa" w:w="60"/>
+              <w:right w:type="dxa" w:w="100"/>
+            </w:tcMar>
+            <w:vAlign w:val="center"/>
+          </w:tcPr>
+          <w:p>
+            <w:pPr>
+              <w:spacing w:after="0" w:before="0"/>
+            </w:pPr>
+            <w:r>
+              <w:rPr>
+                <w:rFonts w:ascii="Calibri" w:cs="Calibri" w:eastAsia="Calibri" w:hAnsi="Calibri"/>
+                <w:b/>
+                <w:bCs/>
+                <w:color w:val="D9534F"/>
+                <w:sz w:val="21"/>
+                <w:szCs w:val="21"/>
+              </w:rPr>
+              <w:t xml:space="preserve">V</w:t>
+            </w:r>
+          </w:p>
+        </w:tc>
+        <w:tc>
+          <w:tcPr>
+            <w:tcW w:type="dxa" w:w="1200"/>
+            <w:tcBorders>
+              <w:top w:val="single" w:color="B9C6E8" w:sz="6"/>
+              <w:left w:val="single" w:color="B9C6E8" w:sz="6"/>
+              <w:bottom w:val="single" w:color="B9C6E8" w:sz="6"/>
+              <w:right w:val="single" w:color="B9C6E8" w:sz="6"/>
+            </w:tcBorders>
+            <w:tcMar>
+              <w:top w:type="dxa" w:w="60"/>
+              <w:left w:type="dxa" w:w="100"/>
+              <w:bottom w:type="dxa" w:w="60"/>
+              <w:right w:type="dxa" w:w="100"/>
+            </w:tcMar>
+            <w:vAlign w:val="center"/>
+          </w:tcPr>
+          <w:p>
+            <w:pPr>
+              <w:spacing w:after="0" w:before="0"/>
+            </w:pPr>
+            <w:r>
+              <w:rPr>
+                <w:rFonts w:ascii="Calibri" w:cs="Calibri" w:eastAsia="Calibri" w:hAnsi="Calibri"/>
+                <w:b w:val="false"/>
+                <w:bCs w:val="false"/>
+                <w:color w:val="5B6B8C"/>
+                <w:sz w:val="21"/>
+                <w:szCs w:val="21"/>
+              </w:rPr>
+              <w:t xml:space="preserve">32</w:t>
+            </w:r>
+          </w:p>
+        </w:tc>
+        <w:tc>
+          <w:tcPr>
+            <w:tcW w:type="dxa" w:w="3300"/>
+            <w:tcBorders>
+              <w:top w:val="single" w:color="B9C6E8" w:sz="6"/>
+              <w:left w:val="single" w:color="B9C6E8" w:sz="6"/>
+              <w:bottom w:val="single" w:color="B9C6E8" w:sz="6"/>
+              <w:right w:val="single" w:color="B9C6E8" w:sz="6"/>
+            </w:tcBorders>
+            <w:tcMar>
+              <w:top w:type="dxa" w:w="60"/>
+              <w:left w:type="dxa" w:w="100"/>
+              <w:bottom w:type="dxa" w:w="60"/>
+              <w:right w:type="dxa" w:w="100"/>
+            </w:tcMar>
+            <w:vAlign w:val="center"/>
+          </w:tcPr>
+          <w:p>
+            <w:pPr>
+              <w:spacing w:after="0" w:before="0"/>
+            </w:pPr>
+            <w:r>
+              <w:rPr>
+                <w:rFonts w:ascii="Calibri" w:cs="Calibri" w:eastAsia="Calibri" w:hAnsi="Calibri"/>
+                <w:b/>
+                <w:bCs/>
+                <w:color w:val="1E2761"/>
+                <w:sz w:val="21"/>
+                <w:szCs w:val="21"/>
+              </w:rPr>
+              <w:t xml:space="preserve">T2 · * Ü6 zurück zur Ballade</w:t>
+            </w:r>
+          </w:p>
+        </w:tc>
+        <w:tc>
+          <w:tcPr>
+            <w:tcW w:type="dxa" w:w="4006"/>
+            <w:tcBorders>
+              <w:top w:val="single" w:color="B9C6E8" w:sz="6"/>
+              <w:left w:val="single" w:color="B9C6E8" w:sz="6"/>
+              <w:bottom w:val="single" w:color="B9C6E8" w:sz="6"/>
+              <w:right w:val="single" w:color="B9C6E8" w:sz="6"/>
+            </w:tcBorders>
+            <w:tcMar>
+              <w:top w:type="dxa" w:w="60"/>
+              <w:left w:type="dxa" w:w="100"/>
+              <w:bottom w:type="dxa" w:w="60"/>
+              <w:right w:type="dxa" w:w="100"/>
+            </w:tcMar>
+            <w:vAlign w:val="center"/>
+          </w:tcPr>
+          <w:p>
+            <w:pPr>
+              <w:spacing w:after="0" w:before="0"/>
+            </w:pPr>
+            <w:r>
+              <w:rPr>
+                <w:rFonts w:ascii="Calibri" w:cs="Calibri" w:eastAsia="Calibri" w:hAnsi="Calibri"/>
+                <w:b w:val="false"/>
+                <w:bCs w:val="false"/>
+                <w:color w:val="000000"/>
+                <w:sz w:val="21"/>
+                <w:szCs w:val="21"/>
+              </w:rPr>
+              <w:t xml:space="preserve">schreiben Sätze mit Satzanfängen</w:t>
+            </w:r>
+          </w:p>
+        </w:tc>
+      </w:tr>
+      <w:tr>
+        <w:trPr>
+          <w:cantSplit/>
+          <w:trHeight w:val="320" w:hRule="atLeast"/>
+        </w:trPr>
+        <w:tc>
+          <w:tcPr>
+            <w:tcW w:type="dxa" w:w="800"/>
+            <w:tcBorders>
+              <w:top w:val="single" w:color="B9C6E8" w:sz="6"/>
+              <w:left w:val="single" w:color="B9C6E8" w:sz="6"/>
+              <w:bottom w:val="single" w:color="B9C6E8" w:sz="6"/>
+              <w:right w:val="single" w:color="B9C6E8" w:sz="6"/>
+            </w:tcBorders>
+            <w:tcMar>
+              <w:top w:type="dxa" w:w="60"/>
+              <w:left w:type="dxa" w:w="100"/>
+              <w:bottom w:type="dxa" w:w="60"/>
+              <w:right w:type="dxa" w:w="100"/>
+            </w:tcMar>
+            <w:vAlign w:val="center"/>
+          </w:tcPr>
+          <w:p>
+            <w:pPr>
+              <w:spacing w:after="0" w:before="0"/>
+            </w:pPr>
+            <w:r>
+              <w:rPr>
+                <w:rFonts w:ascii="Calibri" w:cs="Calibri" w:eastAsia="Calibri" w:hAnsi="Calibri"/>
+                <w:b/>
+                <w:bCs/>
+                <w:color w:val="D9534F"/>
+                <w:sz w:val="21"/>
+                <w:szCs w:val="21"/>
+              </w:rPr>
+              <w:t xml:space="preserve">6′</w:t>
+            </w:r>
+          </w:p>
+        </w:tc>
+        <w:tc>
+          <w:tcPr>
+            <w:tcW w:type="dxa" w:w="900"/>
+            <w:tcBorders>
+              <w:top w:val="single" w:color="B9C6E8" w:sz="6"/>
+              <w:left w:val="single" w:color="B9C6E8" w:sz="6"/>
+              <w:bottom w:val="single" w:color="B9C6E8" w:sz="6"/>
+              <w:right w:val="single" w:color="B9C6E8" w:sz="6"/>
+            </w:tcBorders>
+            <w:tcMar>
+              <w:top w:type="dxa" w:w="60"/>
+              <w:left w:type="dxa" w:w="100"/>
+              <w:bottom w:type="dxa" w:w="60"/>
+              <w:right w:type="dxa" w:w="100"/>
+            </w:tcMar>
+            <w:vAlign w:val="center"/>
+          </w:tcPr>
+          <w:p>
+            <w:pPr>
+              <w:spacing w:after="0" w:before="0"/>
+            </w:pPr>
+            <w:r>
+              <w:rPr>
+                <w:rFonts w:ascii="Calibri" w:cs="Calibri" w:eastAsia="Calibri" w:hAnsi="Calibri"/>
+                <w:b/>
+                <w:bCs/>
+                <w:color w:val="D9534F"/>
+                <w:sz w:val="21"/>
+                <w:szCs w:val="21"/>
+              </w:rPr>
+              <w:t xml:space="preserve">A</w:t>
+            </w:r>
+          </w:p>
+        </w:tc>
+        <w:tc>
+          <w:tcPr>
+            <w:tcW w:type="dxa" w:w="1200"/>
+            <w:tcBorders>
+              <w:top w:val="single" w:color="B9C6E8" w:sz="6"/>
+              <w:left w:val="single" w:color="B9C6E8" w:sz="6"/>
+              <w:bottom w:val="single" w:color="B9C6E8" w:sz="6"/>
+              <w:right w:val="single" w:color="B9C6E8" w:sz="6"/>
+            </w:tcBorders>
+            <w:tcMar>
+              <w:top w:type="dxa" w:w="60"/>
+              <w:left w:type="dxa" w:w="100"/>
+              <w:bottom w:type="dxa" w:w="60"/>
+              <w:right w:type="dxa" w:w="100"/>
+            </w:tcMar>
+            <w:vAlign w:val="center"/>
+          </w:tcPr>
+          <w:p>
+            <w:pPr>
+              <w:spacing w:after="0" w:before="0"/>
+            </w:pPr>
+            <w:r>
+              <w:rPr>
+                <w:rFonts w:ascii="Calibri" w:cs="Calibri" w:eastAsia="Calibri" w:hAnsi="Calibri"/>
+                <w:b w:val="false"/>
+                <w:bCs w:val="false"/>
+                <w:color w:val="5B6B8C"/>
+                <w:sz w:val="21"/>
+                <w:szCs w:val="21"/>
+              </w:rPr>
+              <w:t xml:space="preserve">33–34</w:t>
             </w:r>
           </w:p>
         </w:tc>
@@ -2508,7 +2860,7 @@
           <w:sz w:val="21"/>
           <w:szCs w:val="21"/>
         </w:rPr>
-        <w:t xml:space="preserve">77 Min. Pflicht, 12 Min. mit * (1 b, Ü5, Forscherfrage), 1 Min. Puffer. Wenn 1 b entfällt, ist es der Einstieg am Donnerstag. Wird es in Teil 1 eng: Aussage 9 (*) in der gemeinsamen Prüfung überspringen.</w:t>
+        <w:t xml:space="preserve">76 Min. Pflicht, 14 Min. mit * (Ü3, Ü6, Forscherfrage), kein Puffer. Was mit * nicht geschafft wird, ist Einstieg am Donnerstag (vor allem Ü3). Wird es in Teil 1 eng: Aussage 9 (*) überspringen.</w:t>
       </w:r>
     </w:p>
     <w:p>
@@ -2611,7 +2963,7 @@
                 <w:sz w:val="21"/>
                 <w:szCs w:val="21"/>
               </w:rPr>
-              <w:t xml:space="preserve">Überschrift „Paddy Fingal – den Inhalt erschließen“ · A–C mit Lesetechnik und „weil“ · Arbeitsblatt Ü1 (eingeklebt): neun Aussagen mit Urteil, Beleg und Verbesserung, mit Grün kontrolliert</w:t>
+              <w:t xml:space="preserve">Überschrift „Paddy Fingal – den Inhalt erschließen“ · A–C mit Lesetechnik und „weil“ · Ü1: drei Belege (Anzahl, Zitat, Fundstelle) · Arbeitsblatt Ü2 (eingeklebt): neun Aussagen mit Urteil, Beleg und Verbesserung, mit Grün kontrolliert</w:t>
             </w:r>
           </w:p>
         </w:tc>
@@ -2683,7 +3035,7 @@
                 <w:sz w:val="21"/>
                 <w:szCs w:val="21"/>
               </w:rPr>
-              <w:t xml:space="preserve">Überschrift „Nebensätze mit Subjunktion“ · zwei Sätze (finites Verb unterstrichen) · Ü2: drei Stellen aus der Ballade · Merksatz-Schnipsel eingeklebt · Ü3: sechs Sätze · Ü4: vier verbesserte Chat-Sätze · * Ü5</w:t>
+              <w:t xml:space="preserve">Überschrift „Nebensätze mit Subjunktion“ · zwei Sätze (finites Verb unterstrichen) · Ü4: drei Stellen aus der Ballade · Merksatz-Schnipsel eingeklebt · Ü5: sechs Sätze · * Ü6</w:t>
             </w:r>
           </w:p>
         </w:tc>
@@ -2783,7 +3135,7 @@
           <w:sz w:val="21"/>
           <w:szCs w:val="21"/>
         </w:rPr>
-        <w:t xml:space="preserve">Präsentation `Mittwoch_04-11_Deutsch_7A.pptx` (Lösungen in den Notizen und auf Aufdeck-Folien) · Lehrbuch S. 136 f. · Arbeitsblatt „Ü1 Paddy Fingal – Aussagen prüfen“ (1 A4 pro Schüler) · Merksatz-Schnipsel „Nebensätze mit Subjunktion“ (8 pro A4) · Tandems wie festgelegt · Handreichung Polnisch für S-PL.</w:t>
+        <w:t xml:space="preserve">Präsentation `Mittwoch_04-11_Deutsch_7A.pptx` (Lösungen in den Notizen und auf Aufdeck-Folien) · Lehrbuch S. 136 f. · Arbeitsblatt „Ü2 Paddy Fingal – Aussagen prüfen“ mit Merkkasten zum Belegen (1 A4 pro Schüler) · Merksatz-Schnipsel „Nebensätze mit Subjunktion“ (8 pro A4) · Tandems wie festgelegt · Handreichung Polnisch für S-PL (Handreichung + Arbeitsblatt Ü2 zweisprachig).</w:t>
       </w:r>
     </w:p>
     <w:p>
@@ -2935,7 +3287,7 @@
                 <w:sz w:val="21"/>
                 <w:szCs w:val="21"/>
               </w:rPr>
-              <w:t xml:space="preserve">„Stifte liegen. Ihr hört nur zu. Heute haben wir zwei Teile. In Teil 1 klären wir, worum es in Paddy Fingal genau geht. In Teil 2 ist Sprachtraining: Wir schauen uns die Sprache der Ballade an und lernen daraus eine Regel, mit der ihr besser schreibt. Die Ziele stehen auf der Folie und links an der Tafel.“</w:t>
+              <w:t xml:space="preserve">„Stifte liegen. Ihr hört nur zu. Heute haben wir zwei Teile. In Teil 1 klären wir, worum es in Paddy Fingal genau geht, und lernen, wie man mit Strophe und Vers belegt. In Teil 2 ist Sprachtraining: Wir schauen uns die Sprache der Ballade an und lernen daraus eine Regel, mit der ihr besser schreibt. Die Ziele stehen auf der Folie und links an der Tafel.“</w:t>
             </w:r>
           </w:p>
           <w:p>
@@ -3033,7 +3385,7 @@
           <w:sz w:val="20"/>
           <w:szCs w:val="20"/>
         </w:rPr>
-        <w:t xml:space="preserve">   6 Min.</w:t>
+        <w:t xml:space="preserve">   5 Min.</w:t>
       </w:r>
     </w:p>
     <w:tbl>
@@ -3363,7 +3715,7 @@
           <w:sz w:val="28"/>
           <w:szCs w:val="28"/>
         </w:rPr>
-        <w:t xml:space="preserve">I  </w:t>
+        <w:t xml:space="preserve">V  </w:t>
       </w:r>
       <w:r>
         <w:rPr>
@@ -3374,7 +3726,7 @@
           <w:sz w:val="28"/>
           <w:szCs w:val="28"/>
         </w:rPr>
-        <w:t xml:space="preserve">Informieren: Auftrag Ü1 und Tandemlesen</w:t>
+        <w:t xml:space="preserve">Verarbeiten: Tandemlesen</w:t>
       </w:r>
       <w:r>
         <w:rPr>
@@ -3385,7 +3737,7 @@
           <w:sz w:val="20"/>
           <w:szCs w:val="20"/>
         </w:rPr>
-        <w:t xml:space="preserve">   2 Min.</w:t>
+        <w:t xml:space="preserve">   8 Min.</w:t>
       </w:r>
     </w:p>
     <w:tbl>
@@ -3453,7 +3805,7 @@
                 <w:sz w:val="20"/>
                 <w:szCs w:val="20"/>
               </w:rPr>
-              <w:t xml:space="preserve">hört zu</w:t>
+              <w:t xml:space="preserve">arbeitet zu zweit</w:t>
             </w:r>
           </w:p>
         </w:tc>
@@ -3498,7 +3850,7 @@
                 <w:sz w:val="21"/>
                 <w:szCs w:val="21"/>
               </w:rPr>
-              <w:t xml:space="preserve">„Stifte liegen. Ihr lest jetzt im Tandem: Einer liest eine Strophe vor, der andere liest leise mit und hilft bei Fehlern, dann Wechsel. Danach prüft jeder allein die Aussagen auf dem Arbeitsblatt: richtig oder falsch? Belegt mit Strophe, Vers und Zitat. Ist eine Aussage falsch, schreibt ihr auf, was richtig ist. Achtung: Die Aussagen sind in anderen Worten formuliert – ihr müsst die Stelle verstanden haben.“</w:t>
+              <w:t xml:space="preserve">„Jetzt arbeitet ihr im Tandem. Einer liest eine Strophe vor, der andere liest leise mit und hilft bei Fehlern, dann Wechsel. Achtet darauf: Was passiert? Wer handelt? Acht Minuten.“</w:t>
             </w:r>
           </w:p>
           <w:p>
@@ -3512,7 +3864,7 @@
                 <w:sz w:val="21"/>
                 <w:szCs w:val="21"/>
               </w:rPr>
-              <w:t xml:space="preserve">Methodenkarte „Tandemlesen“ (Tandems lesestärker/leseschwächer). Arbeitsblatt austeilen, das Beispiel oben gemeinsam lesen.</w:t>
+              <w:t xml:space="preserve">Methodenkarte „Tandemlesen“ (Tandems lesestärker/leseschwächer). Folie 5. Herumgehen, zuhören.</w:t>
             </w:r>
           </w:p>
         </w:tc>
@@ -3546,7 +3898,7 @@
           <w:sz w:val="28"/>
           <w:szCs w:val="28"/>
         </w:rPr>
-        <w:t xml:space="preserve">V  </w:t>
+        <w:t xml:space="preserve">I  </w:t>
       </w:r>
       <w:r>
         <w:rPr>
@@ -3557,7 +3909,7 @@
           <w:sz w:val="28"/>
           <w:szCs w:val="28"/>
         </w:rPr>
-        <w:t xml:space="preserve">Verarbeiten: Ü1 – Aussagen prüfen</w:t>
+        <w:t xml:space="preserve">Informieren: Aufbau einer Ballade und Belegen</w:t>
       </w:r>
       <w:r>
         <w:rPr>
@@ -3568,7 +3920,7 @@
           <w:sz w:val="20"/>
           <w:szCs w:val="20"/>
         </w:rPr>
-        <w:t xml:space="preserve">   18 Min.</w:t>
+        <w:t xml:space="preserve">   4 Min.</w:t>
       </w:r>
     </w:p>
     <w:tbl>
@@ -3636,7 +3988,7 @@
                 <w:sz w:val="20"/>
                 <w:szCs w:val="20"/>
               </w:rPr>
-              <w:t xml:space="preserve">arbeitet zu zweit</w:t>
+              <w:t xml:space="preserve">hört zu</w:t>
             </w:r>
           </w:p>
         </w:tc>
@@ -3681,7 +4033,7 @@
                 <w:sz w:val="21"/>
                 <w:szCs w:val="21"/>
               </w:rPr>
-              <w:t xml:space="preserve">„Jetzt arbeitet ihr im Tandem. Lest die Ballade Strophe für Strophe abwechselnd. Acht Minuten.“</w:t>
+              <w:t xml:space="preserve">„Stifte liegen. Ihr hört nur zu. Bevor wir Aussagen über die Ballade prüfen, müsst ihr wissen, wie man eine Stelle genau angibt. Schaut auf Strophe 1.“</w:t>
             </w:r>
           </w:p>
           <w:p>
@@ -3695,7 +4047,7 @@
                 <w:sz w:val="21"/>
                 <w:szCs w:val="21"/>
               </w:rPr>
-              <w:t xml:space="preserve">Herumgehen, beim Tandemlesen zuhören.</w:t>
+              <w:t xml:space="preserve">Folie 6 (Ich): Strophe = Abschnitt, zwischen zwei Strophen eine Leerzeile. Vers = eine Zeile. Im Lehrbuch die Verszählung am Rand zeigen (5, 10, 15 …).</w:t>
             </w:r>
           </w:p>
         </w:tc>
@@ -3780,7 +4132,7 @@
                 <w:sz w:val="20"/>
                 <w:szCs w:val="20"/>
               </w:rPr>
-              <w:t xml:space="preserve">arbeitet allein</w:t>
+              <w:t xml:space="preserve">macht mündlich mit</w:t>
             </w:r>
           </w:p>
         </w:tc>
@@ -3825,7 +4177,7 @@
                 <w:sz w:val="21"/>
                 <w:szCs w:val="21"/>
               </w:rPr>
-              <w:t xml:space="preserve">„Jetzt arbeitet ihr allein. Prüft die Aussagen auf dem Arbeitsblatt. Zehn Minuten. Nummer 9 hat einen Stern. Fertig? Stift hinlegen.“</w:t>
+              <w:t xml:space="preserve">„Zählt mit: Wie viele Verse hat Strophe 1? Welcher Vers ist der mit dem Bart?“</w:t>
             </w:r>
           </w:p>
           <w:p>
@@ -3839,7 +4191,7 @@
                 <w:sz w:val="21"/>
                 <w:szCs w:val="21"/>
               </w:rPr>
-              <w:t xml:space="preserve">Typische Hürde: Aussagen, die plausibel klingen, aber ein falsches Detail haben (Nr. 3, 4, 6). Wer nur überfliegt, fällt darauf herein – Rückbezug zu den Lesetechniken: hier genau lesen.</w:t>
+              <w:t xml:space="preserve">Wir: Das Beleg-Format zeigen: Strophe + Vers + Zitat in Anführungszeichen. Der Merkkasten steht auch oben auf dem Arbeitsblatt zu Ü2.</w:t>
             </w:r>
           </w:p>
           <w:p>
@@ -3864,7 +4216,7 @@
                 <w:sz w:val="19"/>
                 <w:szCs w:val="19"/>
               </w:rPr>
-              <w:t xml:space="preserve">1 richtig – Str. 1, V. 4 „einen Mastbaum führt’ er als Wurfgeschoss“ · 2 falsch – Str. 2, V. 7–9; richtig: Er will herausfinden, wer stärker ist · 3 falsch – Str. 3, V. 14 „zehn Schuh größer“ · 4 falsch – Str. 4, V. 16–17; richtig: Er bekommt Angst und will sich verstecken · 5 richtig – Str. 7, V. 31–32 · 6 falsch – Str. 8, V. 37 „neugierig ans Lager ging“ · 7 falsch – Str. 9, V. 43–44; richtig: Er hält Paddy für ein Baby und fürchtet den Vater · 8 richtig – Str. 10, V. 48 „fast wär ertrunken“ · *9 falsch – Str. 11, V. 55; Paddy hat nie gekämpft, „tapfer“ ist ironisch</w:t>
+              <w:t xml:space="preserve">5 Verse; Vers 2 – Beleg: Str. 1, V. 2: „Sechs Ellen flog sein schwarzer Bart“</w:t>
             </w:r>
           </w:p>
         </w:tc>
@@ -3898,7 +4250,7 @@
           <w:sz w:val="28"/>
           <w:szCs w:val="28"/>
         </w:rPr>
-        <w:t xml:space="preserve">A  </w:t>
+        <w:t xml:space="preserve">V  </w:t>
       </w:r>
       <w:r>
         <w:rPr>
@@ -3909,7 +4261,7 @@
           <w:sz w:val="28"/>
           <w:szCs w:val="28"/>
         </w:rPr>
-        <w:t xml:space="preserve">Auswerten Teil 1: Ü1 gemeinsam prüfen</w:t>
+        <w:t xml:space="preserve">Verarbeiten: Ü1 Belege finden</w:t>
       </w:r>
       <w:r>
         <w:rPr>
@@ -3920,7 +4272,7 @@
           <w:sz w:val="20"/>
           <w:szCs w:val="20"/>
         </w:rPr>
-        <w:t xml:space="preserve">   7 Min.</w:t>
+        <w:t xml:space="preserve">   4 Min.</w:t>
       </w:r>
     </w:p>
     <w:tbl>
@@ -3988,7 +4340,7 @@
                 <w:sz w:val="20"/>
                 <w:szCs w:val="20"/>
               </w:rPr>
-              <w:t xml:space="preserve">macht mündlich mit</w:t>
+              <w:t xml:space="preserve">arbeitet allein</w:t>
             </w:r>
           </w:p>
         </w:tc>
@@ -4033,35 +4385,32 @@
                 <w:sz w:val="21"/>
                 <w:szCs w:val="21"/>
               </w:rPr>
-              <w:t xml:space="preserve">„Stifte bereit, grüner Stift. Wir prüfen jetzt gemeinsam, Aussage für Aussage. Wer drankommt, sagt: richtig oder falsch – und den Beleg. Bei falschen Aussagen auch: Richtig ist … Erst dann decke ich auf. Alle verbessern auf dem Arbeitsblatt mit Grün.“</w:t>
-            </w:r>
-          </w:p>
-          <w:p>
-            <w:pPr>
-              <w:spacing w:after="50" w:before="0"/>
-            </w:pPr>
-            <w:r>
-              <w:rPr>
-                <w:rFonts w:ascii="Calibri" w:cs="Calibri" w:eastAsia="Calibri" w:hAnsi="Calibri"/>
-                <w:color w:val="000000"/>
-                <w:sz w:val="21"/>
-                <w:szCs w:val="21"/>
-              </w:rPr>
-              <w:t xml:space="preserve">Folie 6 bis 15: Mit jedem Klick erscheint die Lösung zur nächsten Aussage (Urteil, Beleg, „Richtig ist …“). Jeweils einen anderen Schüler drannehmen, auch Nicht-Melder. Niemand geht an die Tafel.</w:t>
-            </w:r>
-          </w:p>
-          <w:p>
-            <w:pPr>
-              <w:spacing w:after="50" w:before="0"/>
-            </w:pPr>
-            <w:r>
-              <w:rPr>
-                <w:rFonts w:ascii="Calibri" w:cs="Calibri" w:eastAsia="Calibri" w:hAnsi="Calibri"/>
-                <w:color w:val="000000"/>
-                <w:sz w:val="21"/>
-                <w:szCs w:val="21"/>
-              </w:rPr>
-              <w:t xml:space="preserve">Bei Nr. 9 kurz die Ironie besprechen: Der Feigling wird als „tapferer“ Held gefeiert. Danach Ziel 1 auf Folie 2 ansprechen.</w:t>
+              <w:t xml:space="preserve">„Jetzt arbeitet ihr allein im Heft. Ü1 steht auf der Folie. Drei Minuten. Fertig? Stift hinlegen.“</w:t>
+            </w:r>
+          </w:p>
+          <w:p>
+            <w:pPr>
+              <w:spacing w:after="0" w:before="0"/>
+            </w:pPr>
+            <w:r>
+              <w:rPr>
+                <w:rFonts w:ascii="Calibri" w:cs="Calibri" w:eastAsia="Calibri" w:hAnsi="Calibri"/>
+                <w:b/>
+                <w:bCs/>
+                <w:color w:val="5B6B8C"/>
+                <w:sz w:val="19"/>
+                <w:szCs w:val="19"/>
+              </w:rPr>
+              <w:t xml:space="preserve">Lösung: </w:t>
+            </w:r>
+            <w:r>
+              <w:rPr>
+                <w:rFonts w:ascii="Calibri" w:cs="Calibri" w:eastAsia="Calibri" w:hAnsi="Calibri"/>
+                <w:color w:val="5B6B8C"/>
+                <w:sz w:val="19"/>
+                <w:szCs w:val="19"/>
+              </w:rPr>
+              <w:t xml:space="preserve">1 11 Strophen mit je 5 Versen · 2 Str. 3, V. 14: „dass der Fremdling zehn Schuh größer war“ · 3 Str. 4, V. 17: „O Schaya, birg mich im Versteck!“</w:t>
             </w:r>
           </w:p>
         </w:tc>
@@ -4079,45 +4428,6 @@
           <w:szCs w:val="22"/>
         </w:rPr>
         <w:t xml:space="preserve"/>
-      </w:r>
-    </w:p>
-    <w:p>
-      <w:pPr>
-        <w:keepNext/>
-        <w:spacing w:after="100" w:before="200"/>
-      </w:pPr>
-      <w:r>
-        <w:rPr>
-          <w:rFonts w:ascii="Cambria" w:cs="Cambria" w:eastAsia="Cambria" w:hAnsi="Cambria"/>
-          <w:b/>
-          <w:bCs/>
-          <w:color w:val="D9534F"/>
-          <w:sz w:val="28"/>
-          <w:szCs w:val="28"/>
-        </w:rPr>
-        <w:t xml:space="preserve">V  </w:t>
-      </w:r>
-      <w:r>
-        <w:rPr>
-          <w:rFonts w:ascii="Cambria" w:cs="Cambria" w:eastAsia="Cambria" w:hAnsi="Cambria"/>
-          <w:b/>
-          <w:bCs/>
-          <w:color w:val="1E2761"/>
-          <w:sz w:val="28"/>
-          <w:szCs w:val="28"/>
-        </w:rPr>
-        <w:t xml:space="preserve">* Verarbeiten: LB-Aufgabe 1 b nacherzählen</w:t>
-      </w:r>
-      <w:r>
-        <w:rPr>
-          <w:rFonts w:ascii="Calibri" w:cs="Calibri" w:eastAsia="Calibri" w:hAnsi="Calibri"/>
-          <w:b/>
-          <w:bCs/>
-          <w:color w:val="C77C12"/>
-          <w:sz w:val="20"/>
-          <w:szCs w:val="20"/>
-        </w:rPr>
-        <w:t xml:space="preserve">   7 Min.</w:t>
       </w:r>
     </w:p>
     <w:tbl>
@@ -4185,7 +4495,7 @@
                 <w:sz w:val="20"/>
                 <w:szCs w:val="20"/>
               </w:rPr>
-              <w:t xml:space="preserve">arbeitet zu zweit</w:t>
+              <w:t xml:space="preserve">kontrolliert</w:t>
             </w:r>
           </w:p>
         </w:tc>
@@ -4230,7 +4540,7 @@
                 <w:sz w:val="21"/>
                 <w:szCs w:val="21"/>
               </w:rPr>
-              <w:t xml:space="preserve">„A erzählt Strophe 1 bis 5 nach, B hört zu und hakt die Checkliste ab. Dann Wechsel: B erzählt Strophe 6 bis 11. Euer Arbeitsblatt aus Ü1 ist euer Spickzettel.“</w:t>
+              <w:t xml:space="preserve">„Vergleicht mit der Lösung auf der Folie und verbessert mit Grün.“</w:t>
             </w:r>
           </w:p>
           <w:p>
@@ -4244,21 +4554,7 @@
                 <w:sz w:val="21"/>
                 <w:szCs w:val="21"/>
               </w:rPr>
-              <w:t xml:space="preserve">Checkliste: Titel und Autor · richtige Reihenfolge · nichts dazuerfinden · alle wichtigen Details · * spannend mit wörtlicher Rede.</w:t>
-            </w:r>
-          </w:p>
-          <w:p>
-            <w:pPr>
-              <w:spacing w:after="50" w:before="0"/>
-            </w:pPr>
-            <w:r>
-              <w:rPr>
-                <w:rFonts w:ascii="Calibri" w:cs="Calibri" w:eastAsia="Calibri" w:hAnsi="Calibri"/>
-                <w:color w:val="000000"/>
-                <w:sz w:val="21"/>
-                <w:szCs w:val="21"/>
-              </w:rPr>
-              <w:t xml:space="preserve">Fällt 1 b weg: Einstieg am Donnerstag.</w:t>
+              <w:t xml:space="preserve">Folie 8. Rückbezug: Bei 2 und 3 lest ihr orientierend – ihr sucht eine bestimmte Stelle.</w:t>
             </w:r>
           </w:p>
         </w:tc>
@@ -4281,34 +4577,6 @@
     <w:p>
       <w:pPr>
         <w:keepNext/>
-        <w:spacing w:after="80" w:before="280"/>
-      </w:pPr>
-      <w:r>
-        <w:rPr>
-          <w:rFonts w:ascii="Calibri" w:cs="Calibri" w:eastAsia="Calibri" w:hAnsi="Calibri"/>
-          <w:b/>
-          <w:bCs/>
-          <w:color w:val="7A5BA6"/>
-          <w:sz w:val="20"/>
-          <w:szCs w:val="20"/>
-        </w:rPr>
-        <w:t xml:space="preserve">TEIL 2  </w:t>
-      </w:r>
-      <w:r>
-        <w:rPr>
-          <w:rFonts w:ascii="Cambria" w:cs="Cambria" w:eastAsia="Cambria" w:hAnsi="Cambria"/>
-          <w:b/>
-          <w:bCs/>
-          <w:color w:val="7A5BA6"/>
-          <w:sz w:val="30"/>
-          <w:szCs w:val="30"/>
-        </w:rPr>
-        <w:t xml:space="preserve">Sprachtraining: Nebensätze mit Subjunktion</w:t>
-      </w:r>
-    </w:p>
-    <w:p>
-      <w:pPr>
-        <w:keepNext/>
         <w:spacing w:after="100" w:before="200"/>
       </w:pPr>
       <w:r>
@@ -4331,7 +4599,7 @@
           <w:sz w:val="28"/>
           <w:szCs w:val="28"/>
         </w:rPr>
-        <w:t xml:space="preserve">Vorwissen aktivieren: Wo steht das finite Verb?</w:t>
+        <w:t xml:space="preserve">Verarbeiten: Ü2 Aussagen prüfen (Arbeitsblatt)</w:t>
       </w:r>
       <w:r>
         <w:rPr>
@@ -4342,7 +4610,7 @@
           <w:sz w:val="20"/>
           <w:szCs w:val="20"/>
         </w:rPr>
-        <w:t xml:space="preserve">   4 Min.</w:t>
+        <w:t xml:space="preserve">   10 Min.</w:t>
       </w:r>
     </w:p>
     <w:tbl>
@@ -4455,7 +4723,7 @@
                 <w:sz w:val="21"/>
                 <w:szCs w:val="21"/>
               </w:rPr>
-              <w:t xml:space="preserve">„Neue Überschrift: Nebensätze mit Subjunktion. Jetzt arbeitet ihr allein. Schreibt die beiden Sätze von der Folie ab und unterstreicht das finite Verb. Wo steht es?“</w:t>
+              <w:t xml:space="preserve">„Ich teile das Arbeitsblatt aus. Oben steht der Merkkasten, so wie eben. Jetzt arbeitet ihr allein. Prüft die Aussagen: richtig oder falsch? Belegt mit Strophe, Vers und Zitat. Ist eine Aussage falsch, schreibt auf, was richtig ist. Achtung: Die Aussagen sind in anderen Worten formuliert – ihr müsst die Stelle verstanden haben. Zehn Minuten. Nummer 9 hat einen Stern. Fertig? Stift hinlegen.“</w:t>
             </w:r>
           </w:p>
           <w:p>
@@ -4469,7 +4737,7 @@
                 <w:sz w:val="21"/>
                 <w:szCs w:val="21"/>
               </w:rPr>
-              <w:t xml:space="preserve">Kurz fragen: Woran erkennst du das finite Verb? – Es ändert sich mit der Person (ich war, du warst).</w:t>
+              <w:t xml:space="preserve">Typische Hürde: Aussagen, die plausibel klingen, aber ein falsches Detail haben (Nr. 3, 4, 6). Wer nur überfliegt, fällt darauf herein – hier genau lesen.</w:t>
             </w:r>
           </w:p>
           <w:p>
@@ -4494,7 +4762,7 @@
                 <w:sz w:val="19"/>
                 <w:szCs w:val="19"/>
               </w:rPr>
-              <w:t xml:space="preserve">Paddy Fingal war von Riesenart. · Da lief er heim in jähem Schreck. → war, lief: an Position 2 (nach dem ersten Satzglied).</w:t>
+              <w:t xml:space="preserve">1 richtig – Str. 1, V. 4 „einen Mastbaum führt’ er als Wurfgeschoss“ · 2 falsch – Str. 2, V. 7–9; richtig: Er will herausfinden, wer stärker ist · 3 falsch – Str. 3, V. 14 „zehn Schuh größer“ · 4 falsch – Str. 4, V. 16–17; richtig: Er bekommt Angst und will sich verstecken · 5 richtig – Str. 7, V. 31–32 · 6 falsch – Str. 8, V. 37 „neugierig ans Lager ging“ · 7 falsch – Str. 9, V. 43–44; richtig: Er hält Paddy für ein Baby und fürchtet den Vater · 8 richtig – Str. 10, V. 48 „fast wär ertrunken“ · *9 falsch – Str. 11, V. 55; Paddy hat nie gekämpft, „tapfer“ ist ironisch</w:t>
             </w:r>
           </w:p>
         </w:tc>
@@ -4516,14 +4784,6 @@
     </w:p>
     <w:p>
       <w:pPr>
-        <w:spacing w:after="100" w:before="0"/>
-      </w:pPr>
-      <w:r>
-        <w:br w:type="page"/>
-      </w:r>
-    </w:p>
-    <w:p>
-      <w:pPr>
         <w:keepNext/>
         <w:spacing w:after="100" w:before="200"/>
       </w:pPr>
@@ -4536,7 +4796,7 @@
           <w:sz w:val="28"/>
           <w:szCs w:val="28"/>
         </w:rPr>
-        <w:t xml:space="preserve">I  </w:t>
+        <w:t xml:space="preserve">A  </w:t>
       </w:r>
       <w:r>
         <w:rPr>
@@ -4547,7 +4807,7 @@
           <w:sz w:val="28"/>
           <w:szCs w:val="28"/>
         </w:rPr>
-        <w:t xml:space="preserve">Informieren: Ü2 entdecken und Merksatz</w:t>
+        <w:t xml:space="preserve">Auswerten Teil 1: Ü2 gemeinsam prüfen</w:t>
       </w:r>
       <w:r>
         <w:rPr>
@@ -4558,281 +4818,7 @@
           <w:sz w:val="20"/>
           <w:szCs w:val="20"/>
         </w:rPr>
-        <w:t xml:space="preserve">   12 Min.</w:t>
-      </w:r>
-    </w:p>
-    <w:tbl>
-      <w:tblPr>
-        <w:tblW w:type="dxa" w:w="8166"/>
-        <w:tblBorders>
-          <w:top w:val="single" w:color="auto" w:sz="4"/>
-          <w:left w:val="single" w:color="auto" w:sz="4"/>
-          <w:bottom w:val="single" w:color="auto" w:sz="4"/>
-          <w:right w:val="single" w:color="auto" w:sz="4"/>
-          <w:insideH w:val="single" w:color="auto" w:sz="4"/>
-          <w:insideV w:val="single" w:color="auto" w:sz="4"/>
-        </w:tblBorders>
-      </w:tblPr>
-      <w:tblGrid>
-        <w:gridCol w:w="8166"/>
-      </w:tblGrid>
-      <w:tr>
-        <w:trPr>
-          <w:cantSplit/>
-        </w:trPr>
-        <w:tc>
-          <w:tcPr>
-            <w:tcW w:type="dxa" w:w="8166"/>
-            <w:tcBorders>
-              <w:top w:val="single" w:color="3D4A3F" w:sz="12"/>
-              <w:left w:val="single" w:color="3D4A3F" w:sz="12"/>
-              <w:bottom w:val="single" w:color="3D4A3F" w:sz="12"/>
-              <w:right w:val="single" w:color="3D4A3F" w:sz="12"/>
-            </w:tcBorders>
-            <w:shd w:fill="3D4A3F" w:color="auto" w:val="clear"/>
-            <w:tcMar>
-              <w:top w:type="dxa" w:w="30"/>
-              <w:left w:type="dxa" w:w="100"/>
-              <w:bottom w:type="dxa" w:w="30"/>
-              <w:right w:type="dxa" w:w="100"/>
-            </w:tcMar>
-            <w:vAlign w:val="center"/>
-          </w:tcPr>
-          <w:p>
-            <w:pPr>
-              <w:spacing w:after="0" w:before="0"/>
-            </w:pPr>
-            <w:r>
-              <w:rPr>
-                <w:rFonts w:ascii="Calibri" w:cs="Calibri" w:eastAsia="Calibri" w:hAnsi="Calibri"/>
-                <w:b/>
-                <w:bCs/>
-                <w:color w:val="FFFFFF"/>
-                <w:sz w:val="16"/>
-                <w:szCs w:val="16"/>
-              </w:rPr>
-              <w:t xml:space="preserve">TAFEL · Mitteltafel · Tafelbild (entsteht im Gespräch, bleibt stehen)</w:t>
-            </w:r>
-          </w:p>
-        </w:tc>
-      </w:tr>
-      <w:tr>
-        <w:trPr>
-          <w:cantSplit/>
-        </w:trPr>
-        <w:tc>
-          <w:tcPr>
-            <w:tcW w:type="dxa" w:w="8166"/>
-            <w:tcBorders>
-              <w:top w:val="single" w:color="3D4A3F" w:sz="12"/>
-              <w:left w:val="single" w:color="3D4A3F" w:sz="12"/>
-              <w:bottom w:val="single" w:color="3D4A3F" w:sz="12"/>
-              <w:right w:val="single" w:color="3D4A3F" w:sz="12"/>
-            </w:tcBorders>
-            <w:shd w:fill="F3F6F1" w:color="auto" w:val="clear"/>
-            <w:tcMar>
-              <w:top w:type="dxa" w:w="100"/>
-              <w:left w:type="dxa" w:w="160"/>
-              <w:bottom w:type="dxa" w:w="100"/>
-              <w:right w:type="dxa" w:w="100"/>
-            </w:tcMar>
-            <w:vAlign w:val="center"/>
-          </w:tcPr>
-          <w:p>
-            <w:pPr>
-              <w:spacing w:after="30" w:before="0"/>
-            </w:pPr>
-            <w:r>
-              <w:rPr>
-                <w:rFonts w:ascii="Cambria" w:cs="Cambria" w:eastAsia="Cambria" w:hAnsi="Cambria"/>
-                <w:b/>
-                <w:bCs/>
-                <w:color w:val="000000"/>
-                <w:sz w:val="22"/>
-                <w:szCs w:val="22"/>
-              </w:rPr>
-              <w:t xml:space="preserve">Hauptsatz:  </w:t>
-            </w:r>
-            <w:r>
-              <w:rPr>
-                <w:rFonts w:ascii="Cambria" w:cs="Cambria" w:eastAsia="Cambria" w:hAnsi="Cambria"/>
-                <w:color w:val="000000"/>
-                <w:sz w:val="22"/>
-                <w:szCs w:val="22"/>
-              </w:rPr>
-              <w:t xml:space="preserve">Da </w:t>
-            </w:r>
-            <w:r>
-              <w:rPr>
-                <w:rFonts w:ascii="Cambria" w:cs="Cambria" w:eastAsia="Cambria" w:hAnsi="Cambria"/>
-                <w:b/>
-                <w:bCs/>
-                <w:color w:val="000000"/>
-                <w:sz w:val="22"/>
-                <w:szCs w:val="22"/>
-              </w:rPr>
-              <w:t xml:space="preserve">lief</w:t>
-            </w:r>
-            <w:r>
-              <w:rPr>
-                <w:rFonts w:ascii="Cambria" w:cs="Cambria" w:eastAsia="Cambria" w:hAnsi="Cambria"/>
-                <w:color w:val="5B6B8C"/>
-                <w:sz w:val="22"/>
-                <w:szCs w:val="22"/>
-              </w:rPr>
-              <w:t xml:space="preserve"> er heim in jähem Schreck.        → finites Verb an Position 2</w:t>
-            </w:r>
-          </w:p>
-          <w:p>
-            <w:pPr>
-              <w:spacing w:after="30" w:before="0"/>
-            </w:pPr>
-            <w:r>
-              <w:rPr>
-                <w:rFonts w:ascii="Cambria" w:cs="Cambria" w:eastAsia="Cambria" w:hAnsi="Cambria"/>
-                <w:b/>
-                <w:bCs/>
-                <w:color w:val="000000"/>
-                <w:sz w:val="22"/>
-                <w:szCs w:val="22"/>
-              </w:rPr>
-              <w:t xml:space="preserve">Nebensatz:  </w:t>
-            </w:r>
-            <w:r>
-              <w:rPr>
-                <w:rFonts w:ascii="Cambria" w:cs="Cambria" w:eastAsia="Cambria" w:hAnsi="Cambria"/>
-                <w:color w:val="000000"/>
-                <w:sz w:val="22"/>
-                <w:szCs w:val="22"/>
-              </w:rPr>
-              <w:t xml:space="preserve">…, </w:t>
-            </w:r>
-            <w:r>
-              <w:rPr>
-                <w:rFonts w:ascii="Cambria" w:cs="Cambria" w:eastAsia="Cambria" w:hAnsi="Cambria"/>
-                <w:b/>
-                <w:bCs/>
-                <w:color w:val="7A5BA6"/>
-                <w:sz w:val="22"/>
-                <w:szCs w:val="22"/>
-              </w:rPr>
-              <w:t xml:space="preserve">dass</w:t>
-            </w:r>
-            <w:r>
-              <w:rPr>
-                <w:rFonts w:ascii="Cambria" w:cs="Cambria" w:eastAsia="Cambria" w:hAnsi="Cambria"/>
-                <w:color w:val="000000"/>
-                <w:sz w:val="22"/>
-                <w:szCs w:val="22"/>
-              </w:rPr>
-              <w:t xml:space="preserve"> der Fremdling zehn Schuh größer </w:t>
-            </w:r>
-            <w:r>
-              <w:rPr>
-                <w:rFonts w:ascii="Cambria" w:cs="Cambria" w:eastAsia="Cambria" w:hAnsi="Cambria"/>
-                <w:b/>
-                <w:bCs/>
-                <w:color w:val="000000"/>
-                <w:sz w:val="22"/>
-                <w:szCs w:val="22"/>
-              </w:rPr>
-              <w:t xml:space="preserve">war</w:t>
-            </w:r>
-            <w:r>
-              <w:rPr>
-                <w:rFonts w:ascii="Cambria" w:cs="Cambria" w:eastAsia="Cambria" w:hAnsi="Cambria"/>
-                <w:color w:val="5B6B8C"/>
-                <w:sz w:val="22"/>
-                <w:szCs w:val="22"/>
-              </w:rPr>
-              <w:t xml:space="preserve">.   → finites Verb am Ende</w:t>
-            </w:r>
-          </w:p>
-          <w:p>
-            <w:pPr>
-              <w:spacing w:after="30" w:before="0"/>
-            </w:pPr>
-            <w:r>
-              <w:rPr>
-                <w:rFonts w:ascii="Cambria" w:cs="Cambria" w:eastAsia="Cambria" w:hAnsi="Cambria"/>
-                <w:color w:val="000000"/>
-                <w:sz w:val="22"/>
-                <w:szCs w:val="22"/>
-              </w:rPr>
-              <w:t xml:space="preserve">                    …, </w:t>
-            </w:r>
-            <w:r>
-              <w:rPr>
-                <w:rFonts w:ascii="Cambria" w:cs="Cambria" w:eastAsia="Cambria" w:hAnsi="Cambria"/>
-                <w:b/>
-                <w:bCs/>
-                <w:color w:val="7A5BA6"/>
-                <w:sz w:val="22"/>
-                <w:szCs w:val="22"/>
-              </w:rPr>
-              <w:t xml:space="preserve">als</w:t>
-            </w:r>
-            <w:r>
-              <w:rPr>
-                <w:rFonts w:ascii="Cambria" w:cs="Cambria" w:eastAsia="Cambria" w:hAnsi="Cambria"/>
-                <w:color w:val="000000"/>
-                <w:sz w:val="22"/>
-                <w:szCs w:val="22"/>
-              </w:rPr>
-              <w:t xml:space="preserve"> er die Nase ragen </w:t>
-            </w:r>
-            <w:r>
-              <w:rPr>
-                <w:rFonts w:ascii="Cambria" w:cs="Cambria" w:eastAsia="Cambria" w:hAnsi="Cambria"/>
-                <w:b/>
-                <w:bCs/>
-                <w:color w:val="000000"/>
-                <w:sz w:val="22"/>
-                <w:szCs w:val="22"/>
-              </w:rPr>
-              <w:t xml:space="preserve">sah</w:t>
-            </w:r>
-            <w:r>
-              <w:rPr>
-                <w:rFonts w:ascii="Cambria" w:cs="Cambria" w:eastAsia="Cambria" w:hAnsi="Cambria"/>
-                <w:color w:val="000000"/>
-                <w:sz w:val="22"/>
-                <w:szCs w:val="22"/>
-              </w:rPr>
-              <w:t xml:space="preserve">.</w:t>
-            </w:r>
-          </w:p>
-          <w:p>
-            <w:pPr>
-              <w:spacing w:after="30" w:before="40"/>
-            </w:pPr>
-            <w:r>
-              <w:rPr>
-                <w:rFonts w:ascii="Cambria" w:cs="Cambria" w:eastAsia="Cambria" w:hAnsi="Cambria"/>
-                <w:b/>
-                <w:bCs/>
-                <w:color w:val="7A5BA6"/>
-                <w:sz w:val="22"/>
-                <w:szCs w:val="22"/>
-              </w:rPr>
-              <w:t xml:space="preserve">dass, als = Subjunktion · Komma davor</w:t>
-            </w:r>
-          </w:p>
-        </w:tc>
-      </w:tr>
-    </w:tbl>
-    <w:p>
-      <w:pPr>
-        <w:spacing w:after="40" w:before="0"/>
-      </w:pPr>
-      <w:r>
-        <w:rPr>
-          <w:rFonts w:ascii="Calibri" w:cs="Calibri" w:eastAsia="Calibri" w:hAnsi="Calibri"/>
-          <w:color w:val="000000"/>
-          <w:sz w:val="22"/>
-          <w:szCs w:val="22"/>
-        </w:rPr>
-        <w:t xml:space="preserve"/>
+        <w:t xml:space="preserve">   7 Min.</w:t>
       </w:r>
     </w:p>
     <w:tbl>
@@ -4900,7 +4886,7 @@
                 <w:sz w:val="20"/>
                 <w:szCs w:val="20"/>
               </w:rPr>
-              <w:t xml:space="preserve">arbeitet allein</w:t>
+              <w:t xml:space="preserve">macht mündlich mit</w:t>
             </w:r>
           </w:p>
         </w:tc>
@@ -4945,32 +4931,35 @@
                 <w:sz w:val="21"/>
                 <w:szCs w:val="21"/>
               </w:rPr>
-              <w:t xml:space="preserve">„Jetzt arbeitet ihr allein. Auf der Folie stehen drei Stellen aus der Ballade. Schreibt die fett gedruckten Teile ins Heft. Unterstreicht das finite Verb und kreist das erste Wort ein. Vier Minuten.“</w:t>
-            </w:r>
-          </w:p>
-          <w:p>
-            <w:pPr>
-              <w:spacing w:after="0" w:before="0"/>
-            </w:pPr>
-            <w:r>
-              <w:rPr>
-                <w:rFonts w:ascii="Calibri" w:cs="Calibri" w:eastAsia="Calibri" w:hAnsi="Calibri"/>
-                <w:b/>
-                <w:bCs/>
-                <w:color w:val="5B6B8C"/>
-                <w:sz w:val="19"/>
-                <w:szCs w:val="19"/>
-              </w:rPr>
-              <w:t xml:space="preserve">Lösung: </w:t>
-            </w:r>
-            <w:r>
-              <w:rPr>
-                <w:rFonts w:ascii="Calibri" w:cs="Calibri" w:eastAsia="Calibri" w:hAnsi="Calibri"/>
-                <w:color w:val="5B6B8C"/>
-                <w:sz w:val="19"/>
-                <w:szCs w:val="19"/>
-              </w:rPr>
-              <w:t xml:space="preserve">dass der Fremdling zehn Schuh größer war · dass Paddys Kindlein nicht erwacht · als er die Nase ragen sah</w:t>
+              <w:t xml:space="preserve">„Grüner Stift bereit. Wir prüfen jetzt gemeinsam, Aussage für Aussage. Wer drankommt, sagt: richtig oder falsch – und den Beleg. Bei falschen Aussagen auch: Richtig ist … Erst dann decke ich auf. Alle verbessern auf dem Arbeitsblatt mit Grün.“</w:t>
+            </w:r>
+          </w:p>
+          <w:p>
+            <w:pPr>
+              <w:spacing w:after="50" w:before="0"/>
+            </w:pPr>
+            <w:r>
+              <w:rPr>
+                <w:rFonts w:ascii="Calibri" w:cs="Calibri" w:eastAsia="Calibri" w:hAnsi="Calibri"/>
+                <w:color w:val="000000"/>
+                <w:sz w:val="21"/>
+                <w:szCs w:val="21"/>
+              </w:rPr>
+              <w:t xml:space="preserve">Folie 10 bis 19: Mit jedem Klick erscheint die Lösung zur nächsten Aussage (Urteil, Beleg, „Richtig ist …“). Jeweils einen anderen Schüler drannehmen, auch Nicht-Melder. Niemand geht an die Tafel.</w:t>
+            </w:r>
+          </w:p>
+          <w:p>
+            <w:pPr>
+              <w:spacing w:after="50" w:before="0"/>
+            </w:pPr>
+            <w:r>
+              <w:rPr>
+                <w:rFonts w:ascii="Calibri" w:cs="Calibri" w:eastAsia="Calibri" w:hAnsi="Calibri"/>
+                <w:color w:val="000000"/>
+                <w:sz w:val="21"/>
+                <w:szCs w:val="21"/>
+              </w:rPr>
+              <w:t xml:space="preserve">Bei Nr. 9 kurz die Ironie besprechen: Der Feigling wird als „tapferer“ Held gefeiert. Danach Ziel 1 auf Folie 2 ansprechen.</w:t>
             </w:r>
           </w:p>
         </w:tc>
@@ -4988,6 +4977,45 @@
           <w:szCs w:val="22"/>
         </w:rPr>
         <w:t xml:space="preserve"/>
+      </w:r>
+    </w:p>
+    <w:p>
+      <w:pPr>
+        <w:keepNext/>
+        <w:spacing w:after="100" w:before="200"/>
+      </w:pPr>
+      <w:r>
+        <w:rPr>
+          <w:rFonts w:ascii="Cambria" w:cs="Cambria" w:eastAsia="Cambria" w:hAnsi="Cambria"/>
+          <w:b/>
+          <w:bCs/>
+          <w:color w:val="D9534F"/>
+          <w:sz w:val="28"/>
+          <w:szCs w:val="28"/>
+        </w:rPr>
+        <w:t xml:space="preserve">V  </w:t>
+      </w:r>
+      <w:r>
+        <w:rPr>
+          <w:rFonts w:ascii="Cambria" w:cs="Cambria" w:eastAsia="Cambria" w:hAnsi="Cambria"/>
+          <w:b/>
+          <w:bCs/>
+          <w:color w:val="1E2761"/>
+          <w:sz w:val="28"/>
+          <w:szCs w:val="28"/>
+        </w:rPr>
+        <w:t xml:space="preserve">* Verarbeiten: Ü3 nacherzählen mit Stichwörtern (LB 1 b)</w:t>
+      </w:r>
+      <w:r>
+        <w:rPr>
+          <w:rFonts w:ascii="Calibri" w:cs="Calibri" w:eastAsia="Calibri" w:hAnsi="Calibri"/>
+          <w:b/>
+          <w:bCs/>
+          <w:color w:val="C77C12"/>
+          <w:sz w:val="20"/>
+          <w:szCs w:val="20"/>
+        </w:rPr>
+        <w:t xml:space="preserve">   7 Min.</w:t>
       </w:r>
     </w:p>
     <w:tbl>
@@ -5100,7 +5128,7 @@
                 <w:sz w:val="21"/>
                 <w:szCs w:val="21"/>
               </w:rPr>
-              <w:t xml:space="preserve">„Vergleicht zu zweit: Was fällt euch auf, wenn ihr diese Sätze mit den Sätzen von eben vergleicht? Zwei Minuten.“</w:t>
+              <w:t xml:space="preserve">„Ü3: Erzählt die Ballade im Tandem nach. Auf der Folie stehen der Einstieg und acht Abschnitte mit Stichwörtern – damit habt ihr die Reihenfolge. A erzählt Abschnitt 1 bis 4, B Abschnitt 5 bis 8. Verknüpft mit zuerst, dann, als, weil, schließlich. Wer zuhört, hakt die Checkliste ab.“</w:t>
             </w:r>
           </w:p>
           <w:p>
@@ -5114,7 +5142,21 @@
                 <w:sz w:val="21"/>
                 <w:szCs w:val="21"/>
               </w:rPr>
-              <w:t xml:space="preserve">Erwartet: Das finite Verb steht am Ende; vorne steht dass oder als; davor ein Komma.</w:t>
+              <w:t xml:space="preserve">Folie 20. Stichwörter statt fertiger Sätze: 1 Paddy – Riese – Bart – Mastbaum · 2 Hüne aus Schottland – Wer ist stärker? · 3 Ufer – zehn Schuh größer – Schreck – Versteck · 4 Schaya – Bett – Kissen – nur die Nase · 5 Schotte sucht – Schayas Warnung – „Kindlein“ · 6 Nase – Baby? – riesiger Vater · 7 Flucht – Sund – fast ertrunken · 8 Siegesgeschrei – Nachbarn – „tapfer“.</w:t>
+            </w:r>
+          </w:p>
+          <w:p>
+            <w:pPr>
+              <w:spacing w:after="50" w:before="0"/>
+            </w:pPr>
+            <w:r>
+              <w:rPr>
+                <w:rFonts w:ascii="Calibri" w:cs="Calibri" w:eastAsia="Calibri" w:hAnsi="Calibri"/>
+                <w:color w:val="000000"/>
+                <w:sz w:val="21"/>
+                <w:szCs w:val="21"/>
+              </w:rPr>
+              <w:t xml:space="preserve">Checkliste: Titel und Autor · richtige Reihenfolge · nichts dazuerfinden · alle wichtigen Details · * spannend mit wörtlicher Rede. Fällt Ü3 weg: Einstieg am Donnerstag.</w:t>
             </w:r>
           </w:p>
         </w:tc>
@@ -5132,6 +5174,73 @@
           <w:szCs w:val="22"/>
         </w:rPr>
         <w:t xml:space="preserve"/>
+      </w:r>
+    </w:p>
+    <w:p>
+      <w:pPr>
+        <w:keepNext/>
+        <w:spacing w:after="80" w:before="280"/>
+      </w:pPr>
+      <w:r>
+        <w:rPr>
+          <w:rFonts w:ascii="Calibri" w:cs="Calibri" w:eastAsia="Calibri" w:hAnsi="Calibri"/>
+          <w:b/>
+          <w:bCs/>
+          <w:color w:val="7A5BA6"/>
+          <w:sz w:val="20"/>
+          <w:szCs w:val="20"/>
+        </w:rPr>
+        <w:t xml:space="preserve">TEIL 2  </w:t>
+      </w:r>
+      <w:r>
+        <w:rPr>
+          <w:rFonts w:ascii="Cambria" w:cs="Cambria" w:eastAsia="Cambria" w:hAnsi="Cambria"/>
+          <w:b/>
+          <w:bCs/>
+          <w:color w:val="7A5BA6"/>
+          <w:sz w:val="30"/>
+          <w:szCs w:val="30"/>
+        </w:rPr>
+        <w:t xml:space="preserve">Sprachtraining: Nebensätze mit Subjunktion</w:t>
+      </w:r>
+    </w:p>
+    <w:p>
+      <w:pPr>
+        <w:keepNext/>
+        <w:spacing w:after="100" w:before="200"/>
+      </w:pPr>
+      <w:r>
+        <w:rPr>
+          <w:rFonts w:ascii="Cambria" w:cs="Cambria" w:eastAsia="Cambria" w:hAnsi="Cambria"/>
+          <w:b/>
+          <w:bCs/>
+          <w:color w:val="D9534F"/>
+          <w:sz w:val="28"/>
+          <w:szCs w:val="28"/>
+        </w:rPr>
+        <w:t xml:space="preserve">V  </w:t>
+      </w:r>
+      <w:r>
+        <w:rPr>
+          <w:rFonts w:ascii="Cambria" w:cs="Cambria" w:eastAsia="Cambria" w:hAnsi="Cambria"/>
+          <w:b/>
+          <w:bCs/>
+          <w:color w:val="1E2761"/>
+          <w:sz w:val="28"/>
+          <w:szCs w:val="28"/>
+        </w:rPr>
+        <w:t xml:space="preserve">Vorwissen aktivieren: Wo steht das finite Verb?</w:t>
+      </w:r>
+      <w:r>
+        <w:rPr>
+          <w:rFonts w:ascii="Calibri" w:cs="Calibri" w:eastAsia="Calibri" w:hAnsi="Calibri"/>
+          <w:b/>
+          <w:bCs/>
+          <w:color w:val="C77C12"/>
+          <w:sz w:val="20"/>
+          <w:szCs w:val="20"/>
+        </w:rPr>
+        <w:t xml:space="preserve">   4 Min.</w:t>
       </w:r>
     </w:p>
     <w:tbl>
@@ -5199,7 +5308,7 @@
                 <w:sz w:val="20"/>
                 <w:szCs w:val="20"/>
               </w:rPr>
-              <w:t xml:space="preserve">macht mündlich mit</w:t>
+              <w:t xml:space="preserve">arbeitet allein</w:t>
             </w:r>
           </w:p>
         </w:tc>
@@ -5244,7 +5353,7 @@
                 <w:sz w:val="21"/>
                 <w:szCs w:val="21"/>
               </w:rPr>
-              <w:t xml:space="preserve">„Wer drankommt, sagt, was er entdeckt hat. Alle prüfen mit.“</w:t>
+              <w:t xml:space="preserve">„Neue Überschrift: Nebensätze mit Subjunktion. Jetzt arbeitet ihr allein. Schreibt die beiden Sätze von der Folie ab und unterstreicht das finite Verb. Wo steht es?“</w:t>
             </w:r>
           </w:p>
           <w:p>
@@ -5258,7 +5367,345 @@
                 <w:sz w:val="21"/>
                 <w:szCs w:val="21"/>
               </w:rPr>
-              <w:t xml:space="preserve">Tafelbild entwickeln (siehe oben): Hauptsatz – Nebensatz. Fachbegriffe einführen: Subjunktion, Nebensatz.</w:t>
+              <w:t xml:space="preserve">Kurz fragen: Woran erkennst du das finite Verb? – Es ändert sich mit der Person (ich war, du warst).</w:t>
+            </w:r>
+          </w:p>
+          <w:p>
+            <w:pPr>
+              <w:spacing w:after="0" w:before="0"/>
+            </w:pPr>
+            <w:r>
+              <w:rPr>
+                <w:rFonts w:ascii="Calibri" w:cs="Calibri" w:eastAsia="Calibri" w:hAnsi="Calibri"/>
+                <w:b/>
+                <w:bCs/>
+                <w:color w:val="5B6B8C"/>
+                <w:sz w:val="19"/>
+                <w:szCs w:val="19"/>
+              </w:rPr>
+              <w:t xml:space="preserve">Lösung: </w:t>
+            </w:r>
+            <w:r>
+              <w:rPr>
+                <w:rFonts w:ascii="Calibri" w:cs="Calibri" w:eastAsia="Calibri" w:hAnsi="Calibri"/>
+                <w:color w:val="5B6B8C"/>
+                <w:sz w:val="19"/>
+                <w:szCs w:val="19"/>
+              </w:rPr>
+              <w:t xml:space="preserve">Paddy Fingal war von Riesenart. · Da lief er heim in jähem Schreck. → war, lief: an Position 2 (nach dem ersten Satzglied).</w:t>
+            </w:r>
+          </w:p>
+        </w:tc>
+      </w:tr>
+    </w:tbl>
+    <w:p>
+      <w:pPr>
+        <w:spacing w:after="40" w:before="0"/>
+      </w:pPr>
+      <w:r>
+        <w:rPr>
+          <w:rFonts w:ascii="Calibri" w:cs="Calibri" w:eastAsia="Calibri" w:hAnsi="Calibri"/>
+          <w:color w:val="000000"/>
+          <w:sz w:val="22"/>
+          <w:szCs w:val="22"/>
+        </w:rPr>
+        <w:t xml:space="preserve"/>
+      </w:r>
+    </w:p>
+    <w:p>
+      <w:pPr>
+        <w:keepNext/>
+        <w:spacing w:after="100" w:before="200"/>
+      </w:pPr>
+      <w:r>
+        <w:rPr>
+          <w:rFonts w:ascii="Cambria" w:cs="Cambria" w:eastAsia="Cambria" w:hAnsi="Cambria"/>
+          <w:b/>
+          <w:bCs/>
+          <w:color w:val="D9534F"/>
+          <w:sz w:val="28"/>
+          <w:szCs w:val="28"/>
+        </w:rPr>
+        <w:t xml:space="preserve">I  </w:t>
+      </w:r>
+      <w:r>
+        <w:rPr>
+          <w:rFonts w:ascii="Cambria" w:cs="Cambria" w:eastAsia="Cambria" w:hAnsi="Cambria"/>
+          <w:b/>
+          <w:bCs/>
+          <w:color w:val="1E2761"/>
+          <w:sz w:val="28"/>
+          <w:szCs w:val="28"/>
+        </w:rPr>
+        <w:t xml:space="preserve">Informieren: Ü4 entdecken und Merksatz</w:t>
+      </w:r>
+      <w:r>
+        <w:rPr>
+          <w:rFonts w:ascii="Calibri" w:cs="Calibri" w:eastAsia="Calibri" w:hAnsi="Calibri"/>
+          <w:b/>
+          <w:bCs/>
+          <w:color w:val="C77C12"/>
+          <w:sz w:val="20"/>
+          <w:szCs w:val="20"/>
+        </w:rPr>
+        <w:t xml:space="preserve">   12 Min.</w:t>
+      </w:r>
+    </w:p>
+    <w:tbl>
+      <w:tblPr>
+        <w:tblW w:type="dxa" w:w="8166"/>
+        <w:tblBorders>
+          <w:top w:val="single" w:color="auto" w:sz="4"/>
+          <w:left w:val="single" w:color="auto" w:sz="4"/>
+          <w:bottom w:val="single" w:color="auto" w:sz="4"/>
+          <w:right w:val="single" w:color="auto" w:sz="4"/>
+          <w:insideH w:val="single" w:color="auto" w:sz="4"/>
+          <w:insideV w:val="single" w:color="auto" w:sz="4"/>
+        </w:tblBorders>
+      </w:tblPr>
+      <w:tblGrid>
+        <w:gridCol w:w="8166"/>
+      </w:tblGrid>
+      <w:tr>
+        <w:trPr>
+          <w:cantSplit/>
+        </w:trPr>
+        <w:tc>
+          <w:tcPr>
+            <w:tcW w:type="dxa" w:w="8166"/>
+            <w:tcBorders>
+              <w:top w:val="single" w:color="3D4A3F" w:sz="12"/>
+              <w:left w:val="single" w:color="3D4A3F" w:sz="12"/>
+              <w:bottom w:val="single" w:color="3D4A3F" w:sz="12"/>
+              <w:right w:val="single" w:color="3D4A3F" w:sz="12"/>
+            </w:tcBorders>
+            <w:shd w:fill="3D4A3F" w:color="auto" w:val="clear"/>
+            <w:tcMar>
+              <w:top w:type="dxa" w:w="30"/>
+              <w:left w:type="dxa" w:w="100"/>
+              <w:bottom w:type="dxa" w:w="30"/>
+              <w:right w:type="dxa" w:w="100"/>
+            </w:tcMar>
+            <w:vAlign w:val="center"/>
+          </w:tcPr>
+          <w:p>
+            <w:pPr>
+              <w:spacing w:after="0" w:before="0"/>
+            </w:pPr>
+            <w:r>
+              <w:rPr>
+                <w:rFonts w:ascii="Calibri" w:cs="Calibri" w:eastAsia="Calibri" w:hAnsi="Calibri"/>
+                <w:b/>
+                <w:bCs/>
+                <w:color w:val="FFFFFF"/>
+                <w:sz w:val="16"/>
+                <w:szCs w:val="16"/>
+              </w:rPr>
+              <w:t xml:space="preserve">TAFEL · Mitteltafel · Tafelbild (entsteht im Gespräch, bleibt stehen)</w:t>
+            </w:r>
+          </w:p>
+        </w:tc>
+      </w:tr>
+      <w:tr>
+        <w:trPr>
+          <w:cantSplit/>
+        </w:trPr>
+        <w:tc>
+          <w:tcPr>
+            <w:tcW w:type="dxa" w:w="8166"/>
+            <w:tcBorders>
+              <w:top w:val="single" w:color="3D4A3F" w:sz="12"/>
+              <w:left w:val="single" w:color="3D4A3F" w:sz="12"/>
+              <w:bottom w:val="single" w:color="3D4A3F" w:sz="12"/>
+              <w:right w:val="single" w:color="3D4A3F" w:sz="12"/>
+            </w:tcBorders>
+            <w:shd w:fill="F3F6F1" w:color="auto" w:val="clear"/>
+            <w:tcMar>
+              <w:top w:type="dxa" w:w="100"/>
+              <w:left w:type="dxa" w:w="160"/>
+              <w:bottom w:type="dxa" w:w="100"/>
+              <w:right w:type="dxa" w:w="100"/>
+            </w:tcMar>
+            <w:vAlign w:val="center"/>
+          </w:tcPr>
+          <w:p>
+            <w:pPr>
+              <w:spacing w:after="30" w:before="0"/>
+            </w:pPr>
+            <w:r>
+              <w:rPr>
+                <w:rFonts w:ascii="Cambria" w:cs="Cambria" w:eastAsia="Cambria" w:hAnsi="Cambria"/>
+                <w:b/>
+                <w:bCs/>
+                <w:color w:val="000000"/>
+                <w:sz w:val="22"/>
+                <w:szCs w:val="22"/>
+              </w:rPr>
+              <w:t xml:space="preserve">Hauptsatz:  </w:t>
+            </w:r>
+            <w:r>
+              <w:rPr>
+                <w:rFonts w:ascii="Cambria" w:cs="Cambria" w:eastAsia="Cambria" w:hAnsi="Cambria"/>
+                <w:color w:val="000000"/>
+                <w:sz w:val="22"/>
+                <w:szCs w:val="22"/>
+              </w:rPr>
+              <w:t xml:space="preserve">Da </w:t>
+            </w:r>
+            <w:r>
+              <w:rPr>
+                <w:rFonts w:ascii="Cambria" w:cs="Cambria" w:eastAsia="Cambria" w:hAnsi="Cambria"/>
+                <w:b/>
+                <w:bCs/>
+                <w:color w:val="000000"/>
+                <w:sz w:val="22"/>
+                <w:szCs w:val="22"/>
+              </w:rPr>
+              <w:t xml:space="preserve">lief</w:t>
+            </w:r>
+            <w:r>
+              <w:rPr>
+                <w:rFonts w:ascii="Cambria" w:cs="Cambria" w:eastAsia="Cambria" w:hAnsi="Cambria"/>
+                <w:color w:val="5B6B8C"/>
+                <w:sz w:val="22"/>
+                <w:szCs w:val="22"/>
+              </w:rPr>
+              <w:t xml:space="preserve"> er heim in jähem Schreck.        → finites Verb an Position 2</w:t>
+            </w:r>
+          </w:p>
+          <w:p>
+            <w:pPr>
+              <w:spacing w:after="30" w:before="0"/>
+            </w:pPr>
+            <w:r>
+              <w:rPr>
+                <w:rFonts w:ascii="Cambria" w:cs="Cambria" w:eastAsia="Cambria" w:hAnsi="Cambria"/>
+                <w:b/>
+                <w:bCs/>
+                <w:color w:val="000000"/>
+                <w:sz w:val="22"/>
+                <w:szCs w:val="22"/>
+              </w:rPr>
+              <w:t xml:space="preserve">Nebensatz:  </w:t>
+            </w:r>
+            <w:r>
+              <w:rPr>
+                <w:rFonts w:ascii="Cambria" w:cs="Cambria" w:eastAsia="Cambria" w:hAnsi="Cambria"/>
+                <w:color w:val="000000"/>
+                <w:sz w:val="22"/>
+                <w:szCs w:val="22"/>
+              </w:rPr>
+              <w:t xml:space="preserve">…, </w:t>
+            </w:r>
+            <w:r>
+              <w:rPr>
+                <w:rFonts w:ascii="Cambria" w:cs="Cambria" w:eastAsia="Cambria" w:hAnsi="Cambria"/>
+                <w:b/>
+                <w:bCs/>
+                <w:color w:val="7A5BA6"/>
+                <w:sz w:val="22"/>
+                <w:szCs w:val="22"/>
+              </w:rPr>
+              <w:t xml:space="preserve">dass</w:t>
+            </w:r>
+            <w:r>
+              <w:rPr>
+                <w:rFonts w:ascii="Cambria" w:cs="Cambria" w:eastAsia="Cambria" w:hAnsi="Cambria"/>
+                <w:color w:val="000000"/>
+                <w:sz w:val="22"/>
+                <w:szCs w:val="22"/>
+              </w:rPr>
+              <w:t xml:space="preserve"> der Fremdling zehn Schuh größer </w:t>
+            </w:r>
+            <w:r>
+              <w:rPr>
+                <w:rFonts w:ascii="Cambria" w:cs="Cambria" w:eastAsia="Cambria" w:hAnsi="Cambria"/>
+                <w:b/>
+                <w:bCs/>
+                <w:color w:val="000000"/>
+                <w:sz w:val="22"/>
+                <w:szCs w:val="22"/>
+              </w:rPr>
+              <w:t xml:space="preserve">war</w:t>
+            </w:r>
+            <w:r>
+              <w:rPr>
+                <w:rFonts w:ascii="Cambria" w:cs="Cambria" w:eastAsia="Cambria" w:hAnsi="Cambria"/>
+                <w:color w:val="5B6B8C"/>
+                <w:sz w:val="22"/>
+                <w:szCs w:val="22"/>
+              </w:rPr>
+              <w:t xml:space="preserve">.   → finites Verb am Ende</w:t>
+            </w:r>
+          </w:p>
+          <w:p>
+            <w:pPr>
+              <w:spacing w:after="30" w:before="0"/>
+            </w:pPr>
+            <w:r>
+              <w:rPr>
+                <w:rFonts w:ascii="Cambria" w:cs="Cambria" w:eastAsia="Cambria" w:hAnsi="Cambria"/>
+                <w:color w:val="000000"/>
+                <w:sz w:val="22"/>
+                <w:szCs w:val="22"/>
+              </w:rPr>
+              <w:t xml:space="preserve">                    …, </w:t>
+            </w:r>
+            <w:r>
+              <w:rPr>
+                <w:rFonts w:ascii="Cambria" w:cs="Cambria" w:eastAsia="Cambria" w:hAnsi="Cambria"/>
+                <w:b/>
+                <w:bCs/>
+                <w:color w:val="7A5BA6"/>
+                <w:sz w:val="22"/>
+                <w:szCs w:val="22"/>
+              </w:rPr>
+              <w:t xml:space="preserve">als</w:t>
+            </w:r>
+            <w:r>
+              <w:rPr>
+                <w:rFonts w:ascii="Cambria" w:cs="Cambria" w:eastAsia="Cambria" w:hAnsi="Cambria"/>
+                <w:color w:val="000000"/>
+                <w:sz w:val="22"/>
+                <w:szCs w:val="22"/>
+              </w:rPr>
+              <w:t xml:space="preserve"> er die Nase ragen </w:t>
+            </w:r>
+            <w:r>
+              <w:rPr>
+                <w:rFonts w:ascii="Cambria" w:cs="Cambria" w:eastAsia="Cambria" w:hAnsi="Cambria"/>
+                <w:b/>
+                <w:bCs/>
+                <w:color w:val="000000"/>
+                <w:sz w:val="22"/>
+                <w:szCs w:val="22"/>
+              </w:rPr>
+              <w:t xml:space="preserve">sah</w:t>
+            </w:r>
+            <w:r>
+              <w:rPr>
+                <w:rFonts w:ascii="Cambria" w:cs="Cambria" w:eastAsia="Cambria" w:hAnsi="Cambria"/>
+                <w:color w:val="000000"/>
+                <w:sz w:val="22"/>
+                <w:szCs w:val="22"/>
+              </w:rPr>
+              <w:t xml:space="preserve">.</w:t>
+            </w:r>
+          </w:p>
+          <w:p>
+            <w:pPr>
+              <w:spacing w:after="30" w:before="40"/>
+            </w:pPr>
+            <w:r>
+              <w:rPr>
+                <w:rFonts w:ascii="Cambria" w:cs="Cambria" w:eastAsia="Cambria" w:hAnsi="Cambria"/>
+                <w:b/>
+                <w:bCs/>
+                <w:color w:val="7A5BA6"/>
+                <w:sz w:val="22"/>
+                <w:szCs w:val="22"/>
+              </w:rPr>
+              <w:t xml:space="preserve">dass, als = Subjunktion · Komma davor</w:t>
             </w:r>
           </w:p>
         </w:tc>
@@ -5343,7 +5790,7 @@
                 <w:sz w:val="20"/>
                 <w:szCs w:val="20"/>
               </w:rPr>
-              <w:t xml:space="preserve">hört zu</w:t>
+              <w:t xml:space="preserve">arbeitet allein</w:t>
             </w:r>
           </w:p>
         </w:tc>
@@ -5388,21 +5835,32 @@
                 <w:sz w:val="21"/>
                 <w:szCs w:val="21"/>
               </w:rPr>
-              <w:t xml:space="preserve">„Stifte liegen. Ihr hört nur zu. Was ihr entdeckt habt, ist eine feste Regel. Ich teile den Merksatz aus. Klebt ihn ein. Wir lesen ihn zusammen.“</w:t>
-            </w:r>
-          </w:p>
-          <w:p>
-            <w:pPr>
-              <w:spacing w:after="50" w:before="0"/>
-            </w:pPr>
-            <w:r>
-              <w:rPr>
-                <w:rFonts w:ascii="Calibri" w:cs="Calibri" w:eastAsia="Calibri" w:hAnsi="Calibri"/>
-                <w:color w:val="000000"/>
-                <w:sz w:val="21"/>
-                <w:szCs w:val="21"/>
-              </w:rPr>
-              <w:t xml:space="preserve">Folie 20. Auf das Perfekt-Beispiel hinweisen: Das Hilfsverb ist finit und wandert ans Ende (Bezug zur Verb-Einheit). Bezug Englisch: because he is afraid – dort bleibt das Verb vorne.</w:t>
+              <w:t xml:space="preserve">„Jetzt arbeitet ihr allein. Auf der Folie stehen drei Stellen aus der Ballade. Schreibt die fett gedruckten Teile ins Heft. Unterstreicht das finite Verb und kreist das erste Wort ein. Vier Minuten.“</w:t>
+            </w:r>
+          </w:p>
+          <w:p>
+            <w:pPr>
+              <w:spacing w:after="0" w:before="0"/>
+            </w:pPr>
+            <w:r>
+              <w:rPr>
+                <w:rFonts w:ascii="Calibri" w:cs="Calibri" w:eastAsia="Calibri" w:hAnsi="Calibri"/>
+                <w:b/>
+                <w:bCs/>
+                <w:color w:val="5B6B8C"/>
+                <w:sz w:val="19"/>
+                <w:szCs w:val="19"/>
+              </w:rPr>
+              <w:t xml:space="preserve">Lösung: </w:t>
+            </w:r>
+            <w:r>
+              <w:rPr>
+                <w:rFonts w:ascii="Calibri" w:cs="Calibri" w:eastAsia="Calibri" w:hAnsi="Calibri"/>
+                <w:color w:val="5B6B8C"/>
+                <w:sz w:val="19"/>
+                <w:szCs w:val="19"/>
+              </w:rPr>
+              <w:t xml:space="preserve">dass der Fremdling zehn Schuh größer war · dass Paddys Kindlein nicht erwacht · als er die Nase ragen sah</w:t>
             </w:r>
           </w:p>
         </w:tc>
@@ -5420,45 +5878,6 @@
           <w:szCs w:val="22"/>
         </w:rPr>
         <w:t xml:space="preserve"/>
-      </w:r>
-    </w:p>
-    <w:p>
-      <w:pPr>
-        <w:keepNext/>
-        <w:spacing w:after="100" w:before="200"/>
-      </w:pPr>
-      <w:r>
-        <w:rPr>
-          <w:rFonts w:ascii="Cambria" w:cs="Cambria" w:eastAsia="Cambria" w:hAnsi="Cambria"/>
-          <w:b/>
-          <w:bCs/>
-          <w:color w:val="D9534F"/>
-          <w:sz w:val="28"/>
-          <w:szCs w:val="28"/>
-        </w:rPr>
-        <w:t xml:space="preserve">V  </w:t>
-      </w:r>
-      <w:r>
-        <w:rPr>
-          <w:rFonts w:ascii="Cambria" w:cs="Cambria" w:eastAsia="Cambria" w:hAnsi="Cambria"/>
-          <w:b/>
-          <w:bCs/>
-          <w:color w:val="1E2761"/>
-          <w:sz w:val="28"/>
-          <w:szCs w:val="28"/>
-        </w:rPr>
-        <w:t xml:space="preserve">Verarbeiten: Ü3 Sätze verbinden, Ü4 Fehler im Chat</w:t>
-      </w:r>
-      <w:r>
-        <w:rPr>
-          <w:rFonts w:ascii="Calibri" w:cs="Calibri" w:eastAsia="Calibri" w:hAnsi="Calibri"/>
-          <w:b/>
-          <w:bCs/>
-          <w:color w:val="C77C12"/>
-          <w:sz w:val="20"/>
-          <w:szCs w:val="20"/>
-        </w:rPr>
-        <w:t xml:space="preserve">   18 Min.</w:t>
       </w:r>
     </w:p>
     <w:tbl>
@@ -5526,7 +5945,7 @@
                 <w:sz w:val="20"/>
                 <w:szCs w:val="20"/>
               </w:rPr>
-              <w:t xml:space="preserve">arbeitet allein</w:t>
+              <w:t xml:space="preserve">arbeitet zu zweit</w:t>
             </w:r>
           </w:p>
         </w:tc>
@@ -5571,32 +5990,21 @@
                 <w:sz w:val="21"/>
                 <w:szCs w:val="21"/>
               </w:rPr>
-              <w:t xml:space="preserve">„Jetzt arbeitet ihr allein. Ü3 steht auf der Folie. Verbindet die Sätze mit der Subjunktion in Klammern und schreibt den ganzen Satz ins Heft. Kreist die Subjunktion ein und unterstreicht das finite Verb. Acht Minuten. Nummer 6 hat einen Stern. Fertig? Stift hinlegen.“</w:t>
-            </w:r>
-          </w:p>
-          <w:p>
-            <w:pPr>
-              <w:spacing w:after="0" w:before="0"/>
-            </w:pPr>
-            <w:r>
-              <w:rPr>
-                <w:rFonts w:ascii="Calibri" w:cs="Calibri" w:eastAsia="Calibri" w:hAnsi="Calibri"/>
-                <w:b/>
-                <w:bCs/>
-                <w:color w:val="5B6B8C"/>
-                <w:sz w:val="19"/>
-                <w:szCs w:val="19"/>
-              </w:rPr>
-              <w:t xml:space="preserve">Lösung: </w:t>
-            </w:r>
-            <w:r>
-              <w:rPr>
-                <w:rFonts w:ascii="Calibri" w:cs="Calibri" w:eastAsia="Calibri" w:hAnsi="Calibri"/>
-                <w:color w:val="5B6B8C"/>
-                <w:sz w:val="19"/>
-                <w:szCs w:val="19"/>
-              </w:rPr>
-              <w:t xml:space="preserve">1 Ich trainiere heute länger, weil am Samstag ein Wettkampf ist. · 2 Der Trainer sagt, dass wir nach Frankfurt (Oder) fahren. · 3 Ich war nervös, als ich auf der Matte stand. · 4 Wir gewinnen, wenn wir als Team spielen. · 5 Ich bin stolz, weil ich 80 kg gestoßen habe. · *6 Der Trainer fragt, ob ich gut geschlafen habe.</w:t>
+              <w:t xml:space="preserve">„Vergleicht zu zweit: Was fällt euch auf, wenn ihr diese Sätze mit den Sätzen von eben vergleicht? Zwei Minuten.“</w:t>
+            </w:r>
+          </w:p>
+          <w:p>
+            <w:pPr>
+              <w:spacing w:after="50" w:before="0"/>
+            </w:pPr>
+            <w:r>
+              <w:rPr>
+                <w:rFonts w:ascii="Calibri" w:cs="Calibri" w:eastAsia="Calibri" w:hAnsi="Calibri"/>
+                <w:color w:val="000000"/>
+                <w:sz w:val="21"/>
+                <w:szCs w:val="21"/>
+              </w:rPr>
+              <w:t xml:space="preserve">Erwartet: Das finite Verb steht am Ende; vorne steht dass oder als; davor ein Komma.</w:t>
             </w:r>
           </w:p>
         </w:tc>
@@ -5726,7 +6134,7 @@
                 <w:sz w:val="21"/>
                 <w:szCs w:val="21"/>
               </w:rPr>
-              <w:t xml:space="preserve">„Wir prüfen gemeinsam, Satz für Satz. Wer drankommt, liest seinen Satz vor und sagt, wo das finite Verb steht und wo das Komma hin muss. Dann decke ich auf. Alle verbessern im Heft mit Grün.“</w:t>
+              <w:t xml:space="preserve">„Wer drankommt, sagt, was er entdeckt hat. Alle prüfen mit.“</w:t>
             </w:r>
           </w:p>
           <w:p>
@@ -5740,7 +6148,7 @@
                 <w:sz w:val="21"/>
                 <w:szCs w:val="21"/>
               </w:rPr>
-              <w:t xml:space="preserve">Folie 22 bis 27: Mit jedem Klick erscheint der nächste Lösungssatz (Subjunktion violett, finites Verb unterstrichen, Hilfsverb rot). Bei Satz 5 nachfragen: Welches Verb ist hier finit? (habe – das Hilfsverb). Niemand geht an die Tafel.</w:t>
+              <w:t xml:space="preserve">Tafelbild entwickeln (siehe oben): Hauptsatz – Nebensatz. Fachbegriffe einführen: Subjunktion, Nebensatz.</w:t>
             </w:r>
           </w:p>
         </w:tc>
@@ -5825,7 +6233,7 @@
                 <w:sz w:val="20"/>
                 <w:szCs w:val="20"/>
               </w:rPr>
-              <w:t xml:space="preserve">arbeitet zu zweit</w:t>
+              <w:t xml:space="preserve">hört zu</w:t>
             </w:r>
           </w:p>
         </w:tc>
@@ -5870,7 +6278,7 @@
                 <w:sz w:val="21"/>
                 <w:szCs w:val="21"/>
               </w:rPr>
-              <w:t xml:space="preserve">„Ü4: Im Chat stecken Fehler. Findet sie zu zweit und schreibt die Sätze richtig ins Heft. Notiert, ob es um die Verbstellung oder um das Komma geht. Fünf Minuten.“</w:t>
+              <w:t xml:space="preserve">„Stifte liegen. Ihr hört nur zu. Was ihr entdeckt habt, ist eine feste Regel. Ich teile den Merksatz aus. Klebt ihn ein. Wir lesen ihn zusammen.“</w:t>
             </w:r>
           </w:p>
           <w:p>
@@ -5884,32 +6292,7 @@
                 <w:sz w:val="21"/>
                 <w:szCs w:val="21"/>
               </w:rPr>
-              <w:t xml:space="preserve">Danach Folie 29 (Lösung) zeigen, alle verbessern mit Grün. Kurz besprechen: Beim Sprechen hört man oft „weil ich muss …“. Im Geschriebenen ist das falsch.</w:t>
-            </w:r>
-          </w:p>
-          <w:p>
-            <w:pPr>
-              <w:spacing w:after="0" w:before="0"/>
-            </w:pPr>
-            <w:r>
-              <w:rPr>
-                <w:rFonts w:ascii="Calibri" w:cs="Calibri" w:eastAsia="Calibri" w:hAnsi="Calibri"/>
-                <w:b/>
-                <w:bCs/>
-                <w:color w:val="5B6B8C"/>
-                <w:sz w:val="19"/>
-                <w:szCs w:val="19"/>
-              </w:rPr>
-              <w:t xml:space="preserve">Lösung: </w:t>
-            </w:r>
-            <w:r>
-              <w:rPr>
-                <w:rFonts w:ascii="Calibri" w:cs="Calibri" w:eastAsia="Calibri" w:hAnsi="Calibri"/>
-                <w:color w:val="5B6B8C"/>
-                <w:sz w:val="19"/>
-                <w:szCs w:val="19"/>
-              </w:rPr>
-              <w:t xml:space="preserve">1 …, weil ich noch duschen muss. · 2 …, dass wir morgen frei haben. · 3 Weißt du, ob der Neue auch kommt? · 4 Ich freue mich, weil wir frei haben. (Komma fehlt)</w:t>
+              <w:t xml:space="preserve">Folie 24. Auf das Perfekt-Beispiel hinweisen: Das Hilfsverb ist finit und wandert ans Ende (Bezug zur Verb-Einheit). Bezug Englisch: because he is afraid – dort bleibt das Verb vorne.</w:t>
             </w:r>
           </w:p>
         </w:tc>
@@ -5954,7 +6337,7 @@
           <w:sz w:val="28"/>
           <w:szCs w:val="28"/>
         </w:rPr>
-        <w:t xml:space="preserve">* Verarbeiten: Ü5 zurück zur Ballade</w:t>
+        <w:t xml:space="preserve">Verarbeiten: Ü5 Sätze verbinden</w:t>
       </w:r>
       <w:r>
         <w:rPr>
@@ -5965,7 +6348,7 @@
           <w:sz w:val="20"/>
           <w:szCs w:val="20"/>
         </w:rPr>
-        <w:t xml:space="preserve">   5 Min.</w:t>
+        <w:t xml:space="preserve">   12 Min.</w:t>
       </w:r>
     </w:p>
     <w:tbl>
@@ -6078,7 +6461,7 @@
                 <w:sz w:val="21"/>
                 <w:szCs w:val="21"/>
               </w:rPr>
-              <w:t xml:space="preserve">„Wer fertig ist: Ü5. Schreibt mindestens drei Sätze über die Ballade mit den Satzanfängen auf der Folie.“</w:t>
+              <w:t xml:space="preserve">„Jetzt arbeitet ihr allein. Ü5 steht auf der Folie. Verbindet die Sätze mit der Subjunktion in Klammern und schreibt den ganzen Satz ins Heft. Kreist die Subjunktion ein und unterstreicht das finite Verb. Acht Minuten. Nummer 6 hat einen Stern. Fertig? Stift hinlegen.“</w:t>
             </w:r>
           </w:p>
           <w:p>
@@ -6103,7 +6486,7 @@
                 <w:sz w:val="19"/>
                 <w:szCs w:val="19"/>
               </w:rPr>
-              <w:t xml:space="preserve">z. B. … weil er Angst vor dem Schotten hat · … dass Paddy ihr Baby ist · … als er die riesige Nase sieht · … weil er glaubt, dass der Vater noch größer ist</w:t>
+              <w:t xml:space="preserve">1 Ich trainiere heute länger, weil am Samstag ein Wettkampf ist. · 2 Der Trainer sagt, dass wir nach Frankfurt (Oder) fahren. · 3 Ich war nervös, als ich auf der Matte stand. · 4 Wir gewinnen, wenn wir als Team spielen. · 5 Ich bin stolz, weil ich 80 kg gestoßen habe. · *6 Der Trainer fragt, ob ich gut geschlafen habe.</w:t>
             </w:r>
           </w:p>
         </w:tc>
@@ -6121,45 +6504,6 @@
           <w:szCs w:val="22"/>
         </w:rPr>
         <w:t xml:space="preserve"/>
-      </w:r>
-    </w:p>
-    <w:p>
-      <w:pPr>
-        <w:keepNext/>
-        <w:spacing w:after="100" w:before="200"/>
-      </w:pPr>
-      <w:r>
-        <w:rPr>
-          <w:rFonts w:ascii="Cambria" w:cs="Cambria" w:eastAsia="Cambria" w:hAnsi="Cambria"/>
-          <w:b/>
-          <w:bCs/>
-          <w:color w:val="D9534F"/>
-          <w:sz w:val="28"/>
-          <w:szCs w:val="28"/>
-        </w:rPr>
-        <w:t xml:space="preserve">A  </w:t>
-      </w:r>
-      <w:r>
-        <w:rPr>
-          <w:rFonts w:ascii="Cambria" w:cs="Cambria" w:eastAsia="Cambria" w:hAnsi="Cambria"/>
-          <w:b/>
-          <w:bCs/>
-          <w:color w:val="1E2761"/>
-          <w:sz w:val="28"/>
-          <w:szCs w:val="28"/>
-        </w:rPr>
-        <w:t xml:space="preserve">Auswerten: Zielcheck</w:t>
-      </w:r>
-      <w:r>
-        <w:rPr>
-          <w:rFonts w:ascii="Calibri" w:cs="Calibri" w:eastAsia="Calibri" w:hAnsi="Calibri"/>
-          <w:b/>
-          <w:bCs/>
-          <w:color w:val="C77C12"/>
-          <w:sz w:val="20"/>
-          <w:szCs w:val="20"/>
-        </w:rPr>
-        <w:t xml:space="preserve">   6 Min.</w:t>
       </w:r>
     </w:p>
     <w:tbl>
@@ -6272,32 +6616,21 @@
                 <w:sz w:val="21"/>
                 <w:szCs w:val="21"/>
               </w:rPr>
-              <w:t xml:space="preserve">„* Forscherfrage: In Strophe 3 steht: Und als er stapfte durch den Sund. Was ist hier anders – und warum macht der Dichter das?“</w:t>
-            </w:r>
-          </w:p>
-          <w:p>
-            <w:pPr>
-              <w:spacing w:after="0" w:before="0"/>
-            </w:pPr>
-            <w:r>
-              <w:rPr>
-                <w:rFonts w:ascii="Calibri" w:cs="Calibri" w:eastAsia="Calibri" w:hAnsi="Calibri"/>
-                <w:b/>
-                <w:bCs/>
-                <w:color w:val="5B6B8C"/>
-                <w:sz w:val="19"/>
-                <w:szCs w:val="19"/>
-              </w:rPr>
-              <w:t xml:space="preserve">Lösung: </w:t>
-            </w:r>
-            <w:r>
-              <w:rPr>
-                <w:rFonts w:ascii="Calibri" w:cs="Calibri" w:eastAsia="Calibri" w:hAnsi="Calibri"/>
-                <w:color w:val="5B6B8C"/>
-                <w:sz w:val="19"/>
-                <w:szCs w:val="19"/>
-              </w:rPr>
-              <w:t xml:space="preserve">Das finite Verb steht nicht am Ende. Der Dichter weicht wegen Reim und Rhythmus ab (Sund – stund). Im Gedicht ist das erlaubt, im Aufsatz gilt die Regel.</w:t>
+              <w:t xml:space="preserve">„Wir prüfen gemeinsam, Satz für Satz. Wer drankommt, liest seinen Satz vor und sagt, wo das finite Verb steht und wo das Komma hin muss. Dann decke ich auf. Alle verbessern im Heft mit Grün.“</w:t>
+            </w:r>
+          </w:p>
+          <w:p>
+            <w:pPr>
+              <w:spacing w:after="50" w:before="0"/>
+            </w:pPr>
+            <w:r>
+              <w:rPr>
+                <w:rFonts w:ascii="Calibri" w:cs="Calibri" w:eastAsia="Calibri" w:hAnsi="Calibri"/>
+                <w:color w:val="000000"/>
+                <w:sz w:val="21"/>
+                <w:szCs w:val="21"/>
+              </w:rPr>
+              <w:t xml:space="preserve">Folie 26 bis 31: Mit jedem Klick erscheint der nächste Lösungssatz (Subjunktion violett, finites Verb unterstrichen, Hilfsverb rot). Bei Satz 5 nachfragen: Welches Verb ist hier finit? (habe – das Hilfsverb). Niemand geht an die Tafel.</w:t>
             </w:r>
           </w:p>
         </w:tc>
@@ -6315,6 +6648,45 @@
           <w:szCs w:val="22"/>
         </w:rPr>
         <w:t xml:space="preserve"/>
+      </w:r>
+    </w:p>
+    <w:p>
+      <w:pPr>
+        <w:keepNext/>
+        <w:spacing w:after="100" w:before="200"/>
+      </w:pPr>
+      <w:r>
+        <w:rPr>
+          <w:rFonts w:ascii="Cambria" w:cs="Cambria" w:eastAsia="Cambria" w:hAnsi="Cambria"/>
+          <w:b/>
+          <w:bCs/>
+          <w:color w:val="D9534F"/>
+          <w:sz w:val="28"/>
+          <w:szCs w:val="28"/>
+        </w:rPr>
+        <w:t xml:space="preserve">V  </w:t>
+      </w:r>
+      <w:r>
+        <w:rPr>
+          <w:rFonts w:ascii="Cambria" w:cs="Cambria" w:eastAsia="Cambria" w:hAnsi="Cambria"/>
+          <w:b/>
+          <w:bCs/>
+          <w:color w:val="1E2761"/>
+          <w:sz w:val="28"/>
+          <w:szCs w:val="28"/>
+        </w:rPr>
+        <w:t xml:space="preserve">* Verarbeiten: Ü6 zurück zur Ballade</w:t>
+      </w:r>
+      <w:r>
+        <w:rPr>
+          <w:rFonts w:ascii="Calibri" w:cs="Calibri" w:eastAsia="Calibri" w:hAnsi="Calibri"/>
+          <w:b/>
+          <w:bCs/>
+          <w:color w:val="C77C12"/>
+          <w:sz w:val="20"/>
+          <w:szCs w:val="20"/>
+        </w:rPr>
+        <w:t xml:space="preserve">   5 Min.</w:t>
       </w:r>
     </w:p>
     <w:tbl>
@@ -6427,7 +6799,7 @@
                 <w:sz w:val="21"/>
                 <w:szCs w:val="21"/>
               </w:rPr>
-              <w:t xml:space="preserve">„Zielcheck. Jetzt arbeitet ihr allein. Löst die drei Aufgaben auf der Folie im Heft. Sie zeigen, ob ihr unsere Ziele erreicht habt. Vier Minuten. Fertig? Stift hinlegen.“</w:t>
+              <w:t xml:space="preserve">„Wer fertig ist: Ü6. Schreibt mindestens drei Sätze über die Ballade mit den Satzanfängen auf der Folie.“</w:t>
             </w:r>
           </w:p>
           <w:p>
@@ -6452,7 +6824,7 @@
                 <w:sz w:val="19"/>
                 <w:szCs w:val="19"/>
               </w:rPr>
-              <w:t xml:space="preserve">Ziel 1: Falsch – Paddy greift nicht an. Der Schotte sieht die riesige Nase des „Babys“ und glaubt, der Vater müsse noch viel größer sein (Str. 8–10). · Ziel 2 a: Der Schotte erschrickt, als er die riesige Nase sieht. · Ziel 2 b: Falsch – im Nebensatz steht das finite Verb am Ende: …, weil er Angst hat.</w:t>
+              <w:t xml:space="preserve">z. B. … weil er Angst vor dem Schotten hat · … dass Paddy ihr Baby ist · … als er die riesige Nase sieht · … weil er glaubt, dass der Vater noch größer ist</w:t>
             </w:r>
           </w:p>
         </w:tc>
@@ -6470,6 +6842,45 @@
           <w:szCs w:val="22"/>
         </w:rPr>
         <w:t xml:space="preserve"/>
+      </w:r>
+    </w:p>
+    <w:p>
+      <w:pPr>
+        <w:keepNext/>
+        <w:spacing w:after="100" w:before="200"/>
+      </w:pPr>
+      <w:r>
+        <w:rPr>
+          <w:rFonts w:ascii="Cambria" w:cs="Cambria" w:eastAsia="Cambria" w:hAnsi="Cambria"/>
+          <w:b/>
+          <w:bCs/>
+          <w:color w:val="D9534F"/>
+          <w:sz w:val="28"/>
+          <w:szCs w:val="28"/>
+        </w:rPr>
+        <w:t xml:space="preserve">A  </w:t>
+      </w:r>
+      <w:r>
+        <w:rPr>
+          <w:rFonts w:ascii="Cambria" w:cs="Cambria" w:eastAsia="Cambria" w:hAnsi="Cambria"/>
+          <w:b/>
+          <w:bCs/>
+          <w:color w:val="1E2761"/>
+          <w:sz w:val="28"/>
+          <w:szCs w:val="28"/>
+        </w:rPr>
+        <w:t xml:space="preserve">Auswerten: Zielcheck</w:t>
+      </w:r>
+      <w:r>
+        <w:rPr>
+          <w:rFonts w:ascii="Calibri" w:cs="Calibri" w:eastAsia="Calibri" w:hAnsi="Calibri"/>
+          <w:b/>
+          <w:bCs/>
+          <w:color w:val="C77C12"/>
+          <w:sz w:val="20"/>
+          <w:szCs w:val="20"/>
+        </w:rPr>
+        <w:t xml:space="preserve">   6 Min.</w:t>
       </w:r>
     </w:p>
     <w:tbl>
@@ -6537,7 +6948,7 @@
                 <w:sz w:val="20"/>
                 <w:szCs w:val="20"/>
               </w:rPr>
-              <w:t xml:space="preserve">kontrolliert</w:t>
+              <w:t xml:space="preserve">macht mündlich mit</w:t>
             </w:r>
           </w:p>
         </w:tc>
@@ -6582,21 +6993,32 @@
                 <w:sz w:val="21"/>
                 <w:szCs w:val="21"/>
               </w:rPr>
-              <w:t xml:space="preserve">„Vergleicht mit der Lösung auf der Folie und verbessert mit Grün.“</w:t>
-            </w:r>
-          </w:p>
-          <w:p>
-            <w:pPr>
-              <w:spacing w:after="50" w:before="0"/>
-            </w:pPr>
-            <w:r>
-              <w:rPr>
-                <w:rFonts w:ascii="Calibri" w:cs="Calibri" w:eastAsia="Calibri" w:hAnsi="Calibri"/>
-                <w:color w:val="000000"/>
-                <w:sz w:val="21"/>
-                <w:szCs w:val="21"/>
-              </w:rPr>
-              <w:t xml:space="preserve">Folie 32. Herumgehen und schauen, wer bei 2 a oder 2 b noch Fehler hat – diese Fälle am Donnerstag in der Wiederholung aufgreifen. Folie 2 noch einmal zeigen: Was mit * offen ist, kommt am Donnerstag.</w:t>
+              <w:t xml:space="preserve">„* Forscherfrage: In Strophe 3 steht: Und als er stapfte durch den Sund. Was ist hier anders – und warum macht der Dichter das?“</w:t>
+            </w:r>
+          </w:p>
+          <w:p>
+            <w:pPr>
+              <w:spacing w:after="0" w:before="0"/>
+            </w:pPr>
+            <w:r>
+              <w:rPr>
+                <w:rFonts w:ascii="Calibri" w:cs="Calibri" w:eastAsia="Calibri" w:hAnsi="Calibri"/>
+                <w:b/>
+                <w:bCs/>
+                <w:color w:val="5B6B8C"/>
+                <w:sz w:val="19"/>
+                <w:szCs w:val="19"/>
+              </w:rPr>
+              <w:t xml:space="preserve">Lösung: </w:t>
+            </w:r>
+            <w:r>
+              <w:rPr>
+                <w:rFonts w:ascii="Calibri" w:cs="Calibri" w:eastAsia="Calibri" w:hAnsi="Calibri"/>
+                <w:color w:val="5B6B8C"/>
+                <w:sz w:val="19"/>
+                <w:szCs w:val="19"/>
+              </w:rPr>
+              <w:t xml:space="preserve">Das finite Verb steht nicht am Ende. Der Dichter weicht wegen Reim und Rhythmus ab (Sund – stund). Im Gedicht ist das erlaubt, im Aufsatz gilt die Regel.</w:t>
             </w:r>
           </w:p>
         </w:tc>
@@ -6616,6 +7038,305 @@
         <w:t xml:space="preserve"/>
       </w:r>
     </w:p>
+    <w:tbl>
+      <w:tblPr>
+        <w:tblW w:type="dxa" w:w="10206"/>
+        <w:tblBorders>
+          <w:top w:val="single" w:color="auto" w:sz="4"/>
+          <w:left w:val="single" w:color="auto" w:sz="4"/>
+          <w:bottom w:val="single" w:color="auto" w:sz="4"/>
+          <w:right w:val="single" w:color="auto" w:sz="4"/>
+          <w:insideH w:val="single" w:color="auto" w:sz="4"/>
+          <w:insideV w:val="single" w:color="auto" w:sz="4"/>
+        </w:tblBorders>
+      </w:tblPr>
+      <w:tblGrid>
+        <w:gridCol w:w="1700"/>
+        <w:gridCol w:w="8506"/>
+      </w:tblGrid>
+      <w:tr>
+        <w:trPr>
+          <w:cantSplit/>
+        </w:trPr>
+        <w:tc>
+          <w:tcPr>
+            <w:tcW w:type="dxa" w:w="1700"/>
+            <w:tcBorders>
+              <w:top w:val="single" w:color="D5DDEE" w:sz="6"/>
+              <w:left w:val="single" w:color="D5DDEE" w:sz="6"/>
+              <w:bottom w:val="single" w:color="D5DDEE" w:sz="6"/>
+              <w:right w:val="single" w:color="D5DDEE" w:sz="6"/>
+            </w:tcBorders>
+            <w:shd w:fill="F4F7FD" w:color="auto" w:val="clear"/>
+            <w:tcMar>
+              <w:top w:type="dxa" w:w="100"/>
+              <w:left w:type="dxa" w:w="100"/>
+              <w:bottom w:type="dxa" w:w="100"/>
+              <w:right w:type="dxa" w:w="100"/>
+            </w:tcMar>
+            <w:vAlign w:val="top"/>
+          </w:tcPr>
+          <w:p>
+            <w:pPr>
+              <w:spacing w:after="10" w:before="0"/>
+            </w:pPr>
+            <w:r>
+              <w:rPr>
+                <w:rFonts w:ascii="Calibri" w:cs="Calibri" w:eastAsia="Calibri" w:hAnsi="Calibri"/>
+                <w:color w:val="5B6B8C"/>
+                <w:sz w:val="16"/>
+                <w:szCs w:val="16"/>
+              </w:rPr>
+              <w:t xml:space="preserve">Klasse</w:t>
+            </w:r>
+          </w:p>
+          <w:p>
+            <w:pPr>
+              <w:spacing w:after="0" w:before="0"/>
+            </w:pPr>
+            <w:r>
+              <w:rPr>
+                <w:rFonts w:ascii="Calibri" w:cs="Calibri" w:eastAsia="Calibri" w:hAnsi="Calibri"/>
+                <w:b/>
+                <w:bCs/>
+                <w:color w:val="1E2761"/>
+                <w:sz w:val="20"/>
+                <w:szCs w:val="20"/>
+              </w:rPr>
+              <w:t xml:space="preserve">arbeitet allein</w:t>
+            </w:r>
+          </w:p>
+        </w:tc>
+        <w:tc>
+          <w:tcPr>
+            <w:tcW w:type="dxa" w:w="8506"/>
+            <w:tcBorders>
+              <w:top w:val="single" w:color="D5DDEE" w:sz="6"/>
+              <w:left w:val="single" w:color="D5DDEE" w:sz="6"/>
+              <w:bottom w:val="single" w:color="D5DDEE" w:sz="6"/>
+              <w:right w:val="single" w:color="D5DDEE" w:sz="6"/>
+            </w:tcBorders>
+            <w:tcMar>
+              <w:top w:type="dxa" w:w="100"/>
+              <w:left w:type="dxa" w:w="160"/>
+              <w:bottom w:type="dxa" w:w="100"/>
+              <w:right w:type="dxa" w:w="100"/>
+            </w:tcMar>
+            <w:vAlign w:val="top"/>
+          </w:tcPr>
+          <w:p>
+            <w:pPr>
+              <w:spacing w:after="60" w:before="0"/>
+            </w:pPr>
+            <w:r>
+              <w:rPr>
+                <w:rFonts w:ascii="Calibri" w:cs="Calibri" w:eastAsia="Calibri" w:hAnsi="Calibri"/>
+                <w:b/>
+                <w:bCs/>
+                <w:color w:val="D9534F"/>
+                <w:sz w:val="20"/>
+                <w:szCs w:val="20"/>
+              </w:rPr>
+              <w:t xml:space="preserve">Ansage: </w:t>
+            </w:r>
+            <w:r>
+              <w:rPr>
+                <w:rFonts w:ascii="Calibri" w:cs="Calibri" w:eastAsia="Calibri" w:hAnsi="Calibri"/>
+                <w:i/>
+                <w:iCs/>
+                <w:color w:val="000000"/>
+                <w:sz w:val="21"/>
+                <w:szCs w:val="21"/>
+              </w:rPr>
+              <w:t xml:space="preserve">„Zielcheck. Jetzt arbeitet ihr allein. Löst die drei Aufgaben auf der Folie im Heft. Sie zeigen, ob ihr unsere Ziele erreicht habt. Vier Minuten. Fertig? Stift hinlegen.“</w:t>
+            </w:r>
+          </w:p>
+          <w:p>
+            <w:pPr>
+              <w:spacing w:after="0" w:before="0"/>
+            </w:pPr>
+            <w:r>
+              <w:rPr>
+                <w:rFonts w:ascii="Calibri" w:cs="Calibri" w:eastAsia="Calibri" w:hAnsi="Calibri"/>
+                <w:b/>
+                <w:bCs/>
+                <w:color w:val="5B6B8C"/>
+                <w:sz w:val="19"/>
+                <w:szCs w:val="19"/>
+              </w:rPr>
+              <w:t xml:space="preserve">Lösung: </w:t>
+            </w:r>
+            <w:r>
+              <w:rPr>
+                <w:rFonts w:ascii="Calibri" w:cs="Calibri" w:eastAsia="Calibri" w:hAnsi="Calibri"/>
+                <w:color w:val="5B6B8C"/>
+                <w:sz w:val="19"/>
+                <w:szCs w:val="19"/>
+              </w:rPr>
+              <w:t xml:space="preserve">Ziel 1: Falsch – Paddy greift nicht an. Der Schotte sieht die riesige Nase des „Babys“ und glaubt, der Vater müsse noch viel größer sein (Str. 8–10). · Ziel 2 a: Der Schotte erschrickt, als er die riesige Nase sieht. · Ziel 2 b: Falsch – im Nebensatz steht das finite Verb am Ende: …, weil er Angst hat.</w:t>
+            </w:r>
+          </w:p>
+        </w:tc>
+      </w:tr>
+    </w:tbl>
+    <w:p>
+      <w:pPr>
+        <w:spacing w:after="40" w:before="0"/>
+      </w:pPr>
+      <w:r>
+        <w:rPr>
+          <w:rFonts w:ascii="Calibri" w:cs="Calibri" w:eastAsia="Calibri" w:hAnsi="Calibri"/>
+          <w:color w:val="000000"/>
+          <w:sz w:val="22"/>
+          <w:szCs w:val="22"/>
+        </w:rPr>
+        <w:t xml:space="preserve"/>
+      </w:r>
+    </w:p>
+    <w:tbl>
+      <w:tblPr>
+        <w:tblW w:type="dxa" w:w="10206"/>
+        <w:tblBorders>
+          <w:top w:val="single" w:color="auto" w:sz="4"/>
+          <w:left w:val="single" w:color="auto" w:sz="4"/>
+          <w:bottom w:val="single" w:color="auto" w:sz="4"/>
+          <w:right w:val="single" w:color="auto" w:sz="4"/>
+          <w:insideH w:val="single" w:color="auto" w:sz="4"/>
+          <w:insideV w:val="single" w:color="auto" w:sz="4"/>
+        </w:tblBorders>
+      </w:tblPr>
+      <w:tblGrid>
+        <w:gridCol w:w="1700"/>
+        <w:gridCol w:w="8506"/>
+      </w:tblGrid>
+      <w:tr>
+        <w:trPr>
+          <w:cantSplit/>
+        </w:trPr>
+        <w:tc>
+          <w:tcPr>
+            <w:tcW w:type="dxa" w:w="1700"/>
+            <w:tcBorders>
+              <w:top w:val="single" w:color="D5DDEE" w:sz="6"/>
+              <w:left w:val="single" w:color="D5DDEE" w:sz="6"/>
+              <w:bottom w:val="single" w:color="D5DDEE" w:sz="6"/>
+              <w:right w:val="single" w:color="D5DDEE" w:sz="6"/>
+            </w:tcBorders>
+            <w:shd w:fill="F4F7FD" w:color="auto" w:val="clear"/>
+            <w:tcMar>
+              <w:top w:type="dxa" w:w="100"/>
+              <w:left w:type="dxa" w:w="100"/>
+              <w:bottom w:type="dxa" w:w="100"/>
+              <w:right w:type="dxa" w:w="100"/>
+            </w:tcMar>
+            <w:vAlign w:val="top"/>
+          </w:tcPr>
+          <w:p>
+            <w:pPr>
+              <w:spacing w:after="10" w:before="0"/>
+            </w:pPr>
+            <w:r>
+              <w:rPr>
+                <w:rFonts w:ascii="Calibri" w:cs="Calibri" w:eastAsia="Calibri" w:hAnsi="Calibri"/>
+                <w:color w:val="5B6B8C"/>
+                <w:sz w:val="16"/>
+                <w:szCs w:val="16"/>
+              </w:rPr>
+              <w:t xml:space="preserve">Klasse</w:t>
+            </w:r>
+          </w:p>
+          <w:p>
+            <w:pPr>
+              <w:spacing w:after="0" w:before="0"/>
+            </w:pPr>
+            <w:r>
+              <w:rPr>
+                <w:rFonts w:ascii="Calibri" w:cs="Calibri" w:eastAsia="Calibri" w:hAnsi="Calibri"/>
+                <w:b/>
+                <w:bCs/>
+                <w:color w:val="1E2761"/>
+                <w:sz w:val="20"/>
+                <w:szCs w:val="20"/>
+              </w:rPr>
+              <w:t xml:space="preserve">kontrolliert</w:t>
+            </w:r>
+          </w:p>
+        </w:tc>
+        <w:tc>
+          <w:tcPr>
+            <w:tcW w:type="dxa" w:w="8506"/>
+            <w:tcBorders>
+              <w:top w:val="single" w:color="D5DDEE" w:sz="6"/>
+              <w:left w:val="single" w:color="D5DDEE" w:sz="6"/>
+              <w:bottom w:val="single" w:color="D5DDEE" w:sz="6"/>
+              <w:right w:val="single" w:color="D5DDEE" w:sz="6"/>
+            </w:tcBorders>
+            <w:tcMar>
+              <w:top w:type="dxa" w:w="100"/>
+              <w:left w:type="dxa" w:w="160"/>
+              <w:bottom w:type="dxa" w:w="100"/>
+              <w:right w:type="dxa" w:w="100"/>
+            </w:tcMar>
+            <w:vAlign w:val="top"/>
+          </w:tcPr>
+          <w:p>
+            <w:pPr>
+              <w:spacing w:after="60" w:before="0"/>
+            </w:pPr>
+            <w:r>
+              <w:rPr>
+                <w:rFonts w:ascii="Calibri" w:cs="Calibri" w:eastAsia="Calibri" w:hAnsi="Calibri"/>
+                <w:b/>
+                <w:bCs/>
+                <w:color w:val="D9534F"/>
+                <w:sz w:val="20"/>
+                <w:szCs w:val="20"/>
+              </w:rPr>
+              <w:t xml:space="preserve">Ansage: </w:t>
+            </w:r>
+            <w:r>
+              <w:rPr>
+                <w:rFonts w:ascii="Calibri" w:cs="Calibri" w:eastAsia="Calibri" w:hAnsi="Calibri"/>
+                <w:i/>
+                <w:iCs/>
+                <w:color w:val="000000"/>
+                <w:sz w:val="21"/>
+                <w:szCs w:val="21"/>
+              </w:rPr>
+              <w:t xml:space="preserve">„Vergleicht mit der Lösung auf der Folie und verbessert mit Grün.“</w:t>
+            </w:r>
+          </w:p>
+          <w:p>
+            <w:pPr>
+              <w:spacing w:after="50" w:before="0"/>
+            </w:pPr>
+            <w:r>
+              <w:rPr>
+                <w:rFonts w:ascii="Calibri" w:cs="Calibri" w:eastAsia="Calibri" w:hAnsi="Calibri"/>
+                <w:color w:val="000000"/>
+                <w:sz w:val="21"/>
+                <w:szCs w:val="21"/>
+              </w:rPr>
+              <w:t xml:space="preserve">Folie 34. Herumgehen und schauen, wer bei 2 a oder 2 b noch Fehler hat – diese Fälle am Donnerstag in der Wiederholung aufgreifen. Folie 2 noch einmal zeigen: Was mit * offen ist, kommt am Donnerstag.</w:t>
+            </w:r>
+          </w:p>
+        </w:tc>
+      </w:tr>
+    </w:tbl>
+    <w:p>
+      <w:pPr>
+        <w:spacing w:after="40" w:before="0"/>
+      </w:pPr>
+      <w:r>
+        <w:rPr>
+          <w:rFonts w:ascii="Calibri" w:cs="Calibri" w:eastAsia="Calibri" w:hAnsi="Calibri"/>
+          <w:color w:val="000000"/>
+          <w:sz w:val="22"/>
+          <w:szCs w:val="22"/>
+        </w:rPr>
+        <w:t xml:space="preserve"/>
+      </w:r>
+    </w:p>
     <w:p>
       <w:pPr>
         <w:spacing w:after="100" w:before="0"/>
@@ -6856,7 +7577,7 @@
           <w:sz w:val="21"/>
           <w:szCs w:val="21"/>
         </w:rPr>
-        <w:t xml:space="preserve">77 Min. Pflicht, alles Weitere mit *, kaum Puffer – nach den bisherigen Erfahrungen bewusst knapp gehalten; Kürzungsoptionen sind benannt.</w:t>
+        <w:t xml:space="preserve">76 Min. Pflicht, alles Weitere mit *, kein Puffer – nach den bisherigen Erfahrungen bewusst knapp gehalten; Kürzungsoptionen sind benannt.</w:t>
       </w:r>
     </w:p>
     <w:p>
@@ -6947,7 +7668,7 @@
           <w:sz w:val="21"/>
           <w:szCs w:val="21"/>
         </w:rPr>
-        <w:t xml:space="preserve">Lehrkraft entwickelt mit der Klasse das Tafelbild Hauptsatz/Nebensatz und modelliert am Perfekt-Beispiel (Wir/Ich), danach Ü3–Ü5 selbstständig (Ihr).</w:t>
+        <w:t xml:space="preserve">Lehrkraft entwickelt mit der Klasse das Tafelbild Hauptsatz/Nebensatz und modelliert am Perfekt-Beispiel (Wir/Ich), danach Ü5–Ü5 selbstständig (Ihr).</w:t>
       </w:r>
     </w:p>
     <w:p>
@@ -6984,7 +7705,7 @@
           <w:sz w:val="21"/>
           <w:szCs w:val="21"/>
         </w:rPr>
-        <w:t xml:space="preserve">Aufdeck-Folien nach Ü1 und Ü3, Partnerkorrektur und Lösungsfolie bei Ü4, Zielcheck mit Lösungsfolie; typische Hürden vorab benannt: Hilfsverb ans Ende (Ü3 Nr. 5), gesprochenes „weil ich muss …“ (Ü4).</w:t>
+        <w:t xml:space="preserve">Lösungsfolie nach Ü1, Aufdeck-Folien nach Ü2 und Ü5, Zielcheck mit Lösungsfolie; typische Hürden vorab benannt: plausible Aussagen mit falschem Detail (Ü2), Hilfsverb ans Ende (Ü5 Nr. 5).</w:t>
       </w:r>
     </w:p>
     <w:p>
@@ -7027,7 +7748,7 @@
           <w:sz w:val="21"/>
           <w:szCs w:val="21"/>
         </w:rPr>
-        <w:t xml:space="preserve">Phänomen in der Ballade entdecken (dass, als) → Regel ableiten → an Sätzen aus dem Sportalltag üben → Fehleranalyse im Chat → zurück zur Ballade (Ü5).</w:t>
+        <w:t xml:space="preserve">Phänomen in der Ballade entdecken (dass, als) → Regel ableiten → an Sätzen aus dem Sportalltag üben → zurück zur Ballade (Ü5).</w:t>
       </w:r>
     </w:p>
     <w:p>
@@ -7122,7 +7843,7 @@
           <w:sz w:val="21"/>
           <w:szCs w:val="21"/>
         </w:rPr>
-        <w:t xml:space="preserve">Tandems lesestärker/leseschwächer; * 1 b, * Ü3 Nr. 6 (ob mit Personwechsel), * Ü5 und Forscherfrage für Schnelle; Satzanfänge in Ü5.</w:t>
+        <w:t xml:space="preserve">Tandems lesestärker/leseschwächer; * Ü3 mit Stichwörtern als Struktur fürs Nacherzählen, * Ü5 Nr. 6 (ob mit Personwechsel), * Ü6 und Forscherfrage für Schnelle; Satzanfänge in Ü6.</w:t>
       </w:r>
     </w:p>
     <w:p>
@@ -7191,7 +7912,7 @@
           <w:sz w:val="21"/>
           <w:szCs w:val="21"/>
         </w:rPr>
-        <w:t xml:space="preserve">Reicht die Zeit für Teil 1 ohne 1 b? Wo hakt das Tandemlesen?</w:t>
+        <w:t xml:space="preserve">Reicht die Zeit für Teil 1 ohne Ü3? Sitzt das Belegen nach dem kurzen Input (Ü1), oder braucht es am Donnerstag noch eine Wiederholung?</w:t>
       </w:r>
     </w:p>
     <w:p>
@@ -7243,7 +7964,7 @@
           <w:sz w:val="21"/>
           <w:szCs w:val="21"/>
         </w:rPr>
-        <w:t xml:space="preserve">Gelingt Ü3 Nr. 5 (Hilfsverb ans Ende)? Bleibt das gesprochene „weil ich muss …“ hartnäckig?</w:t>
+        <w:t xml:space="preserve">Gelingt Ü5 Nr. 5 (Hilfsverb ans Ende)? Die Chat-Fehler (gesprochenes „weil ich muss …“) kommen am Donnerstag als Wiederholung.</w:t>
       </w:r>
     </w:p>
     <w:p>
